--- a/docs/word/09_Guion_Sustentacion.docx
+++ b/docs/word/09_Guion_Sustentacion.docx
@@ -1582,7 +1582,7 @@
         <w:pStyle w:val="ListBullet"/>
       </w:pPr>
       <w:r>
-        <w:t>El MVP es demostrable, pero la puesta en producción requiere backend, autenticación y base de datos.</w:t>
+        <w:t>La arquitectura MVC estricta separa View, Controller y Model; la puesta en producción requiere autenticación, roles, auditoría y respaldo.</w:t>
       </w:r>
     </w:p>
     <w:p>
@@ -1738,7 +1738,7 @@
                 <w:color w:val="222222"/>
                 <w:sz w:val="18"/>
               </w:rPr>
-              <w:t>Permite demostrar el flujo sin depender de un servidor; SQL Server queda preparado para la fase multiusuario.</w:t>
+              <w:t>Es una alternativa demo sin servidor; la ejecución solicitada en Visual Studio usa MVC estricto y SQL Server LocalDB.</w:t>
             </w:r>
           </w:p>
         </w:tc>

--- a/docs/word/09_Guion_Sustentacion.docx
+++ b/docs/word/09_Guion_Sustentacion.docx
@@ -2,9 +2,6 @@
 <file path=word/document.xml><?xml version="1.0" encoding="utf-8"?>
 <w:document xmlns:wpc="http://schemas.microsoft.com/office/word/2010/wordprocessingCanvas" xmlns:mo="http://schemas.microsoft.com/office/mac/office/2008/main" xmlns:mc="http://schemas.openxmlformats.org/markup-compatibility/2006" xmlns:mv="urn:schemas-microsoft-com:mac:vml" xmlns:o="urn:schemas-microsoft-com:office:office" xmlns:r="http://schemas.openxmlformats.org/officeDocument/2006/relationships" xmlns:m="http://schemas.openxmlformats.org/officeDocument/2006/math" xmlns:v="urn:schemas-microsoft-com:vml" xmlns:wp14="http://schemas.microsoft.com/office/word/2010/wordprocessingDrawing" xmlns:wp="http://schemas.openxmlformats.org/drawingml/2006/wordprocessingDrawing" xmlns:w10="urn:schemas-microsoft-com:office:word" xmlns:w="http://schemas.openxmlformats.org/wordprocessingml/2006/main" xmlns:w14="http://schemas.microsoft.com/office/word/2010/wordml" xmlns:wpg="http://schemas.microsoft.com/office/word/2010/wordprocessingGroup" xmlns:wpi="http://schemas.microsoft.com/office/word/2010/wordprocessingInk" xmlns:wne="http://schemas.microsoft.com/office/word/2006/wordml" xmlns:wps="http://schemas.microsoft.com/office/word/2010/wordprocessingShape" mc:Ignorable="w14 wp14">
   <w:body>
-    <w:p>
-      <w:pPr/>
-    </w:p>
     <w:p>
       <w:pPr/>
     </w:p>
@@ -14,6 +11,25 @@
         <w:jc w:val="center"/>
       </w:pPr>
       <w:r>
+        <w:rPr>
+          <w:rFonts w:ascii="Arial" w:hAnsi="Arial" w:eastAsia="Arial"/>
+          <w:b/>
+          <w:color w:val="000000"/>
+          <w:sz w:val="22"/>
+        </w:rPr>
+        <w:t>BODEGA NORTE</w:t>
+      </w:r>
+    </w:p>
+    <w:p>
+      <w:pPr>
+        <w:jc w:val="center"/>
+      </w:pPr>
+      <w:r>
+        <w:rPr>
+          <w:rFonts w:ascii="Arial" w:hAnsi="Arial" w:eastAsia="Arial"/>
+          <w:color w:val="000000"/>
+          <w:sz w:val="22"/>
+        </w:rPr>
         <w:t>Guion de sustentación</w:t>
       </w:r>
     </w:p>
@@ -23,11 +39,12 @@
       </w:pPr>
       <w:r>
         <w:rPr>
-          <w:rFonts w:ascii="Arial" w:hAnsi="Arial"/>
-          <w:color w:val="1F4E79"/>
-          <w:sz w:val="24"/>
+          <w:rFonts w:ascii="Arial" w:hAnsi="Arial" w:eastAsia="Arial"/>
+          <w:b/>
+          <w:color w:val="000000"/>
+          <w:sz w:val="22"/>
         </w:rPr>
-        <w:t>Sistema de inventario y ventas para la bodega Bodega Norte</w:t>
+        <w:t>Experiencias Formativas en Situaciones Reales de Trabajo III (EFSR14908)</w:t>
       </w:r>
     </w:p>
     <w:p>
@@ -36,568 +53,120 @@
       </w:pPr>
       <w:r>
         <w:rPr>
-          <w:rFonts w:ascii="Arial" w:hAnsi="Arial"/>
-          <w:b/>
-          <w:color w:val="10294B"/>
+          <w:rFonts w:ascii="Arial" w:hAnsi="Arial" w:eastAsia="Arial"/>
+          <w:color w:val="000000"/>
           <w:sz w:val="22"/>
         </w:rPr>
-        <w:t>DOCUMENTO ACADÉMICO EDITABLE</w:t>
+        <w:t>Judith Jenny Jimenez Monago</w:t>
       </w:r>
     </w:p>
-    <w:p/>
-    <w:tbl>
-      <w:tblPr>
-        <w:tblW w:type="auto" w:w="0"/>
-        <w:jc w:val="center"/>
-        <w:tblLayout w:type="autofit"/>
-        <w:tblLook w:firstColumn="1" w:firstRow="1" w:lastColumn="0" w:lastRow="0" w:noHBand="0" w:noVBand="1" w:val="04A0"/>
-      </w:tblPr>
-      <w:tblGrid>
-        <w:gridCol w:w="4320"/>
-        <w:gridCol w:w="4320"/>
-      </w:tblGrid>
-      <w:tr>
-        <w:tc>
-          <w:tcPr>
-            <w:tcW w:type="dxa" w:w="4320"/>
-            <w:shd w:fill="EAF0F6"/>
-            <w:tcBorders>
-              <w:top w:val="single" w:sz="4" w:space="0" w:color="D9D9D9"/>
-              <w:left w:val="single" w:sz="4" w:space="0" w:color="D9D9D9"/>
-              <w:bottom w:val="single" w:sz="4" w:space="0" w:color="D9D9D9"/>
-              <w:right w:val="single" w:sz="4" w:space="0" w:color="D9D9D9"/>
-              <w:insideH w:val="single" w:sz="4" w:space="0" w:color="D9D9D9"/>
-              <w:insideV w:val="single" w:sz="4" w:space="0" w:color="D9D9D9"/>
-            </w:tcBorders>
-            <w:tcMar>
-              <w:top w:w="80" w:type="dxa"/>
-              <w:start w:w="100" w:type="dxa"/>
-              <w:bottom w:w="80" w:type="dxa"/>
-              <w:end w:w="100" w:type="dxa"/>
-            </w:tcMar>
-            <w:vAlign w:val="center"/>
-          </w:tcPr>
-          <w:p>
-            <w:r>
-              <w:rPr>
-                <w:rFonts w:ascii="Arial" w:hAnsi="Arial"/>
-                <w:b/>
-                <w:color w:val="10294B"/>
-                <w:sz w:val="20"/>
-              </w:rPr>
-              <w:t>Curso</w:t>
-            </w:r>
-          </w:p>
-        </w:tc>
-        <w:tc>
-          <w:tcPr>
-            <w:tcW w:type="dxa" w:w="4320"/>
-            <w:tcBorders>
-              <w:top w:val="single" w:sz="4" w:space="0" w:color="D9D9D9"/>
-              <w:left w:val="single" w:sz="4" w:space="0" w:color="D9D9D9"/>
-              <w:bottom w:val="single" w:sz="4" w:space="0" w:color="D9D9D9"/>
-              <w:right w:val="single" w:sz="4" w:space="0" w:color="D9D9D9"/>
-              <w:insideH w:val="single" w:sz="4" w:space="0" w:color="D9D9D9"/>
-              <w:insideV w:val="single" w:sz="4" w:space="0" w:color="D9D9D9"/>
-            </w:tcBorders>
-            <w:tcMar>
-              <w:top w:w="80" w:type="dxa"/>
-              <w:start w:w="100" w:type="dxa"/>
-              <w:bottom w:w="80" w:type="dxa"/>
-              <w:end w:w="100" w:type="dxa"/>
-            </w:tcMar>
-            <w:vAlign w:val="center"/>
-          </w:tcPr>
-          <w:p>
-            <w:r>
-              <w:rPr>
-                <w:rFonts w:ascii="Arial" w:hAnsi="Arial"/>
-                <w:sz w:val="20"/>
-              </w:rPr>
-              <w:t>EFSR14908 – Experiencia Formativa en Situación Real de Trabajo</w:t>
-            </w:r>
-          </w:p>
-        </w:tc>
-      </w:tr>
-      <w:tr>
-        <w:tc>
-          <w:tcPr>
-            <w:tcW w:type="dxa" w:w="4320"/>
-            <w:shd w:fill="EAF0F6"/>
-            <w:tcBorders>
-              <w:top w:val="single" w:sz="4" w:space="0" w:color="D9D9D9"/>
-              <w:left w:val="single" w:sz="4" w:space="0" w:color="D9D9D9"/>
-              <w:bottom w:val="single" w:sz="4" w:space="0" w:color="D9D9D9"/>
-              <w:right w:val="single" w:sz="4" w:space="0" w:color="D9D9D9"/>
-              <w:insideH w:val="single" w:sz="4" w:space="0" w:color="D9D9D9"/>
-              <w:insideV w:val="single" w:sz="4" w:space="0" w:color="D9D9D9"/>
-            </w:tcBorders>
-            <w:tcMar>
-              <w:top w:w="80" w:type="dxa"/>
-              <w:start w:w="100" w:type="dxa"/>
-              <w:bottom w:w="80" w:type="dxa"/>
-              <w:end w:w="100" w:type="dxa"/>
-            </w:tcMar>
-            <w:vAlign w:val="center"/>
-          </w:tcPr>
-          <w:p>
-            <w:r>
-              <w:rPr>
-                <w:rFonts w:ascii="Arial" w:hAnsi="Arial"/>
-                <w:b/>
-                <w:color w:val="10294B"/>
-                <w:sz w:val="20"/>
-              </w:rPr>
-              <w:t>Docente</w:t>
-            </w:r>
-          </w:p>
-        </w:tc>
-        <w:tc>
-          <w:tcPr>
-            <w:tcW w:type="dxa" w:w="4320"/>
-            <w:tcBorders>
-              <w:top w:val="single" w:sz="4" w:space="0" w:color="D9D9D9"/>
-              <w:left w:val="single" w:sz="4" w:space="0" w:color="D9D9D9"/>
-              <w:bottom w:val="single" w:sz="4" w:space="0" w:color="D9D9D9"/>
-              <w:right w:val="single" w:sz="4" w:space="0" w:color="D9D9D9"/>
-              <w:insideH w:val="single" w:sz="4" w:space="0" w:color="D9D9D9"/>
-              <w:insideV w:val="single" w:sz="4" w:space="0" w:color="D9D9D9"/>
-            </w:tcBorders>
-            <w:tcMar>
-              <w:top w:w="80" w:type="dxa"/>
-              <w:start w:w="100" w:type="dxa"/>
-              <w:bottom w:w="80" w:type="dxa"/>
-              <w:end w:w="100" w:type="dxa"/>
-            </w:tcMar>
-            <w:vAlign w:val="center"/>
-          </w:tcPr>
-          <w:p>
-            <w:r>
-              <w:rPr>
-                <w:rFonts w:ascii="Arial" w:hAnsi="Arial"/>
-                <w:sz w:val="20"/>
-              </w:rPr>
-              <w:t>Judith Jiménez Monago</w:t>
-            </w:r>
-          </w:p>
-        </w:tc>
-      </w:tr>
-      <w:tr>
-        <w:tc>
-          <w:tcPr>
-            <w:tcW w:type="dxa" w:w="4320"/>
-            <w:shd w:fill="EAF0F6"/>
-            <w:tcBorders>
-              <w:top w:val="single" w:sz="4" w:space="0" w:color="D9D9D9"/>
-              <w:left w:val="single" w:sz="4" w:space="0" w:color="D9D9D9"/>
-              <w:bottom w:val="single" w:sz="4" w:space="0" w:color="D9D9D9"/>
-              <w:right w:val="single" w:sz="4" w:space="0" w:color="D9D9D9"/>
-              <w:insideH w:val="single" w:sz="4" w:space="0" w:color="D9D9D9"/>
-              <w:insideV w:val="single" w:sz="4" w:space="0" w:color="D9D9D9"/>
-            </w:tcBorders>
-            <w:tcMar>
-              <w:top w:w="80" w:type="dxa"/>
-              <w:start w:w="100" w:type="dxa"/>
-              <w:bottom w:w="80" w:type="dxa"/>
-              <w:end w:w="100" w:type="dxa"/>
-            </w:tcMar>
-            <w:vAlign w:val="center"/>
-          </w:tcPr>
-          <w:p>
-            <w:r>
-              <w:rPr>
-                <w:rFonts w:ascii="Arial" w:hAnsi="Arial"/>
-                <w:b/>
-                <w:color w:val="10294B"/>
-                <w:sz w:val="20"/>
-              </w:rPr>
-              <w:t>Periodo</w:t>
-            </w:r>
-          </w:p>
-        </w:tc>
-        <w:tc>
-          <w:tcPr>
-            <w:tcW w:type="dxa" w:w="4320"/>
-            <w:tcBorders>
-              <w:top w:val="single" w:sz="4" w:space="0" w:color="D9D9D9"/>
-              <w:left w:val="single" w:sz="4" w:space="0" w:color="D9D9D9"/>
-              <w:bottom w:val="single" w:sz="4" w:space="0" w:color="D9D9D9"/>
-              <w:right w:val="single" w:sz="4" w:space="0" w:color="D9D9D9"/>
-              <w:insideH w:val="single" w:sz="4" w:space="0" w:color="D9D9D9"/>
-              <w:insideV w:val="single" w:sz="4" w:space="0" w:color="D9D9D9"/>
-            </w:tcBorders>
-            <w:tcMar>
-              <w:top w:w="80" w:type="dxa"/>
-              <w:start w:w="100" w:type="dxa"/>
-              <w:bottom w:w="80" w:type="dxa"/>
-              <w:end w:w="100" w:type="dxa"/>
-            </w:tcMar>
-            <w:vAlign w:val="center"/>
-          </w:tcPr>
-          <w:p>
-            <w:r>
-              <w:rPr>
-                <w:rFonts w:ascii="Arial" w:hAnsi="Arial"/>
-                <w:sz w:val="20"/>
-              </w:rPr>
-              <w:t>Periodo académico 2026</w:t>
-            </w:r>
-          </w:p>
-        </w:tc>
-      </w:tr>
-      <w:tr>
-        <w:tc>
-          <w:tcPr>
-            <w:tcW w:type="dxa" w:w="4320"/>
-            <w:shd w:fill="EAF0F6"/>
-            <w:tcBorders>
-              <w:top w:val="single" w:sz="4" w:space="0" w:color="D9D9D9"/>
-              <w:left w:val="single" w:sz="4" w:space="0" w:color="D9D9D9"/>
-              <w:bottom w:val="single" w:sz="4" w:space="0" w:color="D9D9D9"/>
-              <w:right w:val="single" w:sz="4" w:space="0" w:color="D9D9D9"/>
-              <w:insideH w:val="single" w:sz="4" w:space="0" w:color="D9D9D9"/>
-              <w:insideV w:val="single" w:sz="4" w:space="0" w:color="D9D9D9"/>
-            </w:tcBorders>
-            <w:tcMar>
-              <w:top w:w="80" w:type="dxa"/>
-              <w:start w:w="100" w:type="dxa"/>
-              <w:bottom w:w="80" w:type="dxa"/>
-              <w:end w:w="100" w:type="dxa"/>
-            </w:tcMar>
-            <w:vAlign w:val="center"/>
-          </w:tcPr>
-          <w:p>
-            <w:r>
-              <w:rPr>
-                <w:rFonts w:ascii="Arial" w:hAnsi="Arial"/>
-                <w:b/>
-                <w:color w:val="10294B"/>
-                <w:sz w:val="20"/>
-              </w:rPr>
-              <w:t>Entregable</w:t>
-            </w:r>
-          </w:p>
-        </w:tc>
-        <w:tc>
-          <w:tcPr>
-            <w:tcW w:type="dxa" w:w="4320"/>
-            <w:tcBorders>
-              <w:top w:val="single" w:sz="4" w:space="0" w:color="D9D9D9"/>
-              <w:left w:val="single" w:sz="4" w:space="0" w:color="D9D9D9"/>
-              <w:bottom w:val="single" w:sz="4" w:space="0" w:color="D9D9D9"/>
-              <w:right w:val="single" w:sz="4" w:space="0" w:color="D9D9D9"/>
-              <w:insideH w:val="single" w:sz="4" w:space="0" w:color="D9D9D9"/>
-              <w:insideV w:val="single" w:sz="4" w:space="0" w:color="D9D9D9"/>
-            </w:tcBorders>
-            <w:tcMar>
-              <w:top w:w="80" w:type="dxa"/>
-              <w:start w:w="100" w:type="dxa"/>
-              <w:bottom w:w="80" w:type="dxa"/>
-              <w:end w:w="100" w:type="dxa"/>
-            </w:tcMar>
-            <w:vAlign w:val="center"/>
-          </w:tcPr>
-          <w:p>
-            <w:r>
-              <w:rPr>
-                <w:rFonts w:ascii="Arial" w:hAnsi="Arial"/>
-                <w:sz w:val="20"/>
-              </w:rPr>
-              <w:t>Defensa grupal del proyecto Bodega Norte</w:t>
-            </w:r>
-          </w:p>
-        </w:tc>
-      </w:tr>
-      <w:tr>
-        <w:tc>
-          <w:tcPr>
-            <w:tcW w:type="dxa" w:w="4320"/>
-            <w:shd w:fill="EAF0F6"/>
-            <w:tcBorders>
-              <w:top w:val="single" w:sz="4" w:space="0" w:color="D9D9D9"/>
-              <w:left w:val="single" w:sz="4" w:space="0" w:color="D9D9D9"/>
-              <w:bottom w:val="single" w:sz="4" w:space="0" w:color="D9D9D9"/>
-              <w:right w:val="single" w:sz="4" w:space="0" w:color="D9D9D9"/>
-              <w:insideH w:val="single" w:sz="4" w:space="0" w:color="D9D9D9"/>
-              <w:insideV w:val="single" w:sz="4" w:space="0" w:color="D9D9D9"/>
-            </w:tcBorders>
-            <w:tcMar>
-              <w:top w:w="80" w:type="dxa"/>
-              <w:start w:w="100" w:type="dxa"/>
-              <w:bottom w:w="80" w:type="dxa"/>
-              <w:end w:w="100" w:type="dxa"/>
-            </w:tcMar>
-            <w:vAlign w:val="center"/>
-          </w:tcPr>
-          <w:p>
-            <w:r>
-              <w:rPr>
-                <w:rFonts w:ascii="Arial" w:hAnsi="Arial"/>
-                <w:b/>
-                <w:color w:val="10294B"/>
-                <w:sz w:val="20"/>
-              </w:rPr>
-              <w:t>Estudiante / integrantes</w:t>
-            </w:r>
-          </w:p>
-        </w:tc>
-        <w:tc>
-          <w:tcPr>
-            <w:tcW w:type="dxa" w:w="4320"/>
-            <w:tcBorders>
-              <w:top w:val="single" w:sz="4" w:space="0" w:color="D9D9D9"/>
-              <w:left w:val="single" w:sz="4" w:space="0" w:color="D9D9D9"/>
-              <w:bottom w:val="single" w:sz="4" w:space="0" w:color="D9D9D9"/>
-              <w:right w:val="single" w:sz="4" w:space="0" w:color="D9D9D9"/>
-              <w:insideH w:val="single" w:sz="4" w:space="0" w:color="D9D9D9"/>
-              <w:insideV w:val="single" w:sz="4" w:space="0" w:color="D9D9D9"/>
-            </w:tcBorders>
-            <w:tcMar>
-              <w:top w:w="80" w:type="dxa"/>
-              <w:start w:w="100" w:type="dxa"/>
-              <w:bottom w:w="80" w:type="dxa"/>
-              <w:end w:w="100" w:type="dxa"/>
-            </w:tcMar>
-            <w:vAlign w:val="center"/>
-          </w:tcPr>
-          <w:p>
-            <w:r>
-              <w:rPr>
-                <w:rFonts w:ascii="Arial" w:hAnsi="Arial"/>
-                <w:sz w:val="20"/>
-              </w:rPr>
-              <w:t>[Completar]</w:t>
-            </w:r>
-          </w:p>
-        </w:tc>
-      </w:tr>
-      <w:tr>
-        <w:tc>
-          <w:tcPr>
-            <w:tcW w:type="dxa" w:w="4320"/>
-            <w:shd w:fill="EAF0F6"/>
-            <w:tcBorders>
-              <w:top w:val="single" w:sz="4" w:space="0" w:color="D9D9D9"/>
-              <w:left w:val="single" w:sz="4" w:space="0" w:color="D9D9D9"/>
-              <w:bottom w:val="single" w:sz="4" w:space="0" w:color="D9D9D9"/>
-              <w:right w:val="single" w:sz="4" w:space="0" w:color="D9D9D9"/>
-              <w:insideH w:val="single" w:sz="4" w:space="0" w:color="D9D9D9"/>
-              <w:insideV w:val="single" w:sz="4" w:space="0" w:color="D9D9D9"/>
-            </w:tcBorders>
-            <w:tcMar>
-              <w:top w:w="80" w:type="dxa"/>
-              <w:start w:w="100" w:type="dxa"/>
-              <w:bottom w:w="80" w:type="dxa"/>
-              <w:end w:w="100" w:type="dxa"/>
-            </w:tcMar>
-            <w:vAlign w:val="center"/>
-          </w:tcPr>
-          <w:p>
-            <w:r>
-              <w:rPr>
-                <w:rFonts w:ascii="Arial" w:hAnsi="Arial"/>
-                <w:b/>
-                <w:color w:val="10294B"/>
-                <w:sz w:val="20"/>
-              </w:rPr>
-              <w:t>Coordinador del proyecto</w:t>
-            </w:r>
-          </w:p>
-        </w:tc>
-        <w:tc>
-          <w:tcPr>
-            <w:tcW w:type="dxa" w:w="4320"/>
-            <w:tcBorders>
-              <w:top w:val="single" w:sz="4" w:space="0" w:color="D9D9D9"/>
-              <w:left w:val="single" w:sz="4" w:space="0" w:color="D9D9D9"/>
-              <w:bottom w:val="single" w:sz="4" w:space="0" w:color="D9D9D9"/>
-              <w:right w:val="single" w:sz="4" w:space="0" w:color="D9D9D9"/>
-              <w:insideH w:val="single" w:sz="4" w:space="0" w:color="D9D9D9"/>
-              <w:insideV w:val="single" w:sz="4" w:space="0" w:color="D9D9D9"/>
-            </w:tcBorders>
-            <w:tcMar>
-              <w:top w:w="80" w:type="dxa"/>
-              <w:start w:w="100" w:type="dxa"/>
-              <w:bottom w:w="80" w:type="dxa"/>
-              <w:end w:w="100" w:type="dxa"/>
-            </w:tcMar>
-            <w:vAlign w:val="center"/>
-          </w:tcPr>
-          <w:p>
-            <w:r>
-              <w:rPr>
-                <w:rFonts w:ascii="Arial" w:hAnsi="Arial"/>
-                <w:sz w:val="20"/>
-              </w:rPr>
-              <w:t>[Completar]</w:t>
-            </w:r>
-          </w:p>
-        </w:tc>
-      </w:tr>
-      <w:tr>
-        <w:tc>
-          <w:tcPr>
-            <w:tcW w:type="dxa" w:w="4320"/>
-            <w:shd w:fill="EAF0F6"/>
-            <w:tcBorders>
-              <w:top w:val="single" w:sz="4" w:space="0" w:color="D9D9D9"/>
-              <w:left w:val="single" w:sz="4" w:space="0" w:color="D9D9D9"/>
-              <w:bottom w:val="single" w:sz="4" w:space="0" w:color="D9D9D9"/>
-              <w:right w:val="single" w:sz="4" w:space="0" w:color="D9D9D9"/>
-              <w:insideH w:val="single" w:sz="4" w:space="0" w:color="D9D9D9"/>
-              <w:insideV w:val="single" w:sz="4" w:space="0" w:color="D9D9D9"/>
-            </w:tcBorders>
-            <w:tcMar>
-              <w:top w:w="80" w:type="dxa"/>
-              <w:start w:w="100" w:type="dxa"/>
-              <w:bottom w:w="80" w:type="dxa"/>
-              <w:end w:w="100" w:type="dxa"/>
-            </w:tcMar>
-            <w:vAlign w:val="center"/>
-          </w:tcPr>
-          <w:p>
-            <w:r>
-              <w:rPr>
-                <w:rFonts w:ascii="Arial" w:hAnsi="Arial"/>
-                <w:b/>
-                <w:color w:val="10294B"/>
-                <w:sz w:val="20"/>
-              </w:rPr>
-              <w:t>Institución / bodega</w:t>
-            </w:r>
-          </w:p>
-        </w:tc>
-        <w:tc>
-          <w:tcPr>
-            <w:tcW w:type="dxa" w:w="4320"/>
-            <w:tcBorders>
-              <w:top w:val="single" w:sz="4" w:space="0" w:color="D9D9D9"/>
-              <w:left w:val="single" w:sz="4" w:space="0" w:color="D9D9D9"/>
-              <w:bottom w:val="single" w:sz="4" w:space="0" w:color="D9D9D9"/>
-              <w:right w:val="single" w:sz="4" w:space="0" w:color="D9D9D9"/>
-              <w:insideH w:val="single" w:sz="4" w:space="0" w:color="D9D9D9"/>
-              <w:insideV w:val="single" w:sz="4" w:space="0" w:color="D9D9D9"/>
-            </w:tcBorders>
-            <w:tcMar>
-              <w:top w:w="80" w:type="dxa"/>
-              <w:start w:w="100" w:type="dxa"/>
-              <w:bottom w:w="80" w:type="dxa"/>
-              <w:end w:w="100" w:type="dxa"/>
-            </w:tcMar>
-            <w:vAlign w:val="center"/>
-          </w:tcPr>
-          <w:p>
-            <w:r>
-              <w:rPr>
-                <w:rFonts w:ascii="Arial" w:hAnsi="Arial"/>
-                <w:sz w:val="20"/>
-              </w:rPr>
-              <w:t>Bodega Norte – [completar ubicación]</w:t>
-            </w:r>
-          </w:p>
-        </w:tc>
-      </w:tr>
-      <w:tr>
-        <w:tc>
-          <w:tcPr>
-            <w:tcW w:type="dxa" w:w="4320"/>
-            <w:shd w:fill="EAF0F6"/>
-            <w:tcBorders>
-              <w:top w:val="single" w:sz="4" w:space="0" w:color="D9D9D9"/>
-              <w:left w:val="single" w:sz="4" w:space="0" w:color="D9D9D9"/>
-              <w:bottom w:val="single" w:sz="4" w:space="0" w:color="D9D9D9"/>
-              <w:right w:val="single" w:sz="4" w:space="0" w:color="D9D9D9"/>
-              <w:insideH w:val="single" w:sz="4" w:space="0" w:color="D9D9D9"/>
-              <w:insideV w:val="single" w:sz="4" w:space="0" w:color="D9D9D9"/>
-            </w:tcBorders>
-            <w:tcMar>
-              <w:top w:w="80" w:type="dxa"/>
-              <w:start w:w="100" w:type="dxa"/>
-              <w:bottom w:w="80" w:type="dxa"/>
-              <w:end w:w="100" w:type="dxa"/>
-            </w:tcMar>
-            <w:vAlign w:val="center"/>
-          </w:tcPr>
-          <w:p>
-            <w:r>
-              <w:rPr>
-                <w:rFonts w:ascii="Arial" w:hAnsi="Arial"/>
-                <w:b/>
-                <w:color w:val="10294B"/>
-                <w:sz w:val="20"/>
-              </w:rPr>
-              <w:t>Fecha de entrega</w:t>
-            </w:r>
-          </w:p>
-        </w:tc>
-        <w:tc>
-          <w:tcPr>
-            <w:tcW w:type="dxa" w:w="4320"/>
-            <w:tcBorders>
-              <w:top w:val="single" w:sz="4" w:space="0" w:color="D9D9D9"/>
-              <w:left w:val="single" w:sz="4" w:space="0" w:color="D9D9D9"/>
-              <w:bottom w:val="single" w:sz="4" w:space="0" w:color="D9D9D9"/>
-              <w:right w:val="single" w:sz="4" w:space="0" w:color="D9D9D9"/>
-              <w:insideH w:val="single" w:sz="4" w:space="0" w:color="D9D9D9"/>
-              <w:insideV w:val="single" w:sz="4" w:space="0" w:color="D9D9D9"/>
-            </w:tcBorders>
-            <w:tcMar>
-              <w:top w:w="80" w:type="dxa"/>
-              <w:start w:w="100" w:type="dxa"/>
-              <w:bottom w:w="80" w:type="dxa"/>
-              <w:end w:w="100" w:type="dxa"/>
-            </w:tcMar>
-            <w:vAlign w:val="center"/>
-          </w:tcPr>
-          <w:p>
-            <w:r>
-              <w:rPr>
-                <w:rFonts w:ascii="Arial" w:hAnsi="Arial"/>
-                <w:sz w:val="20"/>
-              </w:rPr>
-              <w:t>[Completar]</w:t>
-            </w:r>
-          </w:p>
-        </w:tc>
-      </w:tr>
-    </w:tbl>
-    <w:p/>
     <w:p>
       <w:pPr>
         <w:jc w:val="center"/>
       </w:pPr>
       <w:r>
         <w:rPr>
-          <w:i/>
-          <w:color w:val="6B7280"/>
-          <w:sz w:val="18"/>
+          <w:rFonts w:ascii="Arial" w:hAnsi="Arial" w:eastAsia="Arial"/>
+          <w:color w:val="000000"/>
+          <w:sz w:val="22"/>
         </w:rPr>
-        <w:t>Elaborado a partir de la estructura y criterios indicados en los documentos de referencia del curso.</w:t>
+        <w:t>Ciclo cuarto | Periodo 2026 | Semestre no consignado en los documentos recibidos</w:t>
+      </w:r>
+    </w:p>
+    <w:p>
+      <w:pPr>
+        <w:jc w:val="center"/>
+      </w:pPr>
+      <w:r>
+        <w:rPr>
+          <w:rFonts w:ascii="Arial" w:hAnsi="Arial" w:eastAsia="Arial"/>
+          <w:color w:val="000000"/>
+          <w:sz w:val="22"/>
+        </w:rPr>
+        <w:t>Grupo 10</w:t>
+      </w:r>
+    </w:p>
+    <w:p/>
+    <w:p>
+      <w:pPr>
+        <w:jc w:val="left"/>
+      </w:pPr>
+      <w:r>
+        <w:rPr>
+          <w:rFonts w:ascii="Arial" w:hAnsi="Arial" w:eastAsia="Arial"/>
+          <w:color w:val="000000"/>
+          <w:sz w:val="22"/>
+        </w:rPr>
+        <w:t>Coordinador: Gonzalo Yoel Choque Becerra</w:t>
       </w:r>
     </w:p>
     <w:p>
       <w:r>
+        <w:rPr>
+          <w:rFonts w:ascii="Arial" w:hAnsi="Arial" w:eastAsia="Arial"/>
+          <w:color w:val="000000"/>
+          <w:sz w:val="22"/>
+        </w:rPr>
+        <w:t>Integrantes: Adrian Alexander Berrocal Villanueva; Lalo Alessandro Eugenio Montalvo; Juan Diego Romero Peralta</w:t>
+      </w:r>
+    </w:p>
+    <w:p>
+      <w:r>
+        <w:rPr>
+          <w:rFonts w:ascii="Arial" w:hAnsi="Arial" w:eastAsia="Arial"/>
+          <w:color w:val="000000"/>
+          <w:sz w:val="22"/>
+        </w:rPr>
+        <w:t>Fecha de elaboración: 4 de octubre de 2026</w:t>
+      </w:r>
+    </w:p>
+    <w:p>
+      <w:r>
+        <w:rPr>
+          <w:rFonts w:ascii="Arial" w:hAnsi="Arial" w:eastAsia="Arial"/>
+          <w:color w:val="000000"/>
+          <w:sz w:val="22"/>
+        </w:rPr>
         <w:br w:type="page"/>
       </w:r>
     </w:p>
     <w:p>
       <w:pPr>
         <w:pStyle w:val="Heading1"/>
+        <w:keepNext/>
+        <w:keepLines/>
       </w:pPr>
       <w:r>
+        <w:rPr>
+          <w:rFonts w:ascii="Arial" w:hAnsi="Arial" w:eastAsia="Arial"/>
+          <w:color w:val="000000"/>
+          <w:sz w:val="22"/>
+        </w:rPr>
         <w:t>1. Objetivo de la exposición</w:t>
       </w:r>
     </w:p>
     <w:p>
       <w:r>
+        <w:rPr>
+          <w:rFonts w:ascii="Arial" w:hAnsi="Arial" w:eastAsia="Arial"/>
+          <w:color w:val="000000"/>
+          <w:sz w:val="22"/>
+        </w:rPr>
         <w:t>Presentar en forma clara el problema, la solución, el proceso de desarrollo, las evidencias y la viabilidad del sistema. La exposición debe mostrar el producto funcionando y explicar qué se entrega en cada hito.</w:t>
       </w:r>
     </w:p>
     <w:p>
       <w:pPr>
         <w:pStyle w:val="Heading1"/>
+        <w:keepNext/>
+        <w:keepLines/>
       </w:pPr>
       <w:r>
+        <w:rPr>
+          <w:rFonts w:ascii="Arial" w:hAnsi="Arial" w:eastAsia="Arial"/>
+          <w:color w:val="000000"/>
+          <w:sz w:val="22"/>
+        </w:rPr>
         <w:t>2. Distribución sugerida</w:t>
       </w:r>
     </w:p>
@@ -616,19 +185,20 @@
       </w:tblGrid>
       <w:tr>
         <w:trPr>
+          <w:cantSplit/>
           <w:tblHeader w:val="true"/>
         </w:trPr>
         <w:tc>
           <w:tcPr>
             <w:tcW w:type="dxa" w:w="2160"/>
-            <w:shd w:fill="10294B"/>
+            <w:shd w:fill="000000"/>
             <w:tcBorders>
-              <w:top w:val="single" w:sz="4" w:space="0" w:color="10294B"/>
-              <w:left w:val="single" w:sz="4" w:space="0" w:color="10294B"/>
-              <w:bottom w:val="single" w:sz="4" w:space="0" w:color="10294B"/>
-              <w:right w:val="single" w:sz="4" w:space="0" w:color="10294B"/>
-              <w:insideH w:val="single" w:sz="4" w:space="0" w:color="10294B"/>
-              <w:insideV w:val="single" w:sz="4" w:space="0" w:color="10294B"/>
+              <w:top w:val="single" w:sz="4" w:space="0" w:color="000000"/>
+              <w:left w:val="single" w:sz="4" w:space="0" w:color="000000"/>
+              <w:bottom w:val="single" w:sz="4" w:space="0" w:color="000000"/>
+              <w:right w:val="single" w:sz="4" w:space="0" w:color="000000"/>
+              <w:insideH w:val="single" w:sz="4" w:space="0" w:color="000000"/>
+              <w:insideV w:val="single" w:sz="4" w:space="0" w:color="000000"/>
             </w:tcBorders>
             <w:tcMar>
               <w:top w:w="80" w:type="dxa"/>
@@ -638,12 +208,15 @@
             </w:tcMar>
           </w:tcPr>
           <w:p>
+            <w:pPr>
+              <w:keepNext/>
+            </w:pPr>
             <w:r>
               <w:rPr>
-                <w:rFonts w:ascii="Arial" w:hAnsi="Arial"/>
+                <w:rFonts w:ascii="Arial" w:hAnsi="Arial" w:eastAsia="Arial"/>
                 <w:b/>
                 <w:color w:val="FFFFFF"/>
-                <w:sz w:val="18"/>
+                <w:sz w:val="22"/>
               </w:rPr>
               <w:t>Bloque</w:t>
             </w:r>
@@ -652,14 +225,14 @@
         <w:tc>
           <w:tcPr>
             <w:tcW w:type="dxa" w:w="2160"/>
-            <w:shd w:fill="10294B"/>
+            <w:shd w:fill="000000"/>
             <w:tcBorders>
-              <w:top w:val="single" w:sz="4" w:space="0" w:color="10294B"/>
-              <w:left w:val="single" w:sz="4" w:space="0" w:color="10294B"/>
-              <w:bottom w:val="single" w:sz="4" w:space="0" w:color="10294B"/>
-              <w:right w:val="single" w:sz="4" w:space="0" w:color="10294B"/>
-              <w:insideH w:val="single" w:sz="4" w:space="0" w:color="10294B"/>
-              <w:insideV w:val="single" w:sz="4" w:space="0" w:color="10294B"/>
+              <w:top w:val="single" w:sz="4" w:space="0" w:color="000000"/>
+              <w:left w:val="single" w:sz="4" w:space="0" w:color="000000"/>
+              <w:bottom w:val="single" w:sz="4" w:space="0" w:color="000000"/>
+              <w:right w:val="single" w:sz="4" w:space="0" w:color="000000"/>
+              <w:insideH w:val="single" w:sz="4" w:space="0" w:color="000000"/>
+              <w:insideV w:val="single" w:sz="4" w:space="0" w:color="000000"/>
             </w:tcBorders>
             <w:tcMar>
               <w:top w:w="80" w:type="dxa"/>
@@ -669,12 +242,15 @@
             </w:tcMar>
           </w:tcPr>
           <w:p>
+            <w:pPr>
+              <w:keepNext/>
+            </w:pPr>
             <w:r>
               <w:rPr>
-                <w:rFonts w:ascii="Arial" w:hAnsi="Arial"/>
+                <w:rFonts w:ascii="Arial" w:hAnsi="Arial" w:eastAsia="Arial"/>
                 <w:b/>
                 <w:color w:val="FFFFFF"/>
-                <w:sz w:val="18"/>
+                <w:sz w:val="22"/>
               </w:rPr>
               <w:t>Tiempo sugerido</w:t>
             </w:r>
@@ -683,14 +259,14 @@
         <w:tc>
           <w:tcPr>
             <w:tcW w:type="dxa" w:w="2160"/>
-            <w:shd w:fill="10294B"/>
+            <w:shd w:fill="000000"/>
             <w:tcBorders>
-              <w:top w:val="single" w:sz="4" w:space="0" w:color="10294B"/>
-              <w:left w:val="single" w:sz="4" w:space="0" w:color="10294B"/>
-              <w:bottom w:val="single" w:sz="4" w:space="0" w:color="10294B"/>
-              <w:right w:val="single" w:sz="4" w:space="0" w:color="10294B"/>
-              <w:insideH w:val="single" w:sz="4" w:space="0" w:color="10294B"/>
-              <w:insideV w:val="single" w:sz="4" w:space="0" w:color="10294B"/>
+              <w:top w:val="single" w:sz="4" w:space="0" w:color="000000"/>
+              <w:left w:val="single" w:sz="4" w:space="0" w:color="000000"/>
+              <w:bottom w:val="single" w:sz="4" w:space="0" w:color="000000"/>
+              <w:right w:val="single" w:sz="4" w:space="0" w:color="000000"/>
+              <w:insideH w:val="single" w:sz="4" w:space="0" w:color="000000"/>
+              <w:insideV w:val="single" w:sz="4" w:space="0" w:color="000000"/>
             </w:tcBorders>
             <w:tcMar>
               <w:top w:w="80" w:type="dxa"/>
@@ -700,12 +276,15 @@
             </w:tcMar>
           </w:tcPr>
           <w:p>
+            <w:pPr>
+              <w:keepNext/>
+            </w:pPr>
             <w:r>
               <w:rPr>
-                <w:rFonts w:ascii="Arial" w:hAnsi="Arial"/>
+                <w:rFonts w:ascii="Arial" w:hAnsi="Arial" w:eastAsia="Arial"/>
                 <w:b/>
                 <w:color w:val="FFFFFF"/>
-                <w:sz w:val="18"/>
+                <w:sz w:val="22"/>
               </w:rPr>
               <w:t>Responsable</w:t>
             </w:r>
@@ -714,14 +293,14 @@
         <w:tc>
           <w:tcPr>
             <w:tcW w:type="dxa" w:w="2160"/>
-            <w:shd w:fill="10294B"/>
+            <w:shd w:fill="000000"/>
             <w:tcBorders>
-              <w:top w:val="single" w:sz="4" w:space="0" w:color="10294B"/>
-              <w:left w:val="single" w:sz="4" w:space="0" w:color="10294B"/>
-              <w:bottom w:val="single" w:sz="4" w:space="0" w:color="10294B"/>
-              <w:right w:val="single" w:sz="4" w:space="0" w:color="10294B"/>
-              <w:insideH w:val="single" w:sz="4" w:space="0" w:color="10294B"/>
-              <w:insideV w:val="single" w:sz="4" w:space="0" w:color="10294B"/>
+              <w:top w:val="single" w:sz="4" w:space="0" w:color="000000"/>
+              <w:left w:val="single" w:sz="4" w:space="0" w:color="000000"/>
+              <w:bottom w:val="single" w:sz="4" w:space="0" w:color="000000"/>
+              <w:right w:val="single" w:sz="4" w:space="0" w:color="000000"/>
+              <w:insideH w:val="single" w:sz="4" w:space="0" w:color="000000"/>
+              <w:insideV w:val="single" w:sz="4" w:space="0" w:color="000000"/>
             </w:tcBorders>
             <w:tcMar>
               <w:top w:w="80" w:type="dxa"/>
@@ -731,12 +310,15 @@
             </w:tcMar>
           </w:tcPr>
           <w:p>
+            <w:pPr>
+              <w:keepNext/>
+            </w:pPr>
             <w:r>
               <w:rPr>
-                <w:rFonts w:ascii="Arial" w:hAnsi="Arial"/>
+                <w:rFonts w:ascii="Arial" w:hAnsi="Arial" w:eastAsia="Arial"/>
                 <w:b/>
                 <w:color w:val="FFFFFF"/>
-                <w:sz w:val="18"/>
+                <w:sz w:val="22"/>
               </w:rPr>
               <w:t>Contenido</w:t>
             </w:r>
@@ -744,17 +326,20 @@
         </w:tc>
       </w:tr>
       <w:tr>
+        <w:trPr>
+          <w:cantSplit/>
+        </w:trPr>
         <w:tc>
           <w:tcPr>
             <w:tcW w:type="dxa" w:w="2160"/>
-            <w:shd w:fill="F7F9FB"/>
+            <w:shd w:fill="FFFFFF"/>
             <w:tcBorders>
-              <w:top w:val="single" w:sz="4" w:space="0" w:color="D9D9D9"/>
-              <w:left w:val="single" w:sz="4" w:space="0" w:color="D9D9D9"/>
-              <w:bottom w:val="single" w:sz="4" w:space="0" w:color="D9D9D9"/>
-              <w:right w:val="single" w:sz="4" w:space="0" w:color="D9D9D9"/>
-              <w:insideH w:val="single" w:sz="4" w:space="0" w:color="D9D9D9"/>
-              <w:insideV w:val="single" w:sz="4" w:space="0" w:color="D9D9D9"/>
+              <w:top w:val="single" w:sz="4" w:space="0" w:color="000000"/>
+              <w:left w:val="single" w:sz="4" w:space="0" w:color="000000"/>
+              <w:bottom w:val="single" w:sz="4" w:space="0" w:color="000000"/>
+              <w:right w:val="single" w:sz="4" w:space="0" w:color="000000"/>
+              <w:insideH w:val="single" w:sz="4" w:space="0" w:color="000000"/>
+              <w:insideV w:val="single" w:sz="4" w:space="0" w:color="000000"/>
             </w:tcBorders>
             <w:tcMar>
               <w:top w:w="80" w:type="dxa"/>
@@ -767,25 +352,25 @@
           <w:p>
             <w:r>
               <w:rPr>
-                <w:rFonts w:ascii="Arial" w:hAnsi="Arial"/>
-                <w:color w:val="222222"/>
-                <w:sz w:val="18"/>
+                <w:rFonts w:ascii="Arial" w:hAnsi="Arial" w:eastAsia="Arial"/>
+                <w:color w:val="000000"/>
+                <w:sz w:val="22"/>
               </w:rPr>
-              <w:t>Contexto</w:t>
+              <w:t>Contexto y propuesta</w:t>
             </w:r>
           </w:p>
         </w:tc>
         <w:tc>
           <w:tcPr>
             <w:tcW w:type="dxa" w:w="2160"/>
-            <w:shd w:fill="F7F9FB"/>
+            <w:shd w:fill="FFFFFF"/>
             <w:tcBorders>
-              <w:top w:val="single" w:sz="4" w:space="0" w:color="D9D9D9"/>
-              <w:left w:val="single" w:sz="4" w:space="0" w:color="D9D9D9"/>
-              <w:bottom w:val="single" w:sz="4" w:space="0" w:color="D9D9D9"/>
-              <w:right w:val="single" w:sz="4" w:space="0" w:color="D9D9D9"/>
-              <w:insideH w:val="single" w:sz="4" w:space="0" w:color="D9D9D9"/>
-              <w:insideV w:val="single" w:sz="4" w:space="0" w:color="D9D9D9"/>
+              <w:top w:val="single" w:sz="4" w:space="0" w:color="000000"/>
+              <w:left w:val="single" w:sz="4" w:space="0" w:color="000000"/>
+              <w:bottom w:val="single" w:sz="4" w:space="0" w:color="000000"/>
+              <w:right w:val="single" w:sz="4" w:space="0" w:color="000000"/>
+              <w:insideH w:val="single" w:sz="4" w:space="0" w:color="000000"/>
+              <w:insideV w:val="single" w:sz="4" w:space="0" w:color="000000"/>
             </w:tcBorders>
             <w:tcMar>
               <w:top w:w="80" w:type="dxa"/>
@@ -798,25 +383,25 @@
           <w:p>
             <w:r>
               <w:rPr>
-                <w:rFonts w:ascii="Arial" w:hAnsi="Arial"/>
-                <w:color w:val="222222"/>
-                <w:sz w:val="18"/>
+                <w:rFonts w:ascii="Arial" w:hAnsi="Arial" w:eastAsia="Arial"/>
+                <w:color w:val="000000"/>
+                <w:sz w:val="22"/>
               </w:rPr>
-              <w:t>2 min</w:t>
+              <w:t>4 min</w:t>
             </w:r>
           </w:p>
         </w:tc>
         <w:tc>
           <w:tcPr>
             <w:tcW w:type="dxa" w:w="2160"/>
-            <w:shd w:fill="F7F9FB"/>
+            <w:shd w:fill="FFFFFF"/>
             <w:tcBorders>
-              <w:top w:val="single" w:sz="4" w:space="0" w:color="D9D9D9"/>
-              <w:left w:val="single" w:sz="4" w:space="0" w:color="D9D9D9"/>
-              <w:bottom w:val="single" w:sz="4" w:space="0" w:color="D9D9D9"/>
-              <w:right w:val="single" w:sz="4" w:space="0" w:color="D9D9D9"/>
-              <w:insideH w:val="single" w:sz="4" w:space="0" w:color="D9D9D9"/>
-              <w:insideV w:val="single" w:sz="4" w:space="0" w:color="D9D9D9"/>
+              <w:top w:val="single" w:sz="4" w:space="0" w:color="000000"/>
+              <w:left w:val="single" w:sz="4" w:space="0" w:color="000000"/>
+              <w:bottom w:val="single" w:sz="4" w:space="0" w:color="000000"/>
+              <w:right w:val="single" w:sz="4" w:space="0" w:color="000000"/>
+              <w:insideH w:val="single" w:sz="4" w:space="0" w:color="000000"/>
+              <w:insideV w:val="single" w:sz="4" w:space="0" w:color="000000"/>
             </w:tcBorders>
             <w:tcMar>
               <w:top w:w="80" w:type="dxa"/>
@@ -829,25 +414,25 @@
           <w:p>
             <w:r>
               <w:rPr>
-                <w:rFonts w:ascii="Arial" w:hAnsi="Arial"/>
-                <w:color w:val="222222"/>
-                <w:sz w:val="18"/>
+                <w:rFonts w:ascii="Arial" w:hAnsi="Arial" w:eastAsia="Arial"/>
+                <w:color w:val="000000"/>
+                <w:sz w:val="22"/>
               </w:rPr>
-              <w:t>Integrante 1</w:t>
+              <w:t>Gonzalo Yoel Choque Becerra</w:t>
             </w:r>
           </w:p>
         </w:tc>
         <w:tc>
           <w:tcPr>
             <w:tcW w:type="dxa" w:w="2160"/>
-            <w:shd w:fill="F7F9FB"/>
+            <w:shd w:fill="FFFFFF"/>
             <w:tcBorders>
-              <w:top w:val="single" w:sz="4" w:space="0" w:color="D9D9D9"/>
-              <w:left w:val="single" w:sz="4" w:space="0" w:color="D9D9D9"/>
-              <w:bottom w:val="single" w:sz="4" w:space="0" w:color="D9D9D9"/>
-              <w:right w:val="single" w:sz="4" w:space="0" w:color="D9D9D9"/>
-              <w:insideH w:val="single" w:sz="4" w:space="0" w:color="D9D9D9"/>
-              <w:insideV w:val="single" w:sz="4" w:space="0" w:color="D9D9D9"/>
+              <w:top w:val="single" w:sz="4" w:space="0" w:color="000000"/>
+              <w:left w:val="single" w:sz="4" w:space="0" w:color="000000"/>
+              <w:bottom w:val="single" w:sz="4" w:space="0" w:color="000000"/>
+              <w:right w:val="single" w:sz="4" w:space="0" w:color="000000"/>
+              <w:insideH w:val="single" w:sz="4" w:space="0" w:color="000000"/>
+              <w:insideV w:val="single" w:sz="4" w:space="0" w:color="000000"/>
             </w:tcBorders>
             <w:tcMar>
               <w:top w:w="80" w:type="dxa"/>
@@ -860,26 +445,30 @@
           <w:p>
             <w:r>
               <w:rPr>
-                <w:rFonts w:ascii="Arial" w:hAnsi="Arial"/>
-                <w:color w:val="222222"/>
-                <w:sz w:val="18"/>
+                <w:rFonts w:ascii="Arial" w:hAnsi="Arial" w:eastAsia="Arial"/>
+                <w:color w:val="000000"/>
+                <w:sz w:val="22"/>
               </w:rPr>
-              <w:t>Bodega, problema y oportunidad.</w:t>
+              <w:t>Problema del caso, objetivos, alcance y Canvas.</w:t>
             </w:r>
           </w:p>
         </w:tc>
       </w:tr>
       <w:tr>
+        <w:trPr>
+          <w:cantSplit/>
+        </w:trPr>
         <w:tc>
           <w:tcPr>
             <w:tcW w:type="dxa" w:w="2160"/>
+            <w:shd w:fill="FFFFFF"/>
             <w:tcBorders>
-              <w:top w:val="single" w:sz="4" w:space="0" w:color="D9D9D9"/>
-              <w:left w:val="single" w:sz="4" w:space="0" w:color="D9D9D9"/>
-              <w:bottom w:val="single" w:sz="4" w:space="0" w:color="D9D9D9"/>
-              <w:right w:val="single" w:sz="4" w:space="0" w:color="D9D9D9"/>
-              <w:insideH w:val="single" w:sz="4" w:space="0" w:color="D9D9D9"/>
-              <w:insideV w:val="single" w:sz="4" w:space="0" w:color="D9D9D9"/>
+              <w:top w:val="single" w:sz="4" w:space="0" w:color="000000"/>
+              <w:left w:val="single" w:sz="4" w:space="0" w:color="000000"/>
+              <w:bottom w:val="single" w:sz="4" w:space="0" w:color="000000"/>
+              <w:right w:val="single" w:sz="4" w:space="0" w:color="000000"/>
+              <w:insideH w:val="single" w:sz="4" w:space="0" w:color="000000"/>
+              <w:insideV w:val="single" w:sz="4" w:space="0" w:color="000000"/>
             </w:tcBorders>
             <w:tcMar>
               <w:top w:w="80" w:type="dxa"/>
@@ -892,24 +481,25 @@
           <w:p>
             <w:r>
               <w:rPr>
-                <w:rFonts w:ascii="Arial" w:hAnsi="Arial"/>
-                <w:color w:val="222222"/>
-                <w:sz w:val="18"/>
+                <w:rFonts w:ascii="Arial" w:hAnsi="Arial" w:eastAsia="Arial"/>
+                <w:color w:val="000000"/>
+                <w:sz w:val="22"/>
               </w:rPr>
-              <w:t>Propuesta</w:t>
+              <w:t>Diseño de datos</w:t>
             </w:r>
           </w:p>
         </w:tc>
         <w:tc>
           <w:tcPr>
             <w:tcW w:type="dxa" w:w="2160"/>
+            <w:shd w:fill="FFFFFF"/>
             <w:tcBorders>
-              <w:top w:val="single" w:sz="4" w:space="0" w:color="D9D9D9"/>
-              <w:left w:val="single" w:sz="4" w:space="0" w:color="D9D9D9"/>
-              <w:bottom w:val="single" w:sz="4" w:space="0" w:color="D9D9D9"/>
-              <w:right w:val="single" w:sz="4" w:space="0" w:color="D9D9D9"/>
-              <w:insideH w:val="single" w:sz="4" w:space="0" w:color="D9D9D9"/>
-              <w:insideV w:val="single" w:sz="4" w:space="0" w:color="D9D9D9"/>
+              <w:top w:val="single" w:sz="4" w:space="0" w:color="000000"/>
+              <w:left w:val="single" w:sz="4" w:space="0" w:color="000000"/>
+              <w:bottom w:val="single" w:sz="4" w:space="0" w:color="000000"/>
+              <w:right w:val="single" w:sz="4" w:space="0" w:color="000000"/>
+              <w:insideH w:val="single" w:sz="4" w:space="0" w:color="000000"/>
+              <w:insideV w:val="single" w:sz="4" w:space="0" w:color="000000"/>
             </w:tcBorders>
             <w:tcMar>
               <w:top w:w="80" w:type="dxa"/>
@@ -922,24 +512,25 @@
           <w:p>
             <w:r>
               <w:rPr>
-                <w:rFonts w:ascii="Arial" w:hAnsi="Arial"/>
-                <w:color w:val="222222"/>
-                <w:sz w:val="18"/>
+                <w:rFonts w:ascii="Arial" w:hAnsi="Arial" w:eastAsia="Arial"/>
+                <w:color w:val="000000"/>
+                <w:sz w:val="22"/>
               </w:rPr>
-              <w:t>2 min</w:t>
+              <w:t>3 min</w:t>
             </w:r>
           </w:p>
         </w:tc>
         <w:tc>
           <w:tcPr>
             <w:tcW w:type="dxa" w:w="2160"/>
+            <w:shd w:fill="FFFFFF"/>
             <w:tcBorders>
-              <w:top w:val="single" w:sz="4" w:space="0" w:color="D9D9D9"/>
-              <w:left w:val="single" w:sz="4" w:space="0" w:color="D9D9D9"/>
-              <w:bottom w:val="single" w:sz="4" w:space="0" w:color="D9D9D9"/>
-              <w:right w:val="single" w:sz="4" w:space="0" w:color="D9D9D9"/>
-              <w:insideH w:val="single" w:sz="4" w:space="0" w:color="D9D9D9"/>
-              <w:insideV w:val="single" w:sz="4" w:space="0" w:color="D9D9D9"/>
+              <w:top w:val="single" w:sz="4" w:space="0" w:color="000000"/>
+              <w:left w:val="single" w:sz="4" w:space="0" w:color="000000"/>
+              <w:bottom w:val="single" w:sz="4" w:space="0" w:color="000000"/>
+              <w:right w:val="single" w:sz="4" w:space="0" w:color="000000"/>
+              <w:insideH w:val="single" w:sz="4" w:space="0" w:color="000000"/>
+              <w:insideV w:val="single" w:sz="4" w:space="0" w:color="000000"/>
             </w:tcBorders>
             <w:tcMar>
               <w:top w:w="80" w:type="dxa"/>
@@ -952,24 +543,25 @@
           <w:p>
             <w:r>
               <w:rPr>
-                <w:rFonts w:ascii="Arial" w:hAnsi="Arial"/>
-                <w:color w:val="222222"/>
-                <w:sz w:val="18"/>
+                <w:rFonts w:ascii="Arial" w:hAnsi="Arial" w:eastAsia="Arial"/>
+                <w:color w:val="000000"/>
+                <w:sz w:val="22"/>
               </w:rPr>
-              <w:t>Integrante 1</w:t>
+              <w:t>Lalo Alessandro Eugenio Montalvo</w:t>
             </w:r>
           </w:p>
         </w:tc>
         <w:tc>
           <w:tcPr>
             <w:tcW w:type="dxa" w:w="2160"/>
+            <w:shd w:fill="FFFFFF"/>
             <w:tcBorders>
-              <w:top w:val="single" w:sz="4" w:space="0" w:color="D9D9D9"/>
-              <w:left w:val="single" w:sz="4" w:space="0" w:color="D9D9D9"/>
-              <w:bottom w:val="single" w:sz="4" w:space="0" w:color="D9D9D9"/>
-              <w:right w:val="single" w:sz="4" w:space="0" w:color="D9D9D9"/>
-              <w:insideH w:val="single" w:sz="4" w:space="0" w:color="D9D9D9"/>
-              <w:insideV w:val="single" w:sz="4" w:space="0" w:color="D9D9D9"/>
+              <w:top w:val="single" w:sz="4" w:space="0" w:color="000000"/>
+              <w:left w:val="single" w:sz="4" w:space="0" w:color="000000"/>
+              <w:bottom w:val="single" w:sz="4" w:space="0" w:color="000000"/>
+              <w:right w:val="single" w:sz="4" w:space="0" w:color="000000"/>
+              <w:insideH w:val="single" w:sz="4" w:space="0" w:color="000000"/>
+              <w:insideV w:val="single" w:sz="4" w:space="0" w:color="000000"/>
             </w:tcBorders>
             <w:tcMar>
               <w:top w:w="80" w:type="dxa"/>
@@ -982,27 +574,30 @@
           <w:p>
             <w:r>
               <w:rPr>
-                <w:rFonts w:ascii="Arial" w:hAnsi="Arial"/>
-                <w:color w:val="222222"/>
-                <w:sz w:val="18"/>
+                <w:rFonts w:ascii="Arial" w:hAnsi="Arial" w:eastAsia="Arial"/>
+                <w:color w:val="000000"/>
+                <w:sz w:val="22"/>
               </w:rPr>
-              <w:t>Objetivos, alcance y beneficiarios.</w:t>
+              <w:t>Entidades SQL, relaciones, carga inicial y configuración.</w:t>
             </w:r>
           </w:p>
         </w:tc>
       </w:tr>
       <w:tr>
+        <w:trPr>
+          <w:cantSplit/>
+        </w:trPr>
         <w:tc>
           <w:tcPr>
             <w:tcW w:type="dxa" w:w="2160"/>
-            <w:shd w:fill="F7F9FB"/>
+            <w:shd w:fill="FFFFFF"/>
             <w:tcBorders>
-              <w:top w:val="single" w:sz="4" w:space="0" w:color="D9D9D9"/>
-              <w:left w:val="single" w:sz="4" w:space="0" w:color="D9D9D9"/>
-              <w:bottom w:val="single" w:sz="4" w:space="0" w:color="D9D9D9"/>
-              <w:right w:val="single" w:sz="4" w:space="0" w:color="D9D9D9"/>
-              <w:insideH w:val="single" w:sz="4" w:space="0" w:color="D9D9D9"/>
-              <w:insideV w:val="single" w:sz="4" w:space="0" w:color="D9D9D9"/>
+              <w:top w:val="single" w:sz="4" w:space="0" w:color="000000"/>
+              <w:left w:val="single" w:sz="4" w:space="0" w:color="000000"/>
+              <w:bottom w:val="single" w:sz="4" w:space="0" w:color="000000"/>
+              <w:right w:val="single" w:sz="4" w:space="0" w:color="000000"/>
+              <w:insideH w:val="single" w:sz="4" w:space="0" w:color="000000"/>
+              <w:insideV w:val="single" w:sz="4" w:space="0" w:color="000000"/>
             </w:tcBorders>
             <w:tcMar>
               <w:top w:w="80" w:type="dxa"/>
@@ -1015,25 +610,25 @@
           <w:p>
             <w:r>
               <w:rPr>
-                <w:rFonts w:ascii="Arial" w:hAnsi="Arial"/>
-                <w:color w:val="222222"/>
-                <w:sz w:val="18"/>
+                <w:rFonts w:ascii="Arial" w:hAnsi="Arial" w:eastAsia="Arial"/>
+                <w:color w:val="000000"/>
+                <w:sz w:val="22"/>
               </w:rPr>
-              <w:t>Diseño</w:t>
+              <w:t>Demostración</w:t>
             </w:r>
           </w:p>
         </w:tc>
         <w:tc>
           <w:tcPr>
             <w:tcW w:type="dxa" w:w="2160"/>
-            <w:shd w:fill="F7F9FB"/>
+            <w:shd w:fill="FFFFFF"/>
             <w:tcBorders>
-              <w:top w:val="single" w:sz="4" w:space="0" w:color="D9D9D9"/>
-              <w:left w:val="single" w:sz="4" w:space="0" w:color="D9D9D9"/>
-              <w:bottom w:val="single" w:sz="4" w:space="0" w:color="D9D9D9"/>
-              <w:right w:val="single" w:sz="4" w:space="0" w:color="D9D9D9"/>
-              <w:insideH w:val="single" w:sz="4" w:space="0" w:color="D9D9D9"/>
-              <w:insideV w:val="single" w:sz="4" w:space="0" w:color="D9D9D9"/>
+              <w:top w:val="single" w:sz="4" w:space="0" w:color="000000"/>
+              <w:left w:val="single" w:sz="4" w:space="0" w:color="000000"/>
+              <w:bottom w:val="single" w:sz="4" w:space="0" w:color="000000"/>
+              <w:right w:val="single" w:sz="4" w:space="0" w:color="000000"/>
+              <w:insideH w:val="single" w:sz="4" w:space="0" w:color="000000"/>
+              <w:insideV w:val="single" w:sz="4" w:space="0" w:color="000000"/>
             </w:tcBorders>
             <w:tcMar>
               <w:top w:w="80" w:type="dxa"/>
@@ -1046,25 +641,25 @@
           <w:p>
             <w:r>
               <w:rPr>
-                <w:rFonts w:ascii="Arial" w:hAnsi="Arial"/>
-                <w:color w:val="222222"/>
-                <w:sz w:val="18"/>
+                <w:rFonts w:ascii="Arial" w:hAnsi="Arial" w:eastAsia="Arial"/>
+                <w:color w:val="000000"/>
+                <w:sz w:val="22"/>
               </w:rPr>
-              <w:t>3 min</w:t>
+              <w:t>5 min</w:t>
             </w:r>
           </w:p>
         </w:tc>
         <w:tc>
           <w:tcPr>
             <w:tcW w:type="dxa" w:w="2160"/>
-            <w:shd w:fill="F7F9FB"/>
+            <w:shd w:fill="FFFFFF"/>
             <w:tcBorders>
-              <w:top w:val="single" w:sz="4" w:space="0" w:color="D9D9D9"/>
-              <w:left w:val="single" w:sz="4" w:space="0" w:color="D9D9D9"/>
-              <w:bottom w:val="single" w:sz="4" w:space="0" w:color="D9D9D9"/>
-              <w:right w:val="single" w:sz="4" w:space="0" w:color="D9D9D9"/>
-              <w:insideH w:val="single" w:sz="4" w:space="0" w:color="D9D9D9"/>
-              <w:insideV w:val="single" w:sz="4" w:space="0" w:color="D9D9D9"/>
+              <w:top w:val="single" w:sz="4" w:space="0" w:color="000000"/>
+              <w:left w:val="single" w:sz="4" w:space="0" w:color="000000"/>
+              <w:bottom w:val="single" w:sz="4" w:space="0" w:color="000000"/>
+              <w:right w:val="single" w:sz="4" w:space="0" w:color="000000"/>
+              <w:insideH w:val="single" w:sz="4" w:space="0" w:color="000000"/>
+              <w:insideV w:val="single" w:sz="4" w:space="0" w:color="000000"/>
             </w:tcBorders>
             <w:tcMar>
               <w:top w:w="80" w:type="dxa"/>
@@ -1077,25 +672,25 @@
           <w:p>
             <w:r>
               <w:rPr>
-                <w:rFonts w:ascii="Arial" w:hAnsi="Arial"/>
-                <w:color w:val="222222"/>
-                <w:sz w:val="18"/>
+                <w:rFonts w:ascii="Arial" w:hAnsi="Arial" w:eastAsia="Arial"/>
+                <w:color w:val="000000"/>
+                <w:sz w:val="22"/>
               </w:rPr>
-              <w:t>Integrante 2</w:t>
+              <w:t>Adrian Alexander Berrocal Villanueva</w:t>
             </w:r>
           </w:p>
         </w:tc>
         <w:tc>
           <w:tcPr>
             <w:tcW w:type="dxa" w:w="2160"/>
-            <w:shd w:fill="F7F9FB"/>
+            <w:shd w:fill="FFFFFF"/>
             <w:tcBorders>
-              <w:top w:val="single" w:sz="4" w:space="0" w:color="D9D9D9"/>
-              <w:left w:val="single" w:sz="4" w:space="0" w:color="D9D9D9"/>
-              <w:bottom w:val="single" w:sz="4" w:space="0" w:color="D9D9D9"/>
-              <w:right w:val="single" w:sz="4" w:space="0" w:color="D9D9D9"/>
-              <w:insideH w:val="single" w:sz="4" w:space="0" w:color="D9D9D9"/>
-              <w:insideV w:val="single" w:sz="4" w:space="0" w:color="D9D9D9"/>
+              <w:top w:val="single" w:sz="4" w:space="0" w:color="000000"/>
+              <w:left w:val="single" w:sz="4" w:space="0" w:color="000000"/>
+              <w:bottom w:val="single" w:sz="4" w:space="0" w:color="000000"/>
+              <w:right w:val="single" w:sz="4" w:space="0" w:color="000000"/>
+              <w:insideH w:val="single" w:sz="4" w:space="0" w:color="000000"/>
+              <w:insideV w:val="single" w:sz="4" w:space="0" w:color="000000"/>
             </w:tcBorders>
             <w:tcMar>
               <w:top w:w="80" w:type="dxa"/>
@@ -1108,26 +703,30 @@
           <w:p>
             <w:r>
               <w:rPr>
-                <w:rFonts w:ascii="Arial" w:hAnsi="Arial"/>
-                <w:color w:val="222222"/>
-                <w:sz w:val="18"/>
+                <w:rFonts w:ascii="Arial" w:hAnsi="Arial" w:eastAsia="Arial"/>
+                <w:color w:val="000000"/>
+                <w:sz w:val="22"/>
               </w:rPr>
-              <w:t>Scrum, historias, arquitectura y datos.</w:t>
+              <w:t>Catálogo, venta, inventario y reportes.</w:t>
             </w:r>
           </w:p>
         </w:tc>
       </w:tr>
       <w:tr>
+        <w:trPr>
+          <w:cantSplit/>
+        </w:trPr>
         <w:tc>
           <w:tcPr>
             <w:tcW w:type="dxa" w:w="2160"/>
+            <w:shd w:fill="FFFFFF"/>
             <w:tcBorders>
-              <w:top w:val="single" w:sz="4" w:space="0" w:color="D9D9D9"/>
-              <w:left w:val="single" w:sz="4" w:space="0" w:color="D9D9D9"/>
-              <w:bottom w:val="single" w:sz="4" w:space="0" w:color="D9D9D9"/>
-              <w:right w:val="single" w:sz="4" w:space="0" w:color="D9D9D9"/>
-              <w:insideH w:val="single" w:sz="4" w:space="0" w:color="D9D9D9"/>
-              <w:insideV w:val="single" w:sz="4" w:space="0" w:color="D9D9D9"/>
+              <w:top w:val="single" w:sz="4" w:space="0" w:color="000000"/>
+              <w:left w:val="single" w:sz="4" w:space="0" w:color="000000"/>
+              <w:bottom w:val="single" w:sz="4" w:space="0" w:color="000000"/>
+              <w:right w:val="single" w:sz="4" w:space="0" w:color="000000"/>
+              <w:insideH w:val="single" w:sz="4" w:space="0" w:color="000000"/>
+              <w:insideV w:val="single" w:sz="4" w:space="0" w:color="000000"/>
             </w:tcBorders>
             <w:tcMar>
               <w:top w:w="80" w:type="dxa"/>
@@ -1140,24 +739,25 @@
           <w:p>
             <w:r>
               <w:rPr>
-                <w:rFonts w:ascii="Arial" w:hAnsi="Arial"/>
-                <w:color w:val="222222"/>
-                <w:sz w:val="18"/>
+                <w:rFonts w:ascii="Arial" w:hAnsi="Arial" w:eastAsia="Arial"/>
+                <w:color w:val="000000"/>
+                <w:sz w:val="22"/>
               </w:rPr>
-              <w:t>Demo</w:t>
+              <w:t>Backend y pruebas</w:t>
             </w:r>
           </w:p>
         </w:tc>
         <w:tc>
           <w:tcPr>
             <w:tcW w:type="dxa" w:w="2160"/>
+            <w:shd w:fill="FFFFFF"/>
             <w:tcBorders>
-              <w:top w:val="single" w:sz="4" w:space="0" w:color="D9D9D9"/>
-              <w:left w:val="single" w:sz="4" w:space="0" w:color="D9D9D9"/>
-              <w:bottom w:val="single" w:sz="4" w:space="0" w:color="D9D9D9"/>
-              <w:right w:val="single" w:sz="4" w:space="0" w:color="D9D9D9"/>
-              <w:insideH w:val="single" w:sz="4" w:space="0" w:color="D9D9D9"/>
-              <w:insideV w:val="single" w:sz="4" w:space="0" w:color="D9D9D9"/>
+              <w:top w:val="single" w:sz="4" w:space="0" w:color="000000"/>
+              <w:left w:val="single" w:sz="4" w:space="0" w:color="000000"/>
+              <w:bottom w:val="single" w:sz="4" w:space="0" w:color="000000"/>
+              <w:right w:val="single" w:sz="4" w:space="0" w:color="000000"/>
+              <w:insideH w:val="single" w:sz="4" w:space="0" w:color="000000"/>
+              <w:insideV w:val="single" w:sz="4" w:space="0" w:color="000000"/>
             </w:tcBorders>
             <w:tcMar>
               <w:top w:w="80" w:type="dxa"/>
@@ -1170,24 +770,25 @@
           <w:p>
             <w:r>
               <w:rPr>
-                <w:rFonts w:ascii="Arial" w:hAnsi="Arial"/>
-                <w:color w:val="222222"/>
-                <w:sz w:val="18"/>
+                <w:rFonts w:ascii="Arial" w:hAnsi="Arial" w:eastAsia="Arial"/>
+                <w:color w:val="000000"/>
+                <w:sz w:val="22"/>
               </w:rPr>
-              <w:t>5 min</w:t>
+              <w:t>3 min</w:t>
             </w:r>
           </w:p>
         </w:tc>
         <w:tc>
           <w:tcPr>
             <w:tcW w:type="dxa" w:w="2160"/>
+            <w:shd w:fill="FFFFFF"/>
             <w:tcBorders>
-              <w:top w:val="single" w:sz="4" w:space="0" w:color="D9D9D9"/>
-              <w:left w:val="single" w:sz="4" w:space="0" w:color="D9D9D9"/>
-              <w:bottom w:val="single" w:sz="4" w:space="0" w:color="D9D9D9"/>
-              <w:right w:val="single" w:sz="4" w:space="0" w:color="D9D9D9"/>
-              <w:insideH w:val="single" w:sz="4" w:space="0" w:color="D9D9D9"/>
-              <w:insideV w:val="single" w:sz="4" w:space="0" w:color="D9D9D9"/>
+              <w:top w:val="single" w:sz="4" w:space="0" w:color="000000"/>
+              <w:left w:val="single" w:sz="4" w:space="0" w:color="000000"/>
+              <w:bottom w:val="single" w:sz="4" w:space="0" w:color="000000"/>
+              <w:right w:val="single" w:sz="4" w:space="0" w:color="000000"/>
+              <w:insideH w:val="single" w:sz="4" w:space="0" w:color="000000"/>
+              <w:insideV w:val="single" w:sz="4" w:space="0" w:color="000000"/>
             </w:tcBorders>
             <w:tcMar>
               <w:top w:w="80" w:type="dxa"/>
@@ -1200,24 +801,25 @@
           <w:p>
             <w:r>
               <w:rPr>
-                <w:rFonts w:ascii="Arial" w:hAnsi="Arial"/>
-                <w:color w:val="222222"/>
-                <w:sz w:val="18"/>
+                <w:rFonts w:ascii="Arial" w:hAnsi="Arial" w:eastAsia="Arial"/>
+                <w:color w:val="000000"/>
+                <w:sz w:val="22"/>
               </w:rPr>
-              <w:t>Integrante 3</w:t>
+              <w:t>Juan Diego Romero Peralta</w:t>
             </w:r>
           </w:p>
         </w:tc>
         <w:tc>
           <w:tcPr>
             <w:tcW w:type="dxa" w:w="2160"/>
+            <w:shd w:fill="FFFFFF"/>
             <w:tcBorders>
-              <w:top w:val="single" w:sz="4" w:space="0" w:color="D9D9D9"/>
-              <w:left w:val="single" w:sz="4" w:space="0" w:color="D9D9D9"/>
-              <w:bottom w:val="single" w:sz="4" w:space="0" w:color="D9D9D9"/>
-              <w:right w:val="single" w:sz="4" w:space="0" w:color="D9D9D9"/>
-              <w:insideH w:val="single" w:sz="4" w:space="0" w:color="D9D9D9"/>
-              <w:insideV w:val="single" w:sz="4" w:space="0" w:color="D9D9D9"/>
+              <w:top w:val="single" w:sz="4" w:space="0" w:color="000000"/>
+              <w:left w:val="single" w:sz="4" w:space="0" w:color="000000"/>
+              <w:bottom w:val="single" w:sz="4" w:space="0" w:color="000000"/>
+              <w:right w:val="single" w:sz="4" w:space="0" w:color="000000"/>
+              <w:insideH w:val="single" w:sz="4" w:space="0" w:color="000000"/>
+              <w:insideV w:val="single" w:sz="4" w:space="0" w:color="000000"/>
             </w:tcBorders>
             <w:tcMar>
               <w:top w:w="80" w:type="dxa"/>
@@ -1230,27 +832,30 @@
           <w:p>
             <w:r>
               <w:rPr>
-                <w:rFonts w:ascii="Arial" w:hAnsi="Arial"/>
-                <w:color w:val="222222"/>
-                <w:sz w:val="18"/>
+                <w:rFonts w:ascii="Arial" w:hAnsi="Arial" w:eastAsia="Arial"/>
+                <w:color w:val="000000"/>
+                <w:sz w:val="22"/>
               </w:rPr>
-              <w:t>Dashboard, productos, venta, stock y reportes.</w:t>
+              <w:t>API, compilación, integración y límites del prototipo.</w:t>
             </w:r>
           </w:p>
         </w:tc>
       </w:tr>
       <w:tr>
+        <w:trPr>
+          <w:cantSplit/>
+        </w:trPr>
         <w:tc>
           <w:tcPr>
             <w:tcW w:type="dxa" w:w="2160"/>
-            <w:shd w:fill="F7F9FB"/>
+            <w:shd w:fill="FFFFFF"/>
             <w:tcBorders>
-              <w:top w:val="single" w:sz="4" w:space="0" w:color="D9D9D9"/>
-              <w:left w:val="single" w:sz="4" w:space="0" w:color="D9D9D9"/>
-              <w:bottom w:val="single" w:sz="4" w:space="0" w:color="D9D9D9"/>
-              <w:right w:val="single" w:sz="4" w:space="0" w:color="D9D9D9"/>
-              <w:insideH w:val="single" w:sz="4" w:space="0" w:color="D9D9D9"/>
-              <w:insideV w:val="single" w:sz="4" w:space="0" w:color="D9D9D9"/>
+              <w:top w:val="single" w:sz="4" w:space="0" w:color="000000"/>
+              <w:left w:val="single" w:sz="4" w:space="0" w:color="000000"/>
+              <w:bottom w:val="single" w:sz="4" w:space="0" w:color="000000"/>
+              <w:right w:val="single" w:sz="4" w:space="0" w:color="000000"/>
+              <w:insideH w:val="single" w:sz="4" w:space="0" w:color="000000"/>
+              <w:insideV w:val="single" w:sz="4" w:space="0" w:color="000000"/>
             </w:tcBorders>
             <w:tcMar>
               <w:top w:w="80" w:type="dxa"/>
@@ -1263,25 +868,25 @@
           <w:p>
             <w:r>
               <w:rPr>
-                <w:rFonts w:ascii="Arial" w:hAnsi="Arial"/>
-                <w:color w:val="222222"/>
-                <w:sz w:val="18"/>
+                <w:rFonts w:ascii="Arial" w:hAnsi="Arial" w:eastAsia="Arial"/>
+                <w:color w:val="000000"/>
+                <w:sz w:val="22"/>
               </w:rPr>
-              <w:t>Pruebas</w:t>
+              <w:t>Cierre y preguntas</w:t>
             </w:r>
           </w:p>
         </w:tc>
         <w:tc>
           <w:tcPr>
             <w:tcW w:type="dxa" w:w="2160"/>
-            <w:shd w:fill="F7F9FB"/>
+            <w:shd w:fill="FFFFFF"/>
             <w:tcBorders>
-              <w:top w:val="single" w:sz="4" w:space="0" w:color="D9D9D9"/>
-              <w:left w:val="single" w:sz="4" w:space="0" w:color="D9D9D9"/>
-              <w:bottom w:val="single" w:sz="4" w:space="0" w:color="D9D9D9"/>
-              <w:right w:val="single" w:sz="4" w:space="0" w:color="D9D9D9"/>
-              <w:insideH w:val="single" w:sz="4" w:space="0" w:color="D9D9D9"/>
-              <w:insideV w:val="single" w:sz="4" w:space="0" w:color="D9D9D9"/>
+              <w:top w:val="single" w:sz="4" w:space="0" w:color="000000"/>
+              <w:left w:val="single" w:sz="4" w:space="0" w:color="000000"/>
+              <w:bottom w:val="single" w:sz="4" w:space="0" w:color="000000"/>
+              <w:right w:val="single" w:sz="4" w:space="0" w:color="000000"/>
+              <w:insideH w:val="single" w:sz="4" w:space="0" w:color="000000"/>
+              <w:insideV w:val="single" w:sz="4" w:space="0" w:color="000000"/>
             </w:tcBorders>
             <w:tcMar>
               <w:top w:w="80" w:type="dxa"/>
@@ -1294,9 +899,9 @@
           <w:p>
             <w:r>
               <w:rPr>
-                <w:rFonts w:ascii="Arial" w:hAnsi="Arial"/>
-                <w:color w:val="222222"/>
-                <w:sz w:val="18"/>
+                <w:rFonts w:ascii="Arial" w:hAnsi="Arial" w:eastAsia="Arial"/>
+                <w:color w:val="000000"/>
+                <w:sz w:val="22"/>
               </w:rPr>
               <w:t>2 min</w:t>
             </w:r>
@@ -1305,14 +910,14 @@
         <w:tc>
           <w:tcPr>
             <w:tcW w:type="dxa" w:w="2160"/>
-            <w:shd w:fill="F7F9FB"/>
+            <w:shd w:fill="FFFFFF"/>
             <w:tcBorders>
-              <w:top w:val="single" w:sz="4" w:space="0" w:color="D9D9D9"/>
-              <w:left w:val="single" w:sz="4" w:space="0" w:color="D9D9D9"/>
-              <w:bottom w:val="single" w:sz="4" w:space="0" w:color="D9D9D9"/>
-              <w:right w:val="single" w:sz="4" w:space="0" w:color="D9D9D9"/>
-              <w:insideH w:val="single" w:sz="4" w:space="0" w:color="D9D9D9"/>
-              <w:insideV w:val="single" w:sz="4" w:space="0" w:color="D9D9D9"/>
+              <w:top w:val="single" w:sz="4" w:space="0" w:color="000000"/>
+              <w:left w:val="single" w:sz="4" w:space="0" w:color="000000"/>
+              <w:bottom w:val="single" w:sz="4" w:space="0" w:color="000000"/>
+              <w:right w:val="single" w:sz="4" w:space="0" w:color="000000"/>
+              <w:insideH w:val="single" w:sz="4" w:space="0" w:color="000000"/>
+              <w:insideV w:val="single" w:sz="4" w:space="0" w:color="000000"/>
             </w:tcBorders>
             <w:tcMar>
               <w:top w:w="80" w:type="dxa"/>
@@ -1325,25 +930,25 @@
           <w:p>
             <w:r>
               <w:rPr>
-                <w:rFonts w:ascii="Arial" w:hAnsi="Arial"/>
-                <w:color w:val="222222"/>
-                <w:sz w:val="18"/>
+                <w:rFonts w:ascii="Arial" w:hAnsi="Arial" w:eastAsia="Arial"/>
+                <w:color w:val="000000"/>
+                <w:sz w:val="22"/>
               </w:rPr>
-              <w:t>Integrante 4</w:t>
+              <w:t>Todo el equipo</w:t>
             </w:r>
           </w:p>
         </w:tc>
         <w:tc>
           <w:tcPr>
             <w:tcW w:type="dxa" w:w="2160"/>
-            <w:shd w:fill="F7F9FB"/>
+            <w:shd w:fill="FFFFFF"/>
             <w:tcBorders>
-              <w:top w:val="single" w:sz="4" w:space="0" w:color="D9D9D9"/>
-              <w:left w:val="single" w:sz="4" w:space="0" w:color="D9D9D9"/>
-              <w:bottom w:val="single" w:sz="4" w:space="0" w:color="D9D9D9"/>
-              <w:right w:val="single" w:sz="4" w:space="0" w:color="D9D9D9"/>
-              <w:insideH w:val="single" w:sz="4" w:space="0" w:color="D9D9D9"/>
-              <w:insideV w:val="single" w:sz="4" w:space="0" w:color="D9D9D9"/>
+              <w:top w:val="single" w:sz="4" w:space="0" w:color="000000"/>
+              <w:left w:val="single" w:sz="4" w:space="0" w:color="000000"/>
+              <w:bottom w:val="single" w:sz="4" w:space="0" w:color="000000"/>
+              <w:right w:val="single" w:sz="4" w:space="0" w:color="000000"/>
+              <w:insideH w:val="single" w:sz="4" w:space="0" w:color="000000"/>
+              <w:insideV w:val="single" w:sz="4" w:space="0" w:color="000000"/>
             </w:tcBorders>
             <w:tcMar>
               <w:top w:w="80" w:type="dxa"/>
@@ -1356,131 +961,9 @@
           <w:p>
             <w:r>
               <w:rPr>
-                <w:rFonts w:ascii="Arial" w:hAnsi="Arial"/>
-                <w:color w:val="222222"/>
-                <w:sz w:val="18"/>
-              </w:rPr>
-              <w:t>Casos, resultados y evidencias.</w:t>
-            </w:r>
-          </w:p>
-        </w:tc>
-      </w:tr>
-      <w:tr>
-        <w:tc>
-          <w:tcPr>
-            <w:tcW w:type="dxa" w:w="2160"/>
-            <w:tcBorders>
-              <w:top w:val="single" w:sz="4" w:space="0" w:color="D9D9D9"/>
-              <w:left w:val="single" w:sz="4" w:space="0" w:color="D9D9D9"/>
-              <w:bottom w:val="single" w:sz="4" w:space="0" w:color="D9D9D9"/>
-              <w:right w:val="single" w:sz="4" w:space="0" w:color="D9D9D9"/>
-              <w:insideH w:val="single" w:sz="4" w:space="0" w:color="D9D9D9"/>
-              <w:insideV w:val="single" w:sz="4" w:space="0" w:color="D9D9D9"/>
-            </w:tcBorders>
-            <w:tcMar>
-              <w:top w:w="80" w:type="dxa"/>
-              <w:start w:w="100" w:type="dxa"/>
-              <w:bottom w:w="80" w:type="dxa"/>
-              <w:end w:w="100" w:type="dxa"/>
-            </w:tcMar>
-            <w:vAlign w:val="center"/>
-          </w:tcPr>
-          <w:p>
-            <w:r>
-              <w:rPr>
-                <w:rFonts w:ascii="Arial" w:hAnsi="Arial"/>
-                <w:color w:val="222222"/>
-                <w:sz w:val="18"/>
-              </w:rPr>
-              <w:t>Cierre</w:t>
-            </w:r>
-          </w:p>
-        </w:tc>
-        <w:tc>
-          <w:tcPr>
-            <w:tcW w:type="dxa" w:w="2160"/>
-            <w:tcBorders>
-              <w:top w:val="single" w:sz="4" w:space="0" w:color="D9D9D9"/>
-              <w:left w:val="single" w:sz="4" w:space="0" w:color="D9D9D9"/>
-              <w:bottom w:val="single" w:sz="4" w:space="0" w:color="D9D9D9"/>
-              <w:right w:val="single" w:sz="4" w:space="0" w:color="D9D9D9"/>
-              <w:insideH w:val="single" w:sz="4" w:space="0" w:color="D9D9D9"/>
-              <w:insideV w:val="single" w:sz="4" w:space="0" w:color="D9D9D9"/>
-            </w:tcBorders>
-            <w:tcMar>
-              <w:top w:w="80" w:type="dxa"/>
-              <w:start w:w="100" w:type="dxa"/>
-              <w:bottom w:w="80" w:type="dxa"/>
-              <w:end w:w="100" w:type="dxa"/>
-            </w:tcMar>
-            <w:vAlign w:val="center"/>
-          </w:tcPr>
-          <w:p>
-            <w:r>
-              <w:rPr>
-                <w:rFonts w:ascii="Arial" w:hAnsi="Arial"/>
-                <w:color w:val="222222"/>
-                <w:sz w:val="18"/>
-              </w:rPr>
-              <w:t>2 min</w:t>
-            </w:r>
-          </w:p>
-        </w:tc>
-        <w:tc>
-          <w:tcPr>
-            <w:tcW w:type="dxa" w:w="2160"/>
-            <w:tcBorders>
-              <w:top w:val="single" w:sz="4" w:space="0" w:color="D9D9D9"/>
-              <w:left w:val="single" w:sz="4" w:space="0" w:color="D9D9D9"/>
-              <w:bottom w:val="single" w:sz="4" w:space="0" w:color="D9D9D9"/>
-              <w:right w:val="single" w:sz="4" w:space="0" w:color="D9D9D9"/>
-              <w:insideH w:val="single" w:sz="4" w:space="0" w:color="D9D9D9"/>
-              <w:insideV w:val="single" w:sz="4" w:space="0" w:color="D9D9D9"/>
-            </w:tcBorders>
-            <w:tcMar>
-              <w:top w:w="80" w:type="dxa"/>
-              <w:start w:w="100" w:type="dxa"/>
-              <w:bottom w:w="80" w:type="dxa"/>
-              <w:end w:w="100" w:type="dxa"/>
-            </w:tcMar>
-            <w:vAlign w:val="center"/>
-          </w:tcPr>
-          <w:p>
-            <w:r>
-              <w:rPr>
-                <w:rFonts w:ascii="Arial" w:hAnsi="Arial"/>
-                <w:color w:val="222222"/>
-                <w:sz w:val="18"/>
-              </w:rPr>
-              <w:t>Todo el equipo</w:t>
-            </w:r>
-          </w:p>
-        </w:tc>
-        <w:tc>
-          <w:tcPr>
-            <w:tcW w:type="dxa" w:w="2160"/>
-            <w:tcBorders>
-              <w:top w:val="single" w:sz="4" w:space="0" w:color="D9D9D9"/>
-              <w:left w:val="single" w:sz="4" w:space="0" w:color="D9D9D9"/>
-              <w:bottom w:val="single" w:sz="4" w:space="0" w:color="D9D9D9"/>
-              <w:right w:val="single" w:sz="4" w:space="0" w:color="D9D9D9"/>
-              <w:insideH w:val="single" w:sz="4" w:space="0" w:color="D9D9D9"/>
-              <w:insideV w:val="single" w:sz="4" w:space="0" w:color="D9D9D9"/>
-            </w:tcBorders>
-            <w:tcMar>
-              <w:top w:w="80" w:type="dxa"/>
-              <w:start w:w="100" w:type="dxa"/>
-              <w:bottom w:w="80" w:type="dxa"/>
-              <w:end w:w="100" w:type="dxa"/>
-            </w:tcMar>
-            <w:vAlign w:val="center"/>
-          </w:tcPr>
-          <w:p>
-            <w:r>
-              <w:rPr>
-                <w:rFonts w:ascii="Arial" w:hAnsi="Arial"/>
-                <w:color w:val="222222"/>
-                <w:sz w:val="18"/>
+                <w:rFonts w:ascii="Arial" w:hAnsi="Arial" w:eastAsia="Arial"/>
+                <w:color w:val="000000"/>
+                <w:sz w:val="22"/>
               </w:rPr>
               <w:t>Conclusiones, mejoras y preguntas.</w:t>
             </w:r>
@@ -1492,64 +975,108 @@
     <w:p>
       <w:pPr>
         <w:pStyle w:val="Heading1"/>
+        <w:keepNext/>
+        <w:keepLines/>
       </w:pPr>
       <w:r>
+        <w:rPr>
+          <w:rFonts w:ascii="Arial" w:hAnsi="Arial" w:eastAsia="Arial"/>
+          <w:color w:val="000000"/>
+          <w:sz w:val="22"/>
+        </w:rPr>
         <w:t>3. Guion de demostración</w:t>
       </w:r>
     </w:p>
     <w:p>
       <w:pPr>
-        <w:pStyle w:val="ListNumber"/>
+        <w:ind w:left="369" w:hanging="369"/>
       </w:pPr>
       <w:r>
-        <w:t>Mostrar el Dashboard y explicar los cuatro indicadores principales.</w:t>
+        <w:rPr>
+          <w:rFonts w:ascii="Arial" w:hAnsi="Arial" w:eastAsia="Arial"/>
+          <w:color w:val="000000"/>
+          <w:sz w:val="22"/>
+        </w:rPr>
+        <w:t>1. Mostrar el Dashboard y explicar los cuatro indicadores principales.</w:t>
       </w:r>
     </w:p>
     <w:p>
       <w:pPr>
-        <w:pStyle w:val="ListNumber"/>
+        <w:ind w:left="369" w:hanging="369"/>
       </w:pPr>
       <w:r>
-        <w:t>Abrir Inventario y aplicar el filtro Bajo para mostrar las alertas.</w:t>
+        <w:rPr>
+          <w:rFonts w:ascii="Arial" w:hAnsi="Arial" w:eastAsia="Arial"/>
+          <w:color w:val="000000"/>
+          <w:sz w:val="22"/>
+        </w:rPr>
+        <w:t>2. Abrir Inventario y aplicar el filtro Bajo para mostrar las alertas.</w:t>
       </w:r>
     </w:p>
     <w:p>
       <w:pPr>
-        <w:pStyle w:val="ListNumber"/>
+        <w:ind w:left="369" w:hanging="369"/>
       </w:pPr>
       <w:r>
-        <w:t>Abrir Nueva venta, seleccionar Leche Gloria 1L y Gaseosa Inca Kola, elegir Yape y registrar la venta.</w:t>
+        <w:rPr>
+          <w:rFonts w:ascii="Arial" w:hAnsi="Arial" w:eastAsia="Arial"/>
+          <w:color w:val="000000"/>
+          <w:sz w:val="22"/>
+        </w:rPr>
+        <w:t>3. Abrir Nueva venta, seleccionar Leche Gloria 1L y Gaseosa Inca Kola, elegir Yape y registrar la venta.</w:t>
       </w:r>
     </w:p>
     <w:p>
       <w:pPr>
-        <w:pStyle w:val="ListNumber"/>
+        <w:ind w:left="369" w:hanging="369"/>
       </w:pPr>
       <w:r>
-        <w:t>Volver al inventario para mostrar que el stock se actualizó.</w:t>
+        <w:rPr>
+          <w:rFonts w:ascii="Arial" w:hAnsi="Arial" w:eastAsia="Arial"/>
+          <w:color w:val="000000"/>
+          <w:sz w:val="22"/>
+        </w:rPr>
+        <w:t>4. Volver al inventario para mostrar que el stock se actualizó.</w:t>
       </w:r>
     </w:p>
     <w:p>
       <w:pPr>
-        <w:pStyle w:val="ListNumber"/>
+        <w:ind w:left="369" w:hanging="369"/>
       </w:pPr>
       <w:r>
-        <w:t>Abrir Reportes y explicar el resumen y la exportación CSV.</w:t>
+        <w:rPr>
+          <w:rFonts w:ascii="Arial" w:hAnsi="Arial" w:eastAsia="Arial"/>
+          <w:color w:val="000000"/>
+          <w:sz w:val="22"/>
+        </w:rPr>
+        <w:t>5. Abrir Reportes y explicar el resumen y la exportación CSV.</w:t>
       </w:r>
     </w:p>
     <w:p>
       <w:pPr>
-        <w:pStyle w:val="ListNumber"/>
+        <w:ind w:left="369" w:hanging="369"/>
       </w:pPr>
       <w:r>
-        <w:t>Abrir Asistente de bodega y consultar Stock bajo; aclarar que la conexión Watson queda preparada para la siguiente fase.</w:t>
+        <w:rPr>
+          <w:rFonts w:ascii="Arial" w:hAnsi="Arial" w:eastAsia="Arial"/>
+          <w:color w:val="000000"/>
+          <w:sz w:val="22"/>
+        </w:rPr>
+        <w:t>6. Abrir Asistente de bodega y consultar Stock bajo; aclarar que la conexión Watson queda preparada para la siguiente fase.</w:t>
       </w:r>
     </w:p>
     <w:p>
       <w:pPr>
         <w:pStyle w:val="Heading1"/>
+        <w:keepNext/>
+        <w:keepLines/>
       </w:pPr>
       <w:r>
+        <w:rPr>
+          <w:rFonts w:ascii="Arial" w:hAnsi="Arial" w:eastAsia="Arial"/>
+          <w:color w:val="000000"/>
+          <w:sz w:val="22"/>
+        </w:rPr>
         <w:t>4. Mensajes clave</w:t>
       </w:r>
     </w:p>
@@ -1558,7 +1085,12 @@
         <w:pStyle w:val="ListBullet"/>
       </w:pPr>
       <w:r>
-        <w:t>El sistema resuelve un problema operativo concreto y medible.</w:t>
+        <w:rPr>
+          <w:rFonts w:ascii="Arial" w:hAnsi="Arial" w:eastAsia="Arial"/>
+          <w:color w:val="000000"/>
+          <w:sz w:val="22"/>
+        </w:rPr>
+        <w:t>Bodega Norte es un caso de estudio ficticio y utiliza datos de demostración.</w:t>
       </w:r>
     </w:p>
     <w:p>
@@ -1566,7 +1098,12 @@
         <w:pStyle w:val="ListBullet"/>
       </w:pPr>
       <w:r>
-        <w:t>El flujo principal de negocio está implementado y probado.</w:t>
+        <w:rPr>
+          <w:rFonts w:ascii="Arial" w:hAnsi="Arial" w:eastAsia="Arial"/>
+          <w:color w:val="000000"/>
+          <w:sz w:val="22"/>
+        </w:rPr>
+        <w:t>La versión SQL Server anterior comprobó el registro de una venta, el descuento de una unidad y el rechazo de una cantidad superior al stock; esta evidencia no valida la migración a PostgreSQL.</w:t>
       </w:r>
     </w:p>
     <w:p>
@@ -1574,7 +1111,12 @@
         <w:pStyle w:val="ListBullet"/>
       </w:pPr>
       <w:r>
-        <w:t>La interfaz es responsive y permite una operación rápida.</w:t>
+        <w:rPr>
+          <w:rFonts w:ascii="Arial" w:hAnsi="Arial" w:eastAsia="Arial"/>
+          <w:color w:val="000000"/>
+          <w:sz w:val="22"/>
+        </w:rPr>
+        <w:t>La conexión Supabase, la prueba de API sobre PostgreSQL, la aceptación visual, la validación con usuarios reales y el impacto operativo todavía requieren evidencia.</w:t>
       </w:r>
     </w:p>
     <w:p>
@@ -1582,22 +1124,26 @@
         <w:pStyle w:val="ListBullet"/>
       </w:pPr>
       <w:r>
-        <w:t>La arquitectura MVC estricta separa View, Controller y Model; la puesta en producción requiere autenticación, roles, auditoría y respaldo.</w:t>
-      </w:r>
-    </w:p>
-    <w:p>
-      <w:pPr>
-        <w:pStyle w:val="ListBullet"/>
-      </w:pPr>
-      <w:r>
-        <w:t>La documentación permite mantener y ampliar el proyecto.</w:t>
+        <w:rPr>
+          <w:rFonts w:ascii="Arial" w:hAnsi="Arial" w:eastAsia="Arial"/>
+          <w:color w:val="000000"/>
+          <w:sz w:val="22"/>
+        </w:rPr>
+        <w:t>El modo productivo requiere autenticación, roles, auditoría, respaldo y despliegue seguro; Watson Assistant está especificado, pero no conectado al prototipo.</w:t>
       </w:r>
     </w:p>
     <w:p>
       <w:pPr>
         <w:pStyle w:val="Heading1"/>
+        <w:keepNext/>
+        <w:keepLines/>
       </w:pPr>
       <w:r>
+        <w:rPr>
+          <w:rFonts w:ascii="Arial" w:hAnsi="Arial" w:eastAsia="Arial"/>
+          <w:color w:val="000000"/>
+          <w:sz w:val="22"/>
+        </w:rPr>
         <w:t>5. Preguntas previsibles</w:t>
       </w:r>
     </w:p>
@@ -1614,19 +1160,20 @@
       </w:tblGrid>
       <w:tr>
         <w:trPr>
+          <w:cantSplit/>
           <w:tblHeader w:val="true"/>
         </w:trPr>
         <w:tc>
           <w:tcPr>
             <w:tcW w:type="dxa" w:w="4320"/>
-            <w:shd w:fill="10294B"/>
+            <w:shd w:fill="000000"/>
             <w:tcBorders>
-              <w:top w:val="single" w:sz="4" w:space="0" w:color="10294B"/>
-              <w:left w:val="single" w:sz="4" w:space="0" w:color="10294B"/>
-              <w:bottom w:val="single" w:sz="4" w:space="0" w:color="10294B"/>
-              <w:right w:val="single" w:sz="4" w:space="0" w:color="10294B"/>
-              <w:insideH w:val="single" w:sz="4" w:space="0" w:color="10294B"/>
-              <w:insideV w:val="single" w:sz="4" w:space="0" w:color="10294B"/>
+              <w:top w:val="single" w:sz="4" w:space="0" w:color="000000"/>
+              <w:left w:val="single" w:sz="4" w:space="0" w:color="000000"/>
+              <w:bottom w:val="single" w:sz="4" w:space="0" w:color="000000"/>
+              <w:right w:val="single" w:sz="4" w:space="0" w:color="000000"/>
+              <w:insideH w:val="single" w:sz="4" w:space="0" w:color="000000"/>
+              <w:insideV w:val="single" w:sz="4" w:space="0" w:color="000000"/>
             </w:tcBorders>
             <w:tcMar>
               <w:top w:w="80" w:type="dxa"/>
@@ -1636,12 +1183,15 @@
             </w:tcMar>
           </w:tcPr>
           <w:p>
+            <w:pPr>
+              <w:keepNext/>
+            </w:pPr>
             <w:r>
               <w:rPr>
-                <w:rFonts w:ascii="Arial" w:hAnsi="Arial"/>
+                <w:rFonts w:ascii="Arial" w:hAnsi="Arial" w:eastAsia="Arial"/>
                 <w:b/>
                 <w:color w:val="FFFFFF"/>
-                <w:sz w:val="18"/>
+                <w:sz w:val="22"/>
               </w:rPr>
               <w:t>Pregunta</w:t>
             </w:r>
@@ -1650,14 +1200,14 @@
         <w:tc>
           <w:tcPr>
             <w:tcW w:type="dxa" w:w="4320"/>
-            <w:shd w:fill="10294B"/>
+            <w:shd w:fill="000000"/>
             <w:tcBorders>
-              <w:top w:val="single" w:sz="4" w:space="0" w:color="10294B"/>
-              <w:left w:val="single" w:sz="4" w:space="0" w:color="10294B"/>
-              <w:bottom w:val="single" w:sz="4" w:space="0" w:color="10294B"/>
-              <w:right w:val="single" w:sz="4" w:space="0" w:color="10294B"/>
-              <w:insideH w:val="single" w:sz="4" w:space="0" w:color="10294B"/>
-              <w:insideV w:val="single" w:sz="4" w:space="0" w:color="10294B"/>
+              <w:top w:val="single" w:sz="4" w:space="0" w:color="000000"/>
+              <w:left w:val="single" w:sz="4" w:space="0" w:color="000000"/>
+              <w:bottom w:val="single" w:sz="4" w:space="0" w:color="000000"/>
+              <w:right w:val="single" w:sz="4" w:space="0" w:color="000000"/>
+              <w:insideH w:val="single" w:sz="4" w:space="0" w:color="000000"/>
+              <w:insideV w:val="single" w:sz="4" w:space="0" w:color="000000"/>
             </w:tcBorders>
             <w:tcMar>
               <w:top w:w="80" w:type="dxa"/>
@@ -1667,12 +1217,15 @@
             </w:tcMar>
           </w:tcPr>
           <w:p>
+            <w:pPr>
+              <w:keepNext/>
+            </w:pPr>
             <w:r>
               <w:rPr>
-                <w:rFonts w:ascii="Arial" w:hAnsi="Arial"/>
+                <w:rFonts w:ascii="Arial" w:hAnsi="Arial" w:eastAsia="Arial"/>
                 <w:b/>
                 <w:color w:val="FFFFFF"/>
-                <w:sz w:val="18"/>
+                <w:sz w:val="22"/>
               </w:rPr>
               <w:t>Respuesta sugerida</w:t>
             </w:r>
@@ -1680,17 +1233,20 @@
         </w:tc>
       </w:tr>
       <w:tr>
+        <w:trPr>
+          <w:cantSplit/>
+        </w:trPr>
         <w:tc>
           <w:tcPr>
             <w:tcW w:type="dxa" w:w="4320"/>
-            <w:shd w:fill="F7F9FB"/>
+            <w:shd w:fill="FFFFFF"/>
             <w:tcBorders>
-              <w:top w:val="single" w:sz="4" w:space="0" w:color="D9D9D9"/>
-              <w:left w:val="single" w:sz="4" w:space="0" w:color="D9D9D9"/>
-              <w:bottom w:val="single" w:sz="4" w:space="0" w:color="D9D9D9"/>
-              <w:right w:val="single" w:sz="4" w:space="0" w:color="D9D9D9"/>
-              <w:insideH w:val="single" w:sz="4" w:space="0" w:color="D9D9D9"/>
-              <w:insideV w:val="single" w:sz="4" w:space="0" w:color="D9D9D9"/>
+              <w:top w:val="single" w:sz="4" w:space="0" w:color="000000"/>
+              <w:left w:val="single" w:sz="4" w:space="0" w:color="000000"/>
+              <w:bottom w:val="single" w:sz="4" w:space="0" w:color="000000"/>
+              <w:right w:val="single" w:sz="4" w:space="0" w:color="000000"/>
+              <w:insideH w:val="single" w:sz="4" w:space="0" w:color="000000"/>
+              <w:insideV w:val="single" w:sz="4" w:space="0" w:color="000000"/>
             </w:tcBorders>
             <w:tcMar>
               <w:top w:w="80" w:type="dxa"/>
@@ -1703,9 +1259,9 @@
           <w:p>
             <w:r>
               <w:rPr>
-                <w:rFonts w:ascii="Arial" w:hAnsi="Arial"/>
-                <w:color w:val="222222"/>
-                <w:sz w:val="18"/>
+                <w:rFonts w:ascii="Arial" w:hAnsi="Arial" w:eastAsia="Arial"/>
+                <w:color w:val="000000"/>
+                <w:sz w:val="22"/>
               </w:rPr>
               <w:t>¿Por qué localStorage?</w:t>
             </w:r>
@@ -1714,14 +1270,14 @@
         <w:tc>
           <w:tcPr>
             <w:tcW w:type="dxa" w:w="4320"/>
-            <w:shd w:fill="F7F9FB"/>
+            <w:shd w:fill="FFFFFF"/>
             <w:tcBorders>
-              <w:top w:val="single" w:sz="4" w:space="0" w:color="D9D9D9"/>
-              <w:left w:val="single" w:sz="4" w:space="0" w:color="D9D9D9"/>
-              <w:bottom w:val="single" w:sz="4" w:space="0" w:color="D9D9D9"/>
-              <w:right w:val="single" w:sz="4" w:space="0" w:color="D9D9D9"/>
-              <w:insideH w:val="single" w:sz="4" w:space="0" w:color="D9D9D9"/>
-              <w:insideV w:val="single" w:sz="4" w:space="0" w:color="D9D9D9"/>
+              <w:top w:val="single" w:sz="4" w:space="0" w:color="000000"/>
+              <w:left w:val="single" w:sz="4" w:space="0" w:color="000000"/>
+              <w:bottom w:val="single" w:sz="4" w:space="0" w:color="000000"/>
+              <w:right w:val="single" w:sz="4" w:space="0" w:color="000000"/>
+              <w:insideH w:val="single" w:sz="4" w:space="0" w:color="000000"/>
+              <w:insideV w:val="single" w:sz="4" w:space="0" w:color="000000"/>
             </w:tcBorders>
             <w:tcMar>
               <w:top w:w="80" w:type="dxa"/>
@@ -1734,26 +1290,30 @@
           <w:p>
             <w:r>
               <w:rPr>
-                <w:rFonts w:ascii="Arial" w:hAnsi="Arial"/>
-                <w:color w:val="222222"/>
-                <w:sz w:val="18"/>
+                <w:rFonts w:ascii="Arial" w:hAnsi="Arial" w:eastAsia="Arial"/>
+                <w:color w:val="000000"/>
+                <w:sz w:val="22"/>
               </w:rPr>
-              <w:t>Es una alternativa demo sin servidor; la ejecución solicitada en Visual Studio usa MVC estricto y SQL Server LocalDB.</w:t>
+              <w:t>Es una alternativa demo sin servidor; la ejecución en Visual Studio usa MVC y Supabase PostgreSQL.</w:t>
             </w:r>
           </w:p>
         </w:tc>
       </w:tr>
       <w:tr>
+        <w:trPr>
+          <w:cantSplit/>
+        </w:trPr>
         <w:tc>
           <w:tcPr>
             <w:tcW w:type="dxa" w:w="4320"/>
+            <w:shd w:fill="FFFFFF"/>
             <w:tcBorders>
-              <w:top w:val="single" w:sz="4" w:space="0" w:color="D9D9D9"/>
-              <w:left w:val="single" w:sz="4" w:space="0" w:color="D9D9D9"/>
-              <w:bottom w:val="single" w:sz="4" w:space="0" w:color="D9D9D9"/>
-              <w:right w:val="single" w:sz="4" w:space="0" w:color="D9D9D9"/>
-              <w:insideH w:val="single" w:sz="4" w:space="0" w:color="D9D9D9"/>
-              <w:insideV w:val="single" w:sz="4" w:space="0" w:color="D9D9D9"/>
+              <w:top w:val="single" w:sz="4" w:space="0" w:color="000000"/>
+              <w:left w:val="single" w:sz="4" w:space="0" w:color="000000"/>
+              <w:bottom w:val="single" w:sz="4" w:space="0" w:color="000000"/>
+              <w:right w:val="single" w:sz="4" w:space="0" w:color="000000"/>
+              <w:insideH w:val="single" w:sz="4" w:space="0" w:color="000000"/>
+              <w:insideV w:val="single" w:sz="4" w:space="0" w:color="000000"/>
             </w:tcBorders>
             <w:tcMar>
               <w:top w:w="80" w:type="dxa"/>
@@ -1766,9 +1326,9 @@
           <w:p>
             <w:r>
               <w:rPr>
-                <w:rFonts w:ascii="Arial" w:hAnsi="Arial"/>
-                <w:color w:val="222222"/>
-                <w:sz w:val="18"/>
+                <w:rFonts w:ascii="Arial" w:hAnsi="Arial" w:eastAsia="Arial"/>
+                <w:color w:val="000000"/>
+                <w:sz w:val="22"/>
               </w:rPr>
               <w:t>¿Cómo se evita vender sin stock?</w:t>
             </w:r>
@@ -1777,13 +1337,14 @@
         <w:tc>
           <w:tcPr>
             <w:tcW w:type="dxa" w:w="4320"/>
+            <w:shd w:fill="FFFFFF"/>
             <w:tcBorders>
-              <w:top w:val="single" w:sz="4" w:space="0" w:color="D9D9D9"/>
-              <w:left w:val="single" w:sz="4" w:space="0" w:color="D9D9D9"/>
-              <w:bottom w:val="single" w:sz="4" w:space="0" w:color="D9D9D9"/>
-              <w:right w:val="single" w:sz="4" w:space="0" w:color="D9D9D9"/>
-              <w:insideH w:val="single" w:sz="4" w:space="0" w:color="D9D9D9"/>
-              <w:insideV w:val="single" w:sz="4" w:space="0" w:color="D9D9D9"/>
+              <w:top w:val="single" w:sz="4" w:space="0" w:color="000000"/>
+              <w:left w:val="single" w:sz="4" w:space="0" w:color="000000"/>
+              <w:bottom w:val="single" w:sz="4" w:space="0" w:color="000000"/>
+              <w:right w:val="single" w:sz="4" w:space="0" w:color="000000"/>
+              <w:insideH w:val="single" w:sz="4" w:space="0" w:color="000000"/>
+              <w:insideV w:val="single" w:sz="4" w:space="0" w:color="000000"/>
             </w:tcBorders>
             <w:tcMar>
               <w:top w:w="80" w:type="dxa"/>
@@ -1796,9 +1357,9 @@
           <w:p>
             <w:r>
               <w:rPr>
-                <w:rFonts w:ascii="Arial" w:hAnsi="Arial"/>
-                <w:color w:val="222222"/>
-                <w:sz w:val="18"/>
+                <w:rFonts w:ascii="Arial" w:hAnsi="Arial" w:eastAsia="Arial"/>
+                <w:color w:val="000000"/>
+                <w:sz w:val="22"/>
               </w:rPr>
               <w:t>La cantidad se valida contra el stock disponible antes de confirmar.</w:t>
             </w:r>
@@ -1806,17 +1367,20 @@
         </w:tc>
       </w:tr>
       <w:tr>
+        <w:trPr>
+          <w:cantSplit/>
+        </w:trPr>
         <w:tc>
           <w:tcPr>
             <w:tcW w:type="dxa" w:w="4320"/>
-            <w:shd w:fill="F7F9FB"/>
+            <w:shd w:fill="FFFFFF"/>
             <w:tcBorders>
-              <w:top w:val="single" w:sz="4" w:space="0" w:color="D9D9D9"/>
-              <w:left w:val="single" w:sz="4" w:space="0" w:color="D9D9D9"/>
-              <w:bottom w:val="single" w:sz="4" w:space="0" w:color="D9D9D9"/>
-              <w:right w:val="single" w:sz="4" w:space="0" w:color="D9D9D9"/>
-              <w:insideH w:val="single" w:sz="4" w:space="0" w:color="D9D9D9"/>
-              <w:insideV w:val="single" w:sz="4" w:space="0" w:color="D9D9D9"/>
+              <w:top w:val="single" w:sz="4" w:space="0" w:color="000000"/>
+              <w:left w:val="single" w:sz="4" w:space="0" w:color="000000"/>
+              <w:bottom w:val="single" w:sz="4" w:space="0" w:color="000000"/>
+              <w:right w:val="single" w:sz="4" w:space="0" w:color="000000"/>
+              <w:insideH w:val="single" w:sz="4" w:space="0" w:color="000000"/>
+              <w:insideV w:val="single" w:sz="4" w:space="0" w:color="000000"/>
             </w:tcBorders>
             <w:tcMar>
               <w:top w:w="80" w:type="dxa"/>
@@ -1829,9 +1393,9 @@
           <w:p>
             <w:r>
               <w:rPr>
-                <w:rFonts w:ascii="Arial" w:hAnsi="Arial"/>
-                <w:color w:val="222222"/>
-                <w:sz w:val="18"/>
+                <w:rFonts w:ascii="Arial" w:hAnsi="Arial" w:eastAsia="Arial"/>
+                <w:color w:val="000000"/>
+                <w:sz w:val="22"/>
               </w:rPr>
               <w:t>¿Qué hace el asistente?</w:t>
             </w:r>
@@ -1840,14 +1404,14 @@
         <w:tc>
           <w:tcPr>
             <w:tcW w:type="dxa" w:w="4320"/>
-            <w:shd w:fill="F7F9FB"/>
+            <w:shd w:fill="FFFFFF"/>
             <w:tcBorders>
-              <w:top w:val="single" w:sz="4" w:space="0" w:color="D9D9D9"/>
-              <w:left w:val="single" w:sz="4" w:space="0" w:color="D9D9D9"/>
-              <w:bottom w:val="single" w:sz="4" w:space="0" w:color="D9D9D9"/>
-              <w:right w:val="single" w:sz="4" w:space="0" w:color="D9D9D9"/>
-              <w:insideH w:val="single" w:sz="4" w:space="0" w:color="D9D9D9"/>
-              <w:insideV w:val="single" w:sz="4" w:space="0" w:color="D9D9D9"/>
+              <w:top w:val="single" w:sz="4" w:space="0" w:color="000000"/>
+              <w:left w:val="single" w:sz="4" w:space="0" w:color="000000"/>
+              <w:bottom w:val="single" w:sz="4" w:space="0" w:color="000000"/>
+              <w:right w:val="single" w:sz="4" w:space="0" w:color="000000"/>
+              <w:insideH w:val="single" w:sz="4" w:space="0" w:color="000000"/>
+              <w:insideV w:val="single" w:sz="4" w:space="0" w:color="000000"/>
             </w:tcBorders>
             <w:tcMar>
               <w:top w:w="80" w:type="dxa"/>
@@ -1860,9 +1424,9 @@
           <w:p>
             <w:r>
               <w:rPr>
-                <w:rFonts w:ascii="Arial" w:hAnsi="Arial"/>
-                <w:color w:val="222222"/>
-                <w:sz w:val="18"/>
+                <w:rFonts w:ascii="Arial" w:hAnsi="Arial" w:eastAsia="Arial"/>
+                <w:color w:val="000000"/>
+                <w:sz w:val="22"/>
               </w:rPr>
               <w:t>La demo responde consultas de stock; el contrato Watson define la integración segura futura.</w:t>
             </w:r>
@@ -1870,16 +1434,20 @@
         </w:tc>
       </w:tr>
       <w:tr>
+        <w:trPr>
+          <w:cantSplit/>
+        </w:trPr>
         <w:tc>
           <w:tcPr>
             <w:tcW w:type="dxa" w:w="4320"/>
+            <w:shd w:fill="FFFFFF"/>
             <w:tcBorders>
-              <w:top w:val="single" w:sz="4" w:space="0" w:color="D9D9D9"/>
-              <w:left w:val="single" w:sz="4" w:space="0" w:color="D9D9D9"/>
-              <w:bottom w:val="single" w:sz="4" w:space="0" w:color="D9D9D9"/>
-              <w:right w:val="single" w:sz="4" w:space="0" w:color="D9D9D9"/>
-              <w:insideH w:val="single" w:sz="4" w:space="0" w:color="D9D9D9"/>
-              <w:insideV w:val="single" w:sz="4" w:space="0" w:color="D9D9D9"/>
+              <w:top w:val="single" w:sz="4" w:space="0" w:color="000000"/>
+              <w:left w:val="single" w:sz="4" w:space="0" w:color="000000"/>
+              <w:bottom w:val="single" w:sz="4" w:space="0" w:color="000000"/>
+              <w:right w:val="single" w:sz="4" w:space="0" w:color="000000"/>
+              <w:insideH w:val="single" w:sz="4" w:space="0" w:color="000000"/>
+              <w:insideV w:val="single" w:sz="4" w:space="0" w:color="000000"/>
             </w:tcBorders>
             <w:tcMar>
               <w:top w:w="80" w:type="dxa"/>
@@ -1892,9 +1460,9 @@
           <w:p>
             <w:r>
               <w:rPr>
-                <w:rFonts w:ascii="Arial" w:hAnsi="Arial"/>
-                <w:color w:val="222222"/>
-                <w:sz w:val="18"/>
+                <w:rFonts w:ascii="Arial" w:hAnsi="Arial" w:eastAsia="Arial"/>
+                <w:color w:val="000000"/>
+                <w:sz w:val="22"/>
               </w:rPr>
               <w:t>¿Cómo se respalda la información?</w:t>
             </w:r>
@@ -1903,13 +1471,14 @@
         <w:tc>
           <w:tcPr>
             <w:tcW w:type="dxa" w:w="4320"/>
+            <w:shd w:fill="FFFFFF"/>
             <w:tcBorders>
-              <w:top w:val="single" w:sz="4" w:space="0" w:color="D9D9D9"/>
-              <w:left w:val="single" w:sz="4" w:space="0" w:color="D9D9D9"/>
-              <w:bottom w:val="single" w:sz="4" w:space="0" w:color="D9D9D9"/>
-              <w:right w:val="single" w:sz="4" w:space="0" w:color="D9D9D9"/>
-              <w:insideH w:val="single" w:sz="4" w:space="0" w:color="D9D9D9"/>
-              <w:insideV w:val="single" w:sz="4" w:space="0" w:color="D9D9D9"/>
+              <w:top w:val="single" w:sz="4" w:space="0" w:color="000000"/>
+              <w:left w:val="single" w:sz="4" w:space="0" w:color="000000"/>
+              <w:bottom w:val="single" w:sz="4" w:space="0" w:color="000000"/>
+              <w:right w:val="single" w:sz="4" w:space="0" w:color="000000"/>
+              <w:insideH w:val="single" w:sz="4" w:space="0" w:color="000000"/>
+              <w:insideV w:val="single" w:sz="4" w:space="0" w:color="000000"/>
             </w:tcBorders>
             <w:tcMar>
               <w:top w:w="80" w:type="dxa"/>
@@ -1922,27 +1491,30 @@
           <w:p>
             <w:r>
               <w:rPr>
-                <w:rFonts w:ascii="Arial" w:hAnsi="Arial"/>
-                <w:color w:val="222222"/>
-                <w:sz w:val="18"/>
+                <w:rFonts w:ascii="Arial" w:hAnsi="Arial" w:eastAsia="Arial"/>
+                <w:color w:val="000000"/>
+                <w:sz w:val="22"/>
               </w:rPr>
-              <w:t>Actualmente mediante exportación CSV; en producción se usarán copias de SQL Server.</w:t>
+              <w:t>La demo permite exportar CSV; la base Supabase requiere definir y comprobar una política de copias antes de producción.</w:t>
             </w:r>
           </w:p>
         </w:tc>
       </w:tr>
       <w:tr>
+        <w:trPr>
+          <w:cantSplit/>
+        </w:trPr>
         <w:tc>
           <w:tcPr>
             <w:tcW w:type="dxa" w:w="4320"/>
-            <w:shd w:fill="F7F9FB"/>
+            <w:shd w:fill="FFFFFF"/>
             <w:tcBorders>
-              <w:top w:val="single" w:sz="4" w:space="0" w:color="D9D9D9"/>
-              <w:left w:val="single" w:sz="4" w:space="0" w:color="D9D9D9"/>
-              <w:bottom w:val="single" w:sz="4" w:space="0" w:color="D9D9D9"/>
-              <w:right w:val="single" w:sz="4" w:space="0" w:color="D9D9D9"/>
-              <w:insideH w:val="single" w:sz="4" w:space="0" w:color="D9D9D9"/>
-              <w:insideV w:val="single" w:sz="4" w:space="0" w:color="D9D9D9"/>
+              <w:top w:val="single" w:sz="4" w:space="0" w:color="000000"/>
+              <w:left w:val="single" w:sz="4" w:space="0" w:color="000000"/>
+              <w:bottom w:val="single" w:sz="4" w:space="0" w:color="000000"/>
+              <w:right w:val="single" w:sz="4" w:space="0" w:color="000000"/>
+              <w:insideH w:val="single" w:sz="4" w:space="0" w:color="000000"/>
+              <w:insideV w:val="single" w:sz="4" w:space="0" w:color="000000"/>
             </w:tcBorders>
             <w:tcMar>
               <w:top w:w="80" w:type="dxa"/>
@@ -1955,9 +1527,9 @@
           <w:p>
             <w:r>
               <w:rPr>
-                <w:rFonts w:ascii="Arial" w:hAnsi="Arial"/>
-                <w:color w:val="222222"/>
-                <w:sz w:val="18"/>
+                <w:rFonts w:ascii="Arial" w:hAnsi="Arial" w:eastAsia="Arial"/>
+                <w:color w:val="000000"/>
+                <w:sz w:val="22"/>
               </w:rPr>
               <w:t>¿Cómo se probó?</w:t>
             </w:r>
@@ -1966,14 +1538,14 @@
         <w:tc>
           <w:tcPr>
             <w:tcW w:type="dxa" w:w="4320"/>
-            <w:shd w:fill="F7F9FB"/>
+            <w:shd w:fill="FFFFFF"/>
             <w:tcBorders>
-              <w:top w:val="single" w:sz="4" w:space="0" w:color="D9D9D9"/>
-              <w:left w:val="single" w:sz="4" w:space="0" w:color="D9D9D9"/>
-              <w:bottom w:val="single" w:sz="4" w:space="0" w:color="D9D9D9"/>
-              <w:right w:val="single" w:sz="4" w:space="0" w:color="D9D9D9"/>
-              <w:insideH w:val="single" w:sz="4" w:space="0" w:color="D9D9D9"/>
-              <w:insideV w:val="single" w:sz="4" w:space="0" w:color="D9D9D9"/>
+              <w:top w:val="single" w:sz="4" w:space="0" w:color="000000"/>
+              <w:left w:val="single" w:sz="4" w:space="0" w:color="000000"/>
+              <w:bottom w:val="single" w:sz="4" w:space="0" w:color="000000"/>
+              <w:right w:val="single" w:sz="4" w:space="0" w:color="000000"/>
+              <w:insideH w:val="single" w:sz="4" w:space="0" w:color="000000"/>
+              <w:insideV w:val="single" w:sz="4" w:space="0" w:color="000000"/>
             </w:tcBorders>
             <w:tcMar>
               <w:top w:w="80" w:type="dxa"/>
@@ -1986,11 +1558,11 @@
           <w:p>
             <w:r>
               <w:rPr>
-                <w:rFonts w:ascii="Arial" w:hAnsi="Arial"/>
-                <w:color w:val="222222"/>
-                <w:sz w:val="18"/>
+                <w:rFonts w:ascii="Arial" w:hAnsi="Arial" w:eastAsia="Arial"/>
+                <w:color w:val="000000"/>
+                <w:sz w:val="22"/>
               </w:rPr>
-              <w:t>Con casos funcionales, responsive, build y una integración Java que verifica venta y stock.</w:t>
+              <w:t>Se compilaron frontend y backend MVC con Npgsql. La integración Java validó una versión anterior con SQL Server; la prueba HTTP equivalente en Supabase permanece pendiente. Las 18 pruebas locales y los flujos de navegador de demostración se verificaron el 04-10-2026.</w:t>
             </w:r>
           </w:p>
         </w:tc>
@@ -2000,21 +1572,40 @@
     <w:p>
       <w:pPr>
         <w:pStyle w:val="Heading1"/>
+        <w:keepNext/>
+        <w:keepLines/>
       </w:pPr>
       <w:r>
+        <w:rPr>
+          <w:rFonts w:ascii="Arial" w:hAnsi="Arial" w:eastAsia="Arial"/>
+          <w:color w:val="000000"/>
+          <w:sz w:val="22"/>
+        </w:rPr>
         <w:t>6. Cierre sugerido</w:t>
       </w:r>
     </w:p>
     <w:p>
       <w:r>
-        <w:t>Bodega Norte transforma el registro manual de productos y ventas en una experiencia digital simple, verificable y escalable. El proyecto cumple la entrega del MVP y deja documentadas las siguientes mejoras para una implementación institucional.</w:t>
+        <w:rPr>
+          <w:rFonts w:ascii="Arial" w:hAnsi="Arial" w:eastAsia="Arial"/>
+          <w:color w:val="000000"/>
+          <w:sz w:val="22"/>
+        </w:rPr>
+        <w:t>La demostración presenta el alcance técnico del prototipo y diferencia las funciones implementadas de las validaciones pendientes. Antes de proponer un despliegue se deben confirmar la fecha del curso, la aceptación del equipo y los requisitos de un usuario real.</w:t>
       </w:r>
     </w:p>
     <w:p>
       <w:pPr>
         <w:pStyle w:val="Heading1"/>
+        <w:keepNext/>
+        <w:keepLines/>
       </w:pPr>
       <w:r>
+        <w:rPr>
+          <w:rFonts w:ascii="Arial" w:hAnsi="Arial" w:eastAsia="Arial"/>
+          <w:color w:val="000000"/>
+          <w:sz w:val="22"/>
+        </w:rPr>
         <w:t>7. Datos para completar</w:t>
       </w:r>
     </w:p>
@@ -2031,19 +1622,20 @@
       </w:tblGrid>
       <w:tr>
         <w:trPr>
+          <w:cantSplit/>
           <w:tblHeader w:val="true"/>
         </w:trPr>
         <w:tc>
           <w:tcPr>
             <w:tcW w:type="dxa" w:w="4320"/>
-            <w:shd w:fill="10294B"/>
+            <w:shd w:fill="000000"/>
             <w:tcBorders>
-              <w:top w:val="single" w:sz="4" w:space="0" w:color="10294B"/>
-              <w:left w:val="single" w:sz="4" w:space="0" w:color="10294B"/>
-              <w:bottom w:val="single" w:sz="4" w:space="0" w:color="10294B"/>
-              <w:right w:val="single" w:sz="4" w:space="0" w:color="10294B"/>
-              <w:insideH w:val="single" w:sz="4" w:space="0" w:color="10294B"/>
-              <w:insideV w:val="single" w:sz="4" w:space="0" w:color="10294B"/>
+              <w:top w:val="single" w:sz="4" w:space="0" w:color="000000"/>
+              <w:left w:val="single" w:sz="4" w:space="0" w:color="000000"/>
+              <w:bottom w:val="single" w:sz="4" w:space="0" w:color="000000"/>
+              <w:right w:val="single" w:sz="4" w:space="0" w:color="000000"/>
+              <w:insideH w:val="single" w:sz="4" w:space="0" w:color="000000"/>
+              <w:insideV w:val="single" w:sz="4" w:space="0" w:color="000000"/>
             </w:tcBorders>
             <w:tcMar>
               <w:top w:w="80" w:type="dxa"/>
@@ -2053,12 +1645,15 @@
             </w:tcMar>
           </w:tcPr>
           <w:p>
+            <w:pPr>
+              <w:keepNext/>
+            </w:pPr>
             <w:r>
               <w:rPr>
-                <w:rFonts w:ascii="Arial" w:hAnsi="Arial"/>
+                <w:rFonts w:ascii="Arial" w:hAnsi="Arial" w:eastAsia="Arial"/>
                 <w:b/>
                 <w:color w:val="FFFFFF"/>
-                <w:sz w:val="18"/>
+                <w:sz w:val="22"/>
               </w:rPr>
               <w:t>Dato</w:t>
             </w:r>
@@ -2067,14 +1662,14 @@
         <w:tc>
           <w:tcPr>
             <w:tcW w:type="dxa" w:w="4320"/>
-            <w:shd w:fill="10294B"/>
+            <w:shd w:fill="000000"/>
             <w:tcBorders>
-              <w:top w:val="single" w:sz="4" w:space="0" w:color="10294B"/>
-              <w:left w:val="single" w:sz="4" w:space="0" w:color="10294B"/>
-              <w:bottom w:val="single" w:sz="4" w:space="0" w:color="10294B"/>
-              <w:right w:val="single" w:sz="4" w:space="0" w:color="10294B"/>
-              <w:insideH w:val="single" w:sz="4" w:space="0" w:color="10294B"/>
-              <w:insideV w:val="single" w:sz="4" w:space="0" w:color="10294B"/>
+              <w:top w:val="single" w:sz="4" w:space="0" w:color="000000"/>
+              <w:left w:val="single" w:sz="4" w:space="0" w:color="000000"/>
+              <w:bottom w:val="single" w:sz="4" w:space="0" w:color="000000"/>
+              <w:right w:val="single" w:sz="4" w:space="0" w:color="000000"/>
+              <w:insideH w:val="single" w:sz="4" w:space="0" w:color="000000"/>
+              <w:insideV w:val="single" w:sz="4" w:space="0" w:color="000000"/>
             </w:tcBorders>
             <w:tcMar>
               <w:top w:w="80" w:type="dxa"/>
@@ -2084,30 +1679,36 @@
             </w:tcMar>
           </w:tcPr>
           <w:p>
+            <w:pPr>
+              <w:keepNext/>
+            </w:pPr>
             <w:r>
               <w:rPr>
-                <w:rFonts w:ascii="Arial" w:hAnsi="Arial"/>
+                <w:rFonts w:ascii="Arial" w:hAnsi="Arial" w:eastAsia="Arial"/>
                 <w:b/>
                 <w:color w:val="FFFFFF"/>
-                <w:sz w:val="18"/>
+                <w:sz w:val="22"/>
               </w:rPr>
-              <w:t>Completar</w:t>
+              <w:t>Referencia</w:t>
             </w:r>
           </w:p>
         </w:tc>
       </w:tr>
       <w:tr>
+        <w:trPr>
+          <w:cantSplit/>
+        </w:trPr>
         <w:tc>
           <w:tcPr>
             <w:tcW w:type="dxa" w:w="4320"/>
-            <w:shd w:fill="F7F9FB"/>
+            <w:shd w:fill="FFFFFF"/>
             <w:tcBorders>
-              <w:top w:val="single" w:sz="4" w:space="0" w:color="D9D9D9"/>
-              <w:left w:val="single" w:sz="4" w:space="0" w:color="D9D9D9"/>
-              <w:bottom w:val="single" w:sz="4" w:space="0" w:color="D9D9D9"/>
-              <w:right w:val="single" w:sz="4" w:space="0" w:color="D9D9D9"/>
-              <w:insideH w:val="single" w:sz="4" w:space="0" w:color="D9D9D9"/>
-              <w:insideV w:val="single" w:sz="4" w:space="0" w:color="D9D9D9"/>
+              <w:top w:val="single" w:sz="4" w:space="0" w:color="000000"/>
+              <w:left w:val="single" w:sz="4" w:space="0" w:color="000000"/>
+              <w:bottom w:val="single" w:sz="4" w:space="0" w:color="000000"/>
+              <w:right w:val="single" w:sz="4" w:space="0" w:color="000000"/>
+              <w:insideH w:val="single" w:sz="4" w:space="0" w:color="000000"/>
+              <w:insideV w:val="single" w:sz="4" w:space="0" w:color="000000"/>
             </w:tcBorders>
             <w:tcMar>
               <w:top w:w="80" w:type="dxa"/>
@@ -2120,9 +1721,9 @@
           <w:p>
             <w:r>
               <w:rPr>
-                <w:rFonts w:ascii="Arial" w:hAnsi="Arial"/>
-                <w:color w:val="222222"/>
-                <w:sz w:val="18"/>
+                <w:rFonts w:ascii="Arial" w:hAnsi="Arial" w:eastAsia="Arial"/>
+                <w:color w:val="000000"/>
+                <w:sz w:val="22"/>
               </w:rPr>
               <w:t>Integrantes</w:t>
             </w:r>
@@ -2131,14 +1732,14 @@
         <w:tc>
           <w:tcPr>
             <w:tcW w:type="dxa" w:w="4320"/>
-            <w:shd w:fill="F7F9FB"/>
+            <w:shd w:fill="FFFFFF"/>
             <w:tcBorders>
-              <w:top w:val="single" w:sz="4" w:space="0" w:color="D9D9D9"/>
-              <w:left w:val="single" w:sz="4" w:space="0" w:color="D9D9D9"/>
-              <w:bottom w:val="single" w:sz="4" w:space="0" w:color="D9D9D9"/>
-              <w:right w:val="single" w:sz="4" w:space="0" w:color="D9D9D9"/>
-              <w:insideH w:val="single" w:sz="4" w:space="0" w:color="D9D9D9"/>
-              <w:insideV w:val="single" w:sz="4" w:space="0" w:color="D9D9D9"/>
+              <w:top w:val="single" w:sz="4" w:space="0" w:color="000000"/>
+              <w:left w:val="single" w:sz="4" w:space="0" w:color="000000"/>
+              <w:bottom w:val="single" w:sz="4" w:space="0" w:color="000000"/>
+              <w:right w:val="single" w:sz="4" w:space="0" w:color="000000"/>
+              <w:insideH w:val="single" w:sz="4" w:space="0" w:color="000000"/>
+              <w:insideV w:val="single" w:sz="4" w:space="0" w:color="000000"/>
             </w:tcBorders>
             <w:tcMar>
               <w:top w:w="80" w:type="dxa"/>
@@ -2151,26 +1752,30 @@
           <w:p>
             <w:r>
               <w:rPr>
-                <w:rFonts w:ascii="Arial" w:hAnsi="Arial"/>
-                <w:color w:val="222222"/>
-                <w:sz w:val="18"/>
+                <w:rFonts w:ascii="Arial" w:hAnsi="Arial" w:eastAsia="Arial"/>
+                <w:color w:val="000000"/>
+                <w:sz w:val="22"/>
               </w:rPr>
-              <w:t>[Completar]</w:t>
+              <w:t>Grupo 10; relación en la portada.</w:t>
             </w:r>
           </w:p>
         </w:tc>
       </w:tr>
       <w:tr>
+        <w:trPr>
+          <w:cantSplit/>
+        </w:trPr>
         <w:tc>
           <w:tcPr>
             <w:tcW w:type="dxa" w:w="4320"/>
+            <w:shd w:fill="FFFFFF"/>
             <w:tcBorders>
-              <w:top w:val="single" w:sz="4" w:space="0" w:color="D9D9D9"/>
-              <w:left w:val="single" w:sz="4" w:space="0" w:color="D9D9D9"/>
-              <w:bottom w:val="single" w:sz="4" w:space="0" w:color="D9D9D9"/>
-              <w:right w:val="single" w:sz="4" w:space="0" w:color="D9D9D9"/>
-              <w:insideH w:val="single" w:sz="4" w:space="0" w:color="D9D9D9"/>
-              <w:insideV w:val="single" w:sz="4" w:space="0" w:color="D9D9D9"/>
+              <w:top w:val="single" w:sz="4" w:space="0" w:color="000000"/>
+              <w:left w:val="single" w:sz="4" w:space="0" w:color="000000"/>
+              <w:bottom w:val="single" w:sz="4" w:space="0" w:color="000000"/>
+              <w:right w:val="single" w:sz="4" w:space="0" w:color="000000"/>
+              <w:insideH w:val="single" w:sz="4" w:space="0" w:color="000000"/>
+              <w:insideV w:val="single" w:sz="4" w:space="0" w:color="000000"/>
             </w:tcBorders>
             <w:tcMar>
               <w:top w:w="80" w:type="dxa"/>
@@ -2183,9 +1788,9 @@
           <w:p>
             <w:r>
               <w:rPr>
-                <w:rFonts w:ascii="Arial" w:hAnsi="Arial"/>
-                <w:color w:val="222222"/>
-                <w:sz w:val="18"/>
+                <w:rFonts w:ascii="Arial" w:hAnsi="Arial" w:eastAsia="Arial"/>
+                <w:color w:val="000000"/>
+                <w:sz w:val="22"/>
               </w:rPr>
               <w:t>Orden de exposición</w:t>
             </w:r>
@@ -2194,13 +1799,14 @@
         <w:tc>
           <w:tcPr>
             <w:tcW w:type="dxa" w:w="4320"/>
+            <w:shd w:fill="FFFFFF"/>
             <w:tcBorders>
-              <w:top w:val="single" w:sz="4" w:space="0" w:color="D9D9D9"/>
-              <w:left w:val="single" w:sz="4" w:space="0" w:color="D9D9D9"/>
-              <w:bottom w:val="single" w:sz="4" w:space="0" w:color="D9D9D9"/>
-              <w:right w:val="single" w:sz="4" w:space="0" w:color="D9D9D9"/>
-              <w:insideH w:val="single" w:sz="4" w:space="0" w:color="D9D9D9"/>
-              <w:insideV w:val="single" w:sz="4" w:space="0" w:color="D9D9D9"/>
+              <w:top w:val="single" w:sz="4" w:space="0" w:color="000000"/>
+              <w:left w:val="single" w:sz="4" w:space="0" w:color="000000"/>
+              <w:bottom w:val="single" w:sz="4" w:space="0" w:color="000000"/>
+              <w:right w:val="single" w:sz="4" w:space="0" w:color="000000"/>
+              <w:insideH w:val="single" w:sz="4" w:space="0" w:color="000000"/>
+              <w:insideV w:val="single" w:sz="4" w:space="0" w:color="000000"/>
             </w:tcBorders>
             <w:tcMar>
               <w:top w:w="80" w:type="dxa"/>
@@ -2213,27 +1819,30 @@
           <w:p>
             <w:r>
               <w:rPr>
-                <w:rFonts w:ascii="Arial" w:hAnsi="Arial"/>
-                <w:color w:val="222222"/>
-                <w:sz w:val="18"/>
+                <w:rFonts w:ascii="Arial" w:hAnsi="Arial" w:eastAsia="Arial"/>
+                <w:color w:val="000000"/>
+                <w:sz w:val="22"/>
               </w:rPr>
-              <w:t>[Completar]</w:t>
+              <w:t>Propuesta en la sección 2; el equipo puede ajustarla.</w:t>
             </w:r>
           </w:p>
         </w:tc>
       </w:tr>
       <w:tr>
+        <w:trPr>
+          <w:cantSplit/>
+        </w:trPr>
         <w:tc>
           <w:tcPr>
             <w:tcW w:type="dxa" w:w="4320"/>
-            <w:shd w:fill="F7F9FB"/>
+            <w:shd w:fill="FFFFFF"/>
             <w:tcBorders>
-              <w:top w:val="single" w:sz="4" w:space="0" w:color="D9D9D9"/>
-              <w:left w:val="single" w:sz="4" w:space="0" w:color="D9D9D9"/>
-              <w:bottom w:val="single" w:sz="4" w:space="0" w:color="D9D9D9"/>
-              <w:right w:val="single" w:sz="4" w:space="0" w:color="D9D9D9"/>
-              <w:insideH w:val="single" w:sz="4" w:space="0" w:color="D9D9D9"/>
-              <w:insideV w:val="single" w:sz="4" w:space="0" w:color="D9D9D9"/>
+              <w:top w:val="single" w:sz="4" w:space="0" w:color="000000"/>
+              <w:left w:val="single" w:sz="4" w:space="0" w:color="000000"/>
+              <w:bottom w:val="single" w:sz="4" w:space="0" w:color="000000"/>
+              <w:right w:val="single" w:sz="4" w:space="0" w:color="000000"/>
+              <w:insideH w:val="single" w:sz="4" w:space="0" w:color="000000"/>
+              <w:insideV w:val="single" w:sz="4" w:space="0" w:color="000000"/>
             </w:tcBorders>
             <w:tcMar>
               <w:top w:w="80" w:type="dxa"/>
@@ -2246,25 +1855,25 @@
           <w:p>
             <w:r>
               <w:rPr>
-                <w:rFonts w:ascii="Arial" w:hAnsi="Arial"/>
-                <w:color w:val="222222"/>
-                <w:sz w:val="18"/>
+                <w:rFonts w:ascii="Arial" w:hAnsi="Arial" w:eastAsia="Arial"/>
+                <w:color w:val="000000"/>
+                <w:sz w:val="22"/>
               </w:rPr>
-              <w:t>Duración asignada</w:t>
+              <w:t>Duración</w:t>
             </w:r>
           </w:p>
         </w:tc>
         <w:tc>
           <w:tcPr>
             <w:tcW w:type="dxa" w:w="4320"/>
-            <w:shd w:fill="F7F9FB"/>
+            <w:shd w:fill="FFFFFF"/>
             <w:tcBorders>
-              <w:top w:val="single" w:sz="4" w:space="0" w:color="D9D9D9"/>
-              <w:left w:val="single" w:sz="4" w:space="0" w:color="D9D9D9"/>
-              <w:bottom w:val="single" w:sz="4" w:space="0" w:color="D9D9D9"/>
-              <w:right w:val="single" w:sz="4" w:space="0" w:color="D9D9D9"/>
-              <w:insideH w:val="single" w:sz="4" w:space="0" w:color="D9D9D9"/>
-              <w:insideV w:val="single" w:sz="4" w:space="0" w:color="D9D9D9"/>
+              <w:top w:val="single" w:sz="4" w:space="0" w:color="000000"/>
+              <w:left w:val="single" w:sz="4" w:space="0" w:color="000000"/>
+              <w:bottom w:val="single" w:sz="4" w:space="0" w:color="000000"/>
+              <w:right w:val="single" w:sz="4" w:space="0" w:color="000000"/>
+              <w:insideH w:val="single" w:sz="4" w:space="0" w:color="000000"/>
+              <w:insideV w:val="single" w:sz="4" w:space="0" w:color="000000"/>
             </w:tcBorders>
             <w:tcMar>
               <w:top w:w="80" w:type="dxa"/>
@@ -2277,26 +1886,30 @@
           <w:p>
             <w:r>
               <w:rPr>
-                <w:rFonts w:ascii="Arial" w:hAnsi="Arial"/>
-                <w:color w:val="222222"/>
-                <w:sz w:val="18"/>
+                <w:rFonts w:ascii="Arial" w:hAnsi="Arial" w:eastAsia="Arial"/>
+                <w:color w:val="000000"/>
+                <w:sz w:val="22"/>
               </w:rPr>
-              <w:t>[Completar]</w:t>
+              <w:t>17 minutos sugeridos, sujeto a indicación de la docente.</w:t>
             </w:r>
           </w:p>
         </w:tc>
       </w:tr>
       <w:tr>
+        <w:trPr>
+          <w:cantSplit/>
+        </w:trPr>
         <w:tc>
           <w:tcPr>
             <w:tcW w:type="dxa" w:w="4320"/>
+            <w:shd w:fill="FFFFFF"/>
             <w:tcBorders>
-              <w:top w:val="single" w:sz="4" w:space="0" w:color="D9D9D9"/>
-              <w:left w:val="single" w:sz="4" w:space="0" w:color="D9D9D9"/>
-              <w:bottom w:val="single" w:sz="4" w:space="0" w:color="D9D9D9"/>
-              <w:right w:val="single" w:sz="4" w:space="0" w:color="D9D9D9"/>
-              <w:insideH w:val="single" w:sz="4" w:space="0" w:color="D9D9D9"/>
-              <w:insideV w:val="single" w:sz="4" w:space="0" w:color="D9D9D9"/>
+              <w:top w:val="single" w:sz="4" w:space="0" w:color="000000"/>
+              <w:left w:val="single" w:sz="4" w:space="0" w:color="000000"/>
+              <w:bottom w:val="single" w:sz="4" w:space="0" w:color="000000"/>
+              <w:right w:val="single" w:sz="4" w:space="0" w:color="000000"/>
+              <w:insideH w:val="single" w:sz="4" w:space="0" w:color="000000"/>
+              <w:insideV w:val="single" w:sz="4" w:space="0" w:color="000000"/>
             </w:tcBorders>
             <w:tcMar>
               <w:top w:w="80" w:type="dxa"/>
@@ -2309,9 +1922,9 @@
           <w:p>
             <w:r>
               <w:rPr>
-                <w:rFonts w:ascii="Arial" w:hAnsi="Arial"/>
-                <w:color w:val="222222"/>
-                <w:sz w:val="18"/>
+                <w:rFonts w:ascii="Arial" w:hAnsi="Arial" w:eastAsia="Arial"/>
+                <w:color w:val="000000"/>
+                <w:sz w:val="22"/>
               </w:rPr>
               <w:t>Fecha y aula</w:t>
             </w:r>
@@ -2320,13 +1933,14 @@
         <w:tc>
           <w:tcPr>
             <w:tcW w:type="dxa" w:w="4320"/>
+            <w:shd w:fill="FFFFFF"/>
             <w:tcBorders>
-              <w:top w:val="single" w:sz="4" w:space="0" w:color="D9D9D9"/>
-              <w:left w:val="single" w:sz="4" w:space="0" w:color="D9D9D9"/>
-              <w:bottom w:val="single" w:sz="4" w:space="0" w:color="D9D9D9"/>
-              <w:right w:val="single" w:sz="4" w:space="0" w:color="D9D9D9"/>
-              <w:insideH w:val="single" w:sz="4" w:space="0" w:color="D9D9D9"/>
-              <w:insideV w:val="single" w:sz="4" w:space="0" w:color="D9D9D9"/>
+              <w:top w:val="single" w:sz="4" w:space="0" w:color="000000"/>
+              <w:left w:val="single" w:sz="4" w:space="0" w:color="000000"/>
+              <w:bottom w:val="single" w:sz="4" w:space="0" w:color="000000"/>
+              <w:right w:val="single" w:sz="4" w:space="0" w:color="000000"/>
+              <w:insideH w:val="single" w:sz="4" w:space="0" w:color="000000"/>
+              <w:insideV w:val="single" w:sz="4" w:space="0" w:color="000000"/>
             </w:tcBorders>
             <w:tcMar>
               <w:top w:w="80" w:type="dxa"/>
@@ -2339,17 +1953,52 @@
           <w:p>
             <w:r>
               <w:rPr>
-                <w:rFonts w:ascii="Arial" w:hAnsi="Arial"/>
-                <w:color w:val="222222"/>
-                <w:sz w:val="18"/>
+                <w:rFonts w:ascii="Arial" w:hAnsi="Arial" w:eastAsia="Arial"/>
+                <w:color w:val="000000"/>
+                <w:sz w:val="22"/>
               </w:rPr>
-              <w:t>[Completar]</w:t>
+              <w:t>Según anuncio vigente en el aula virtual.</w:t>
             </w:r>
           </w:p>
         </w:tc>
       </w:tr>
     </w:tbl>
     <w:p/>
+    <w:p>
+      <w:pPr>
+        <w:pStyle w:val="Heading1"/>
+        <w:keepNext/>
+        <w:keepLines/>
+      </w:pPr>
+      <w:r>
+        <w:rPr>
+          <w:rFonts w:ascii="Arial" w:hAnsi="Arial" w:eastAsia="Arial"/>
+          <w:color w:val="000000"/>
+          <w:sz w:val="22"/>
+        </w:rPr>
+        <w:t>Actualización operativa al 04-10-2026</w:t>
+      </w:r>
+    </w:p>
+    <w:p>
+      <w:r>
+        <w:rPr>
+          <w:rFonts w:ascii="Arial" w:hAnsi="Arial" w:eastAsia="Arial"/>
+          <w:color w:val="000000"/>
+          <w:sz w:val="22"/>
+        </w:rPr>
+        <w:t>Se implementaron Supabase Auth y permisos administrador/cajero, ajustes con motivo y control de versión, venta con identificador de reintento, anulaciones con devolución única de stock, historial y constancia interna, proveedores y configuración persistentes, auditoría y respaldo JSON. Los reportes usan fecha de Lima y detalles de venta; no se inventan costos históricos.</w:t>
+      </w:r>
+    </w:p>
+    <w:p>
+      <w:r>
+        <w:rPr>
+          <w:rFonts w:ascii="Arial" w:hAnsi="Arial" w:eastAsia="Arial"/>
+          <w:color w:val="000000"/>
+          <w:sz w:val="22"/>
+        </w:rPr>
+        <w:t>Validación técnica: 18 pruebas locales aprobadas; frontend y .NET compilan, con cero errores y advertencias en .NET; Java compila. La revisión de navegador se realizó en modo demo. La conexión privada del backend, integración HTTP PostgreSQL, despliegue Render y aceptación del Grupo 10 están pendientes. La evidencia detallada está en docs/evidencias/validacion_tecnica_2026-10-04.md.</w:t>
+      </w:r>
+    </w:p>
     <w:sectPr>
       <w:headerReference w:type="default" r:id="rId9"/>
       <w:footerReference w:type="default" r:id="rId10"/>
@@ -2371,13 +2020,18 @@
     </w:pPr>
     <w:r>
       <w:rPr>
-        <w:rFonts w:ascii="Arial" w:hAnsi="Arial"/>
-        <w:color w:val="6B7280"/>
-        <w:sz w:val="16"/>
-      </w:rPr>
-      <w:t xml:space="preserve">EFSR14908  ·  Documento editable  ·  Página </w:t>
+        <w:rFonts w:ascii="Arial" w:hAnsi="Arial" w:eastAsia="Arial"/>
+        <w:color w:val="000000"/>
+        <w:sz w:val="22"/>
+      </w:rPr>
+      <w:t xml:space="preserve">EFSR14908 | Página </w:t>
     </w:r>
     <w:r>
+      <w:rPr>
+        <w:rFonts w:ascii="Arial" w:hAnsi="Arial" w:eastAsia="Arial"/>
+        <w:color w:val="000000"/>
+        <w:sz w:val="22"/>
+      </w:rPr>
       <w:fldChar w:fldCharType="begin"/>
       <w:instrText xml:space="preserve"> PAGE </w:instrText>
       <w:fldChar w:fldCharType="end"/>
@@ -2395,11 +2049,11 @@
     </w:pPr>
     <w:r>
       <w:rPr>
-        <w:rFonts w:ascii="Arial" w:hAnsi="Arial"/>
-        <w:color w:val="6B7280"/>
-        <w:sz w:val="16"/>
-      </w:rPr>
-      <w:t>BODEGA NORTE  |  EFSR14908</w:t>
+        <w:rFonts w:ascii="Arial" w:hAnsi="Arial" w:eastAsia="Arial"/>
+        <w:color w:val="000000"/>
+        <w:sz w:val="22"/>
+      </w:rPr>
+      <w:t>BODEGA NORTE | EFSR14908</w:t>
     </w:r>
   </w:p>
 </w:hdr>
@@ -2769,11 +2423,13 @@
     <w:qFormat/>
     <w:rsid w:val="00FC693F"/>
     <w:pPr>
+      <w:keepLines/>
+      <w:widowControl/>
       <w:spacing w:after="120" w:line="240" w:lineRule="auto"/>
     </w:pPr>
     <w:rPr>
       <w:rFonts w:ascii="Arial" w:hAnsi="Arial" w:eastAsia="Arial"/>
-      <w:color w:val="222222"/>
+      <w:color w:val="000000"/>
       <w:sz w:val="22"/>
     </w:rPr>
   </w:style>
@@ -2832,15 +2488,15 @@
     <w:pPr>
       <w:keepNext/>
       <w:keepLines/>
-      <w:spacing w:before="200" w:after="100"/>
+      <w:spacing w:before="160" w:after="80" w:line="240" w:lineRule="auto"/>
       <w:outlineLvl w:val="0"/>
     </w:pPr>
     <w:rPr>
       <w:rFonts w:asciiTheme="majorHAnsi" w:eastAsiaTheme="majorEastAsia" w:hAnsiTheme="majorHAnsi" w:cstheme="majorBidi" w:ascii="Arial" w:hAnsi="Arial" w:eastAsia="Arial"/>
       <w:b/>
       <w:bCs/>
-      <w:color w:val="10294B"/>
-      <w:sz w:val="32"/>
+      <w:color w:val="000000"/>
+      <w:sz w:val="22"/>
       <w:szCs w:val="28"/>
     </w:rPr>
   </w:style>
@@ -2856,15 +2512,15 @@
     <w:pPr>
       <w:keepNext/>
       <w:keepLines/>
-      <w:spacing w:before="200" w:after="100"/>
+      <w:spacing w:before="160" w:after="80" w:line="240" w:lineRule="auto"/>
       <w:outlineLvl w:val="1"/>
     </w:pPr>
     <w:rPr>
       <w:rFonts w:asciiTheme="majorHAnsi" w:eastAsiaTheme="majorEastAsia" w:hAnsiTheme="majorHAnsi" w:cstheme="majorBidi" w:ascii="Arial" w:hAnsi="Arial" w:eastAsia="Arial"/>
       <w:b/>
       <w:bCs/>
-      <w:color w:val="1F4E79"/>
-      <w:sz w:val="26"/>
+      <w:color w:val="000000"/>
+      <w:sz w:val="22"/>
       <w:szCs w:val="26"/>
     </w:rPr>
   </w:style>
@@ -2880,14 +2536,14 @@
     <w:pPr>
       <w:keepNext/>
       <w:keepLines/>
-      <w:spacing w:before="200" w:after="100"/>
+      <w:spacing w:before="160" w:after="80" w:line="240" w:lineRule="auto"/>
       <w:outlineLvl w:val="2"/>
     </w:pPr>
     <w:rPr>
       <w:rFonts w:asciiTheme="majorHAnsi" w:eastAsiaTheme="majorEastAsia" w:hAnsiTheme="majorHAnsi" w:cstheme="majorBidi" w:ascii="Arial" w:hAnsi="Arial" w:eastAsia="Arial"/>
       <w:b/>
       <w:bCs/>
-      <w:color w:val="1F4E79"/>
+      <w:color w:val="000000"/>
       <w:sz w:val="22"/>
     </w:rPr>
   </w:style>
@@ -3119,19 +2775,16 @@
     <w:qFormat/>
     <w:rsid w:val="00FC693F"/>
     <w:pPr>
-      <w:pBdr>
-        <w:bottom w:val="single" w:sz="8" w:space="4" w:color="4F81BD" w:themeColor="accent1"/>
-      </w:pBdr>
-      <w:spacing w:after="100" w:line="240" w:lineRule="auto" w:before="200"/>
+      <w:spacing w:after="80" w:line="240" w:lineRule="auto" w:before="160"/>
       <w:contextualSpacing/>
     </w:pPr>
     <w:rPr>
       <w:rFonts w:asciiTheme="majorHAnsi" w:eastAsiaTheme="majorEastAsia" w:hAnsiTheme="majorHAnsi" w:cstheme="majorBidi" w:ascii="Arial" w:hAnsi="Arial" w:eastAsia="Arial"/>
       <w:b/>
-      <w:color w:val="10294B"/>
+      <w:color w:val="000000"/>
       <w:spacing w:val="5"/>
       <w:kern w:val="28"/>
-      <w:sz w:val="40"/>
+      <w:sz w:val="22"/>
       <w:szCs w:val="52"/>
     </w:rPr>
   </w:style>
@@ -3305,8 +2958,14 @@
       <w:numPr>
         <w:numId w:val="1"/>
       </w:numPr>
+      <w:spacing w:line="240" w:lineRule="auto"/>
       <w:contextualSpacing/>
     </w:pPr>
+    <w:rPr>
+      <w:rFonts w:ascii="Arial" w:hAnsi="Arial" w:eastAsia="Arial"/>
+      <w:color w:val="000000"/>
+      <w:sz w:val="22"/>
+    </w:rPr>
   </w:style>
   <w:style w:type="paragraph" w:styleId="ListBullet2">
     <w:name w:val="List Bullet 2"/>
@@ -3318,8 +2977,14 @@
       <w:numPr>
         <w:numId w:val="2"/>
       </w:numPr>
+      <w:spacing w:line="240" w:lineRule="auto"/>
       <w:contextualSpacing/>
     </w:pPr>
+    <w:rPr>
+      <w:rFonts w:ascii="Arial" w:hAnsi="Arial" w:eastAsia="Arial"/>
+      <w:color w:val="000000"/>
+      <w:sz w:val="22"/>
+    </w:rPr>
   </w:style>
   <w:style w:type="paragraph" w:styleId="ListBullet3">
     <w:name w:val="List Bullet 3"/>
@@ -3344,8 +3009,14 @@
       <w:numPr>
         <w:numId w:val="5"/>
       </w:numPr>
+      <w:spacing w:line="240" w:lineRule="auto"/>
       <w:contextualSpacing/>
     </w:pPr>
+    <w:rPr>
+      <w:rFonts w:ascii="Arial" w:hAnsi="Arial" w:eastAsia="Arial"/>
+      <w:color w:val="000000"/>
+      <w:sz w:val="22"/>
+    </w:rPr>
   </w:style>
   <w:style w:type="paragraph" w:styleId="ListNumber2">
     <w:name w:val="List Number 2"/>
@@ -3357,8 +3028,14 @@
       <w:numPr>
         <w:numId w:val="6"/>
       </w:numPr>
+      <w:spacing w:line="240" w:lineRule="auto"/>
       <w:contextualSpacing/>
     </w:pPr>
+    <w:rPr>
+      <w:rFonts w:ascii="Arial" w:hAnsi="Arial" w:eastAsia="Arial"/>
+      <w:color w:val="000000"/>
+      <w:sz w:val="22"/>
+    </w:rPr>
   </w:style>
   <w:style w:type="paragraph" w:styleId="ListNumber3">
     <w:name w:val="List Number 3"/>

--- a/docs/word/09_Guion_Sustentacion.docx
+++ b/docs/word/09_Guion_Sustentacion.docx
@@ -1116,7 +1116,7 @@
           <w:color w:val="000000"/>
           <w:sz w:val="22"/>
         </w:rPr>
-        <w:t>La conexión Supabase, la prueba de API sobre PostgreSQL, la aceptación visual, la validación con usuarios reales y el impacto operativo todavía requieren evidencia.</w:t>
+        <w:t>La conexión Supabase y disponibilidad del backend están verificadas; las operaciones API autenticadas, aceptación visual, validación con usuarios reales e impacto operativo todavía requieren evidencia.</w:t>
       </w:r>
     </w:p>
     <w:p>
@@ -1129,7 +1129,7 @@
           <w:color w:val="000000"/>
           <w:sz w:val="22"/>
         </w:rPr>
-        <w:t>El modo productivo requiere autenticación, roles, auditoría, respaldo y despliegue seguro; Watson Assistant está especificado, pero no conectado al prototipo.</w:t>
+        <w:t>El modo compartido implementa autenticación, roles, auditoría, respaldo JSON y despliegue TLS; falta validar acceso, operaciones autenticadas y recuperación. Watson Assistant está especificado, pero no conectado al prototipo.</w:t>
       </w:r>
     </w:p>
     <w:p>
@@ -1591,7 +1591,7 @@
           <w:color w:val="000000"/>
           <w:sz w:val="22"/>
         </w:rPr>
-        <w:t>La demostración presenta el alcance técnico del prototipo y diferencia las funciones implementadas de las validaciones pendientes. Antes de proponer un despliegue se deben confirmar la fecha del curso, la aceptación del equipo y los requisitos de un usuario real.</w:t>
+        <w:t>La demostración presenta el alcance técnico del prototipo y diferencia las funciones implementadas de las validaciones pendientes. El despliegue académico está publicado; se deben confirmar la fecha del curso, la aceptación del equipo y los requisitos de un usuario real antes de afirmar uso operativo.</w:t>
       </w:r>
     </w:p>
     <w:p>
@@ -1996,7 +1996,7 @@
           <w:color w:val="000000"/>
           <w:sz w:val="22"/>
         </w:rPr>
-        <w:t>Validación técnica: 18 pruebas locales aprobadas; frontend y .NET compilan, con cero errores y advertencias en .NET; Java compila. La revisión de navegador se realizó en modo demo. La conexión privada del backend, integración HTTP PostgreSQL, despliegue Render y aceptación del Grupo 10 están pendientes. La evidencia detallada está en docs/evidencias/validacion_tecnica_2026-10-04.md.</w:t>
+        <w:t>Validación técnica: 18 pruebas locales aprobadas y compilaciones correctas. Render está publicado y conectado a Supabase con TLS y certificado validado; /api/health/ready responde HTTP 200 y las rutas privadas rechazan acceso anónimo. GitHub Pages usa la API remota. Falta confirmar la cuenta inicial, probar operaciones autenticadas y registrar aceptación del Grupo 10. Evidencia: docs/evidencias/validacion_tecnica_2026-10-04.md.</w:t>
       </w:r>
     </w:p>
     <w:sectPr>

--- a/docs/word/09_Guion_Sustentacion.docx
+++ b/docs/word/09_Guion_Sustentacion.docx
@@ -30,7 +30,7 @@
           <w:color w:val="000000"/>
           <w:sz w:val="22"/>
         </w:rPr>
-        <w:t>Guion de sustentación</w:t>
+        <w:t>Guion de sustentación Bodega Norte</w:t>
       </w:r>
     </w:p>
     <w:p>
@@ -70,7 +70,7 @@
           <w:color w:val="000000"/>
           <w:sz w:val="22"/>
         </w:rPr>
-        <w:t>Ciclo cuarto | Periodo 2026 | Semestre no consignado en los documentos recibidos</w:t>
+        <w:t>Ciclo cuarto | Periodo 2026 | Semestre por confirmar</w:t>
       </w:r>
     </w:p>
     <w:p>
@@ -97,7 +97,7 @@
           <w:color w:val="000000"/>
           <w:sz w:val="22"/>
         </w:rPr>
-        <w:t>Coordinador: Gonzalo Yoel Choque Becerra</w:t>
+        <w:t>Coordinador: Gonsalo Yoel Choque Becerra</w:t>
       </w:r>
     </w:p>
     <w:p>
@@ -117,7 +117,7 @@
           <w:color w:val="000000"/>
           <w:sz w:val="22"/>
         </w:rPr>
-        <w:t>Fecha de elaboración: 4 de octubre de 2026</w:t>
+        <w:t>Fecha de elaboración: 12 de octubre de 2026</w:t>
       </w:r>
     </w:p>
     <w:p>
@@ -142,1009 +142,7 @@
           <w:color w:val="000000"/>
           <w:sz w:val="22"/>
         </w:rPr>
-        <w:t>1. Objetivo de la exposición</w:t>
-      </w:r>
-    </w:p>
-    <w:p>
-      <w:r>
-        <w:rPr>
-          <w:rFonts w:ascii="Arial" w:hAnsi="Arial" w:eastAsia="Arial"/>
-          <w:color w:val="000000"/>
-          <w:sz w:val="22"/>
-        </w:rPr>
-        <w:t>Presentar en forma clara el problema, la solución, el proceso de desarrollo, las evidencias y la viabilidad del sistema. La exposición debe mostrar el producto funcionando y explicar qué se entrega en cada hito.</w:t>
-      </w:r>
-    </w:p>
-    <w:p>
-      <w:pPr>
-        <w:pStyle w:val="Heading1"/>
-        <w:keepNext/>
-        <w:keepLines/>
-      </w:pPr>
-      <w:r>
-        <w:rPr>
-          <w:rFonts w:ascii="Arial" w:hAnsi="Arial" w:eastAsia="Arial"/>
-          <w:color w:val="000000"/>
-          <w:sz w:val="22"/>
-        </w:rPr>
-        <w:t>2. Distribución sugerida</w:t>
-      </w:r>
-    </w:p>
-    <w:tbl>
-      <w:tblPr>
-        <w:tblStyle w:val="TableGrid"/>
-        <w:tblW w:type="auto" w:w="0"/>
-        <w:jc w:val="center"/>
-        <w:tblLook w:firstColumn="1" w:firstRow="1" w:lastColumn="0" w:lastRow="0" w:noHBand="0" w:noVBand="1" w:val="04A0"/>
-      </w:tblPr>
-      <w:tblGrid>
-        <w:gridCol w:w="2160"/>
-        <w:gridCol w:w="2160"/>
-        <w:gridCol w:w="2160"/>
-        <w:gridCol w:w="2160"/>
-      </w:tblGrid>
-      <w:tr>
-        <w:trPr>
-          <w:cantSplit/>
-          <w:tblHeader w:val="true"/>
-        </w:trPr>
-        <w:tc>
-          <w:tcPr>
-            <w:tcW w:type="dxa" w:w="2160"/>
-            <w:shd w:fill="000000"/>
-            <w:tcBorders>
-              <w:top w:val="single" w:sz="4" w:space="0" w:color="000000"/>
-              <w:left w:val="single" w:sz="4" w:space="0" w:color="000000"/>
-              <w:bottom w:val="single" w:sz="4" w:space="0" w:color="000000"/>
-              <w:right w:val="single" w:sz="4" w:space="0" w:color="000000"/>
-              <w:insideH w:val="single" w:sz="4" w:space="0" w:color="000000"/>
-              <w:insideV w:val="single" w:sz="4" w:space="0" w:color="000000"/>
-            </w:tcBorders>
-            <w:tcMar>
-              <w:top w:w="80" w:type="dxa"/>
-              <w:start w:w="100" w:type="dxa"/>
-              <w:bottom w:w="80" w:type="dxa"/>
-              <w:end w:w="100" w:type="dxa"/>
-            </w:tcMar>
-          </w:tcPr>
-          <w:p>
-            <w:pPr>
-              <w:keepNext/>
-            </w:pPr>
-            <w:r>
-              <w:rPr>
-                <w:rFonts w:ascii="Arial" w:hAnsi="Arial" w:eastAsia="Arial"/>
-                <w:b/>
-                <w:color w:val="FFFFFF"/>
-                <w:sz w:val="22"/>
-              </w:rPr>
-              <w:t>Bloque</w:t>
-            </w:r>
-          </w:p>
-        </w:tc>
-        <w:tc>
-          <w:tcPr>
-            <w:tcW w:type="dxa" w:w="2160"/>
-            <w:shd w:fill="000000"/>
-            <w:tcBorders>
-              <w:top w:val="single" w:sz="4" w:space="0" w:color="000000"/>
-              <w:left w:val="single" w:sz="4" w:space="0" w:color="000000"/>
-              <w:bottom w:val="single" w:sz="4" w:space="0" w:color="000000"/>
-              <w:right w:val="single" w:sz="4" w:space="0" w:color="000000"/>
-              <w:insideH w:val="single" w:sz="4" w:space="0" w:color="000000"/>
-              <w:insideV w:val="single" w:sz="4" w:space="0" w:color="000000"/>
-            </w:tcBorders>
-            <w:tcMar>
-              <w:top w:w="80" w:type="dxa"/>
-              <w:start w:w="100" w:type="dxa"/>
-              <w:bottom w:w="80" w:type="dxa"/>
-              <w:end w:w="100" w:type="dxa"/>
-            </w:tcMar>
-          </w:tcPr>
-          <w:p>
-            <w:pPr>
-              <w:keepNext/>
-            </w:pPr>
-            <w:r>
-              <w:rPr>
-                <w:rFonts w:ascii="Arial" w:hAnsi="Arial" w:eastAsia="Arial"/>
-                <w:b/>
-                <w:color w:val="FFFFFF"/>
-                <w:sz w:val="22"/>
-              </w:rPr>
-              <w:t>Tiempo sugerido</w:t>
-            </w:r>
-          </w:p>
-        </w:tc>
-        <w:tc>
-          <w:tcPr>
-            <w:tcW w:type="dxa" w:w="2160"/>
-            <w:shd w:fill="000000"/>
-            <w:tcBorders>
-              <w:top w:val="single" w:sz="4" w:space="0" w:color="000000"/>
-              <w:left w:val="single" w:sz="4" w:space="0" w:color="000000"/>
-              <w:bottom w:val="single" w:sz="4" w:space="0" w:color="000000"/>
-              <w:right w:val="single" w:sz="4" w:space="0" w:color="000000"/>
-              <w:insideH w:val="single" w:sz="4" w:space="0" w:color="000000"/>
-              <w:insideV w:val="single" w:sz="4" w:space="0" w:color="000000"/>
-            </w:tcBorders>
-            <w:tcMar>
-              <w:top w:w="80" w:type="dxa"/>
-              <w:start w:w="100" w:type="dxa"/>
-              <w:bottom w:w="80" w:type="dxa"/>
-              <w:end w:w="100" w:type="dxa"/>
-            </w:tcMar>
-          </w:tcPr>
-          <w:p>
-            <w:pPr>
-              <w:keepNext/>
-            </w:pPr>
-            <w:r>
-              <w:rPr>
-                <w:rFonts w:ascii="Arial" w:hAnsi="Arial" w:eastAsia="Arial"/>
-                <w:b/>
-                <w:color w:val="FFFFFF"/>
-                <w:sz w:val="22"/>
-              </w:rPr>
-              <w:t>Responsable</w:t>
-            </w:r>
-          </w:p>
-        </w:tc>
-        <w:tc>
-          <w:tcPr>
-            <w:tcW w:type="dxa" w:w="2160"/>
-            <w:shd w:fill="000000"/>
-            <w:tcBorders>
-              <w:top w:val="single" w:sz="4" w:space="0" w:color="000000"/>
-              <w:left w:val="single" w:sz="4" w:space="0" w:color="000000"/>
-              <w:bottom w:val="single" w:sz="4" w:space="0" w:color="000000"/>
-              <w:right w:val="single" w:sz="4" w:space="0" w:color="000000"/>
-              <w:insideH w:val="single" w:sz="4" w:space="0" w:color="000000"/>
-              <w:insideV w:val="single" w:sz="4" w:space="0" w:color="000000"/>
-            </w:tcBorders>
-            <w:tcMar>
-              <w:top w:w="80" w:type="dxa"/>
-              <w:start w:w="100" w:type="dxa"/>
-              <w:bottom w:w="80" w:type="dxa"/>
-              <w:end w:w="100" w:type="dxa"/>
-            </w:tcMar>
-          </w:tcPr>
-          <w:p>
-            <w:pPr>
-              <w:keepNext/>
-            </w:pPr>
-            <w:r>
-              <w:rPr>
-                <w:rFonts w:ascii="Arial" w:hAnsi="Arial" w:eastAsia="Arial"/>
-                <w:b/>
-                <w:color w:val="FFFFFF"/>
-                <w:sz w:val="22"/>
-              </w:rPr>
-              <w:t>Contenido</w:t>
-            </w:r>
-          </w:p>
-        </w:tc>
-      </w:tr>
-      <w:tr>
-        <w:trPr>
-          <w:cantSplit/>
-        </w:trPr>
-        <w:tc>
-          <w:tcPr>
-            <w:tcW w:type="dxa" w:w="2160"/>
-            <w:shd w:fill="FFFFFF"/>
-            <w:tcBorders>
-              <w:top w:val="single" w:sz="4" w:space="0" w:color="000000"/>
-              <w:left w:val="single" w:sz="4" w:space="0" w:color="000000"/>
-              <w:bottom w:val="single" w:sz="4" w:space="0" w:color="000000"/>
-              <w:right w:val="single" w:sz="4" w:space="0" w:color="000000"/>
-              <w:insideH w:val="single" w:sz="4" w:space="0" w:color="000000"/>
-              <w:insideV w:val="single" w:sz="4" w:space="0" w:color="000000"/>
-            </w:tcBorders>
-            <w:tcMar>
-              <w:top w:w="80" w:type="dxa"/>
-              <w:start w:w="100" w:type="dxa"/>
-              <w:bottom w:w="80" w:type="dxa"/>
-              <w:end w:w="100" w:type="dxa"/>
-            </w:tcMar>
-            <w:vAlign w:val="center"/>
-          </w:tcPr>
-          <w:p>
-            <w:r>
-              <w:rPr>
-                <w:rFonts w:ascii="Arial" w:hAnsi="Arial" w:eastAsia="Arial"/>
-                <w:color w:val="000000"/>
-                <w:sz w:val="22"/>
-              </w:rPr>
-              <w:t>Contexto y propuesta</w:t>
-            </w:r>
-          </w:p>
-        </w:tc>
-        <w:tc>
-          <w:tcPr>
-            <w:tcW w:type="dxa" w:w="2160"/>
-            <w:shd w:fill="FFFFFF"/>
-            <w:tcBorders>
-              <w:top w:val="single" w:sz="4" w:space="0" w:color="000000"/>
-              <w:left w:val="single" w:sz="4" w:space="0" w:color="000000"/>
-              <w:bottom w:val="single" w:sz="4" w:space="0" w:color="000000"/>
-              <w:right w:val="single" w:sz="4" w:space="0" w:color="000000"/>
-              <w:insideH w:val="single" w:sz="4" w:space="0" w:color="000000"/>
-              <w:insideV w:val="single" w:sz="4" w:space="0" w:color="000000"/>
-            </w:tcBorders>
-            <w:tcMar>
-              <w:top w:w="80" w:type="dxa"/>
-              <w:start w:w="100" w:type="dxa"/>
-              <w:bottom w:w="80" w:type="dxa"/>
-              <w:end w:w="100" w:type="dxa"/>
-            </w:tcMar>
-            <w:vAlign w:val="center"/>
-          </w:tcPr>
-          <w:p>
-            <w:r>
-              <w:rPr>
-                <w:rFonts w:ascii="Arial" w:hAnsi="Arial" w:eastAsia="Arial"/>
-                <w:color w:val="000000"/>
-                <w:sz w:val="22"/>
-              </w:rPr>
-              <w:t>4 min</w:t>
-            </w:r>
-          </w:p>
-        </w:tc>
-        <w:tc>
-          <w:tcPr>
-            <w:tcW w:type="dxa" w:w="2160"/>
-            <w:shd w:fill="FFFFFF"/>
-            <w:tcBorders>
-              <w:top w:val="single" w:sz="4" w:space="0" w:color="000000"/>
-              <w:left w:val="single" w:sz="4" w:space="0" w:color="000000"/>
-              <w:bottom w:val="single" w:sz="4" w:space="0" w:color="000000"/>
-              <w:right w:val="single" w:sz="4" w:space="0" w:color="000000"/>
-              <w:insideH w:val="single" w:sz="4" w:space="0" w:color="000000"/>
-              <w:insideV w:val="single" w:sz="4" w:space="0" w:color="000000"/>
-            </w:tcBorders>
-            <w:tcMar>
-              <w:top w:w="80" w:type="dxa"/>
-              <w:start w:w="100" w:type="dxa"/>
-              <w:bottom w:w="80" w:type="dxa"/>
-              <w:end w:w="100" w:type="dxa"/>
-            </w:tcMar>
-            <w:vAlign w:val="center"/>
-          </w:tcPr>
-          <w:p>
-            <w:r>
-              <w:rPr>
-                <w:rFonts w:ascii="Arial" w:hAnsi="Arial" w:eastAsia="Arial"/>
-                <w:color w:val="000000"/>
-                <w:sz w:val="22"/>
-              </w:rPr>
-              <w:t>Gonzalo Yoel Choque Becerra</w:t>
-            </w:r>
-          </w:p>
-        </w:tc>
-        <w:tc>
-          <w:tcPr>
-            <w:tcW w:type="dxa" w:w="2160"/>
-            <w:shd w:fill="FFFFFF"/>
-            <w:tcBorders>
-              <w:top w:val="single" w:sz="4" w:space="0" w:color="000000"/>
-              <w:left w:val="single" w:sz="4" w:space="0" w:color="000000"/>
-              <w:bottom w:val="single" w:sz="4" w:space="0" w:color="000000"/>
-              <w:right w:val="single" w:sz="4" w:space="0" w:color="000000"/>
-              <w:insideH w:val="single" w:sz="4" w:space="0" w:color="000000"/>
-              <w:insideV w:val="single" w:sz="4" w:space="0" w:color="000000"/>
-            </w:tcBorders>
-            <w:tcMar>
-              <w:top w:w="80" w:type="dxa"/>
-              <w:start w:w="100" w:type="dxa"/>
-              <w:bottom w:w="80" w:type="dxa"/>
-              <w:end w:w="100" w:type="dxa"/>
-            </w:tcMar>
-            <w:vAlign w:val="center"/>
-          </w:tcPr>
-          <w:p>
-            <w:r>
-              <w:rPr>
-                <w:rFonts w:ascii="Arial" w:hAnsi="Arial" w:eastAsia="Arial"/>
-                <w:color w:val="000000"/>
-                <w:sz w:val="22"/>
-              </w:rPr>
-              <w:t>Problema del caso, objetivos, alcance y Canvas.</w:t>
-            </w:r>
-          </w:p>
-        </w:tc>
-      </w:tr>
-      <w:tr>
-        <w:trPr>
-          <w:cantSplit/>
-        </w:trPr>
-        <w:tc>
-          <w:tcPr>
-            <w:tcW w:type="dxa" w:w="2160"/>
-            <w:shd w:fill="FFFFFF"/>
-            <w:tcBorders>
-              <w:top w:val="single" w:sz="4" w:space="0" w:color="000000"/>
-              <w:left w:val="single" w:sz="4" w:space="0" w:color="000000"/>
-              <w:bottom w:val="single" w:sz="4" w:space="0" w:color="000000"/>
-              <w:right w:val="single" w:sz="4" w:space="0" w:color="000000"/>
-              <w:insideH w:val="single" w:sz="4" w:space="0" w:color="000000"/>
-              <w:insideV w:val="single" w:sz="4" w:space="0" w:color="000000"/>
-            </w:tcBorders>
-            <w:tcMar>
-              <w:top w:w="80" w:type="dxa"/>
-              <w:start w:w="100" w:type="dxa"/>
-              <w:bottom w:w="80" w:type="dxa"/>
-              <w:end w:w="100" w:type="dxa"/>
-            </w:tcMar>
-            <w:vAlign w:val="center"/>
-          </w:tcPr>
-          <w:p>
-            <w:r>
-              <w:rPr>
-                <w:rFonts w:ascii="Arial" w:hAnsi="Arial" w:eastAsia="Arial"/>
-                <w:color w:val="000000"/>
-                <w:sz w:val="22"/>
-              </w:rPr>
-              <w:t>Diseño de datos</w:t>
-            </w:r>
-          </w:p>
-        </w:tc>
-        <w:tc>
-          <w:tcPr>
-            <w:tcW w:type="dxa" w:w="2160"/>
-            <w:shd w:fill="FFFFFF"/>
-            <w:tcBorders>
-              <w:top w:val="single" w:sz="4" w:space="0" w:color="000000"/>
-              <w:left w:val="single" w:sz="4" w:space="0" w:color="000000"/>
-              <w:bottom w:val="single" w:sz="4" w:space="0" w:color="000000"/>
-              <w:right w:val="single" w:sz="4" w:space="0" w:color="000000"/>
-              <w:insideH w:val="single" w:sz="4" w:space="0" w:color="000000"/>
-              <w:insideV w:val="single" w:sz="4" w:space="0" w:color="000000"/>
-            </w:tcBorders>
-            <w:tcMar>
-              <w:top w:w="80" w:type="dxa"/>
-              <w:start w:w="100" w:type="dxa"/>
-              <w:bottom w:w="80" w:type="dxa"/>
-              <w:end w:w="100" w:type="dxa"/>
-            </w:tcMar>
-            <w:vAlign w:val="center"/>
-          </w:tcPr>
-          <w:p>
-            <w:r>
-              <w:rPr>
-                <w:rFonts w:ascii="Arial" w:hAnsi="Arial" w:eastAsia="Arial"/>
-                <w:color w:val="000000"/>
-                <w:sz w:val="22"/>
-              </w:rPr>
-              <w:t>3 min</w:t>
-            </w:r>
-          </w:p>
-        </w:tc>
-        <w:tc>
-          <w:tcPr>
-            <w:tcW w:type="dxa" w:w="2160"/>
-            <w:shd w:fill="FFFFFF"/>
-            <w:tcBorders>
-              <w:top w:val="single" w:sz="4" w:space="0" w:color="000000"/>
-              <w:left w:val="single" w:sz="4" w:space="0" w:color="000000"/>
-              <w:bottom w:val="single" w:sz="4" w:space="0" w:color="000000"/>
-              <w:right w:val="single" w:sz="4" w:space="0" w:color="000000"/>
-              <w:insideH w:val="single" w:sz="4" w:space="0" w:color="000000"/>
-              <w:insideV w:val="single" w:sz="4" w:space="0" w:color="000000"/>
-            </w:tcBorders>
-            <w:tcMar>
-              <w:top w:w="80" w:type="dxa"/>
-              <w:start w:w="100" w:type="dxa"/>
-              <w:bottom w:w="80" w:type="dxa"/>
-              <w:end w:w="100" w:type="dxa"/>
-            </w:tcMar>
-            <w:vAlign w:val="center"/>
-          </w:tcPr>
-          <w:p>
-            <w:r>
-              <w:rPr>
-                <w:rFonts w:ascii="Arial" w:hAnsi="Arial" w:eastAsia="Arial"/>
-                <w:color w:val="000000"/>
-                <w:sz w:val="22"/>
-              </w:rPr>
-              <w:t>Lalo Alessandro Eugenio Montalvo</w:t>
-            </w:r>
-          </w:p>
-        </w:tc>
-        <w:tc>
-          <w:tcPr>
-            <w:tcW w:type="dxa" w:w="2160"/>
-            <w:shd w:fill="FFFFFF"/>
-            <w:tcBorders>
-              <w:top w:val="single" w:sz="4" w:space="0" w:color="000000"/>
-              <w:left w:val="single" w:sz="4" w:space="0" w:color="000000"/>
-              <w:bottom w:val="single" w:sz="4" w:space="0" w:color="000000"/>
-              <w:right w:val="single" w:sz="4" w:space="0" w:color="000000"/>
-              <w:insideH w:val="single" w:sz="4" w:space="0" w:color="000000"/>
-              <w:insideV w:val="single" w:sz="4" w:space="0" w:color="000000"/>
-            </w:tcBorders>
-            <w:tcMar>
-              <w:top w:w="80" w:type="dxa"/>
-              <w:start w:w="100" w:type="dxa"/>
-              <w:bottom w:w="80" w:type="dxa"/>
-              <w:end w:w="100" w:type="dxa"/>
-            </w:tcMar>
-            <w:vAlign w:val="center"/>
-          </w:tcPr>
-          <w:p>
-            <w:r>
-              <w:rPr>
-                <w:rFonts w:ascii="Arial" w:hAnsi="Arial" w:eastAsia="Arial"/>
-                <w:color w:val="000000"/>
-                <w:sz w:val="22"/>
-              </w:rPr>
-              <w:t>Entidades SQL, relaciones, carga inicial y configuración.</w:t>
-            </w:r>
-          </w:p>
-        </w:tc>
-      </w:tr>
-      <w:tr>
-        <w:trPr>
-          <w:cantSplit/>
-        </w:trPr>
-        <w:tc>
-          <w:tcPr>
-            <w:tcW w:type="dxa" w:w="2160"/>
-            <w:shd w:fill="FFFFFF"/>
-            <w:tcBorders>
-              <w:top w:val="single" w:sz="4" w:space="0" w:color="000000"/>
-              <w:left w:val="single" w:sz="4" w:space="0" w:color="000000"/>
-              <w:bottom w:val="single" w:sz="4" w:space="0" w:color="000000"/>
-              <w:right w:val="single" w:sz="4" w:space="0" w:color="000000"/>
-              <w:insideH w:val="single" w:sz="4" w:space="0" w:color="000000"/>
-              <w:insideV w:val="single" w:sz="4" w:space="0" w:color="000000"/>
-            </w:tcBorders>
-            <w:tcMar>
-              <w:top w:w="80" w:type="dxa"/>
-              <w:start w:w="100" w:type="dxa"/>
-              <w:bottom w:w="80" w:type="dxa"/>
-              <w:end w:w="100" w:type="dxa"/>
-            </w:tcMar>
-            <w:vAlign w:val="center"/>
-          </w:tcPr>
-          <w:p>
-            <w:r>
-              <w:rPr>
-                <w:rFonts w:ascii="Arial" w:hAnsi="Arial" w:eastAsia="Arial"/>
-                <w:color w:val="000000"/>
-                <w:sz w:val="22"/>
-              </w:rPr>
-              <w:t>Demostración</w:t>
-            </w:r>
-          </w:p>
-        </w:tc>
-        <w:tc>
-          <w:tcPr>
-            <w:tcW w:type="dxa" w:w="2160"/>
-            <w:shd w:fill="FFFFFF"/>
-            <w:tcBorders>
-              <w:top w:val="single" w:sz="4" w:space="0" w:color="000000"/>
-              <w:left w:val="single" w:sz="4" w:space="0" w:color="000000"/>
-              <w:bottom w:val="single" w:sz="4" w:space="0" w:color="000000"/>
-              <w:right w:val="single" w:sz="4" w:space="0" w:color="000000"/>
-              <w:insideH w:val="single" w:sz="4" w:space="0" w:color="000000"/>
-              <w:insideV w:val="single" w:sz="4" w:space="0" w:color="000000"/>
-            </w:tcBorders>
-            <w:tcMar>
-              <w:top w:w="80" w:type="dxa"/>
-              <w:start w:w="100" w:type="dxa"/>
-              <w:bottom w:w="80" w:type="dxa"/>
-              <w:end w:w="100" w:type="dxa"/>
-            </w:tcMar>
-            <w:vAlign w:val="center"/>
-          </w:tcPr>
-          <w:p>
-            <w:r>
-              <w:rPr>
-                <w:rFonts w:ascii="Arial" w:hAnsi="Arial" w:eastAsia="Arial"/>
-                <w:color w:val="000000"/>
-                <w:sz w:val="22"/>
-              </w:rPr>
-              <w:t>5 min</w:t>
-            </w:r>
-          </w:p>
-        </w:tc>
-        <w:tc>
-          <w:tcPr>
-            <w:tcW w:type="dxa" w:w="2160"/>
-            <w:shd w:fill="FFFFFF"/>
-            <w:tcBorders>
-              <w:top w:val="single" w:sz="4" w:space="0" w:color="000000"/>
-              <w:left w:val="single" w:sz="4" w:space="0" w:color="000000"/>
-              <w:bottom w:val="single" w:sz="4" w:space="0" w:color="000000"/>
-              <w:right w:val="single" w:sz="4" w:space="0" w:color="000000"/>
-              <w:insideH w:val="single" w:sz="4" w:space="0" w:color="000000"/>
-              <w:insideV w:val="single" w:sz="4" w:space="0" w:color="000000"/>
-            </w:tcBorders>
-            <w:tcMar>
-              <w:top w:w="80" w:type="dxa"/>
-              <w:start w:w="100" w:type="dxa"/>
-              <w:bottom w:w="80" w:type="dxa"/>
-              <w:end w:w="100" w:type="dxa"/>
-            </w:tcMar>
-            <w:vAlign w:val="center"/>
-          </w:tcPr>
-          <w:p>
-            <w:r>
-              <w:rPr>
-                <w:rFonts w:ascii="Arial" w:hAnsi="Arial" w:eastAsia="Arial"/>
-                <w:color w:val="000000"/>
-                <w:sz w:val="22"/>
-              </w:rPr>
-              <w:t>Adrian Alexander Berrocal Villanueva</w:t>
-            </w:r>
-          </w:p>
-        </w:tc>
-        <w:tc>
-          <w:tcPr>
-            <w:tcW w:type="dxa" w:w="2160"/>
-            <w:shd w:fill="FFFFFF"/>
-            <w:tcBorders>
-              <w:top w:val="single" w:sz="4" w:space="0" w:color="000000"/>
-              <w:left w:val="single" w:sz="4" w:space="0" w:color="000000"/>
-              <w:bottom w:val="single" w:sz="4" w:space="0" w:color="000000"/>
-              <w:right w:val="single" w:sz="4" w:space="0" w:color="000000"/>
-              <w:insideH w:val="single" w:sz="4" w:space="0" w:color="000000"/>
-              <w:insideV w:val="single" w:sz="4" w:space="0" w:color="000000"/>
-            </w:tcBorders>
-            <w:tcMar>
-              <w:top w:w="80" w:type="dxa"/>
-              <w:start w:w="100" w:type="dxa"/>
-              <w:bottom w:w="80" w:type="dxa"/>
-              <w:end w:w="100" w:type="dxa"/>
-            </w:tcMar>
-            <w:vAlign w:val="center"/>
-          </w:tcPr>
-          <w:p>
-            <w:r>
-              <w:rPr>
-                <w:rFonts w:ascii="Arial" w:hAnsi="Arial" w:eastAsia="Arial"/>
-                <w:color w:val="000000"/>
-                <w:sz w:val="22"/>
-              </w:rPr>
-              <w:t>Catálogo, venta, inventario y reportes.</w:t>
-            </w:r>
-          </w:p>
-        </w:tc>
-      </w:tr>
-      <w:tr>
-        <w:trPr>
-          <w:cantSplit/>
-        </w:trPr>
-        <w:tc>
-          <w:tcPr>
-            <w:tcW w:type="dxa" w:w="2160"/>
-            <w:shd w:fill="FFFFFF"/>
-            <w:tcBorders>
-              <w:top w:val="single" w:sz="4" w:space="0" w:color="000000"/>
-              <w:left w:val="single" w:sz="4" w:space="0" w:color="000000"/>
-              <w:bottom w:val="single" w:sz="4" w:space="0" w:color="000000"/>
-              <w:right w:val="single" w:sz="4" w:space="0" w:color="000000"/>
-              <w:insideH w:val="single" w:sz="4" w:space="0" w:color="000000"/>
-              <w:insideV w:val="single" w:sz="4" w:space="0" w:color="000000"/>
-            </w:tcBorders>
-            <w:tcMar>
-              <w:top w:w="80" w:type="dxa"/>
-              <w:start w:w="100" w:type="dxa"/>
-              <w:bottom w:w="80" w:type="dxa"/>
-              <w:end w:w="100" w:type="dxa"/>
-            </w:tcMar>
-            <w:vAlign w:val="center"/>
-          </w:tcPr>
-          <w:p>
-            <w:r>
-              <w:rPr>
-                <w:rFonts w:ascii="Arial" w:hAnsi="Arial" w:eastAsia="Arial"/>
-                <w:color w:val="000000"/>
-                <w:sz w:val="22"/>
-              </w:rPr>
-              <w:t>Backend y pruebas</w:t>
-            </w:r>
-          </w:p>
-        </w:tc>
-        <w:tc>
-          <w:tcPr>
-            <w:tcW w:type="dxa" w:w="2160"/>
-            <w:shd w:fill="FFFFFF"/>
-            <w:tcBorders>
-              <w:top w:val="single" w:sz="4" w:space="0" w:color="000000"/>
-              <w:left w:val="single" w:sz="4" w:space="0" w:color="000000"/>
-              <w:bottom w:val="single" w:sz="4" w:space="0" w:color="000000"/>
-              <w:right w:val="single" w:sz="4" w:space="0" w:color="000000"/>
-              <w:insideH w:val="single" w:sz="4" w:space="0" w:color="000000"/>
-              <w:insideV w:val="single" w:sz="4" w:space="0" w:color="000000"/>
-            </w:tcBorders>
-            <w:tcMar>
-              <w:top w:w="80" w:type="dxa"/>
-              <w:start w:w="100" w:type="dxa"/>
-              <w:bottom w:w="80" w:type="dxa"/>
-              <w:end w:w="100" w:type="dxa"/>
-            </w:tcMar>
-            <w:vAlign w:val="center"/>
-          </w:tcPr>
-          <w:p>
-            <w:r>
-              <w:rPr>
-                <w:rFonts w:ascii="Arial" w:hAnsi="Arial" w:eastAsia="Arial"/>
-                <w:color w:val="000000"/>
-                <w:sz w:val="22"/>
-              </w:rPr>
-              <w:t>3 min</w:t>
-            </w:r>
-          </w:p>
-        </w:tc>
-        <w:tc>
-          <w:tcPr>
-            <w:tcW w:type="dxa" w:w="2160"/>
-            <w:shd w:fill="FFFFFF"/>
-            <w:tcBorders>
-              <w:top w:val="single" w:sz="4" w:space="0" w:color="000000"/>
-              <w:left w:val="single" w:sz="4" w:space="0" w:color="000000"/>
-              <w:bottom w:val="single" w:sz="4" w:space="0" w:color="000000"/>
-              <w:right w:val="single" w:sz="4" w:space="0" w:color="000000"/>
-              <w:insideH w:val="single" w:sz="4" w:space="0" w:color="000000"/>
-              <w:insideV w:val="single" w:sz="4" w:space="0" w:color="000000"/>
-            </w:tcBorders>
-            <w:tcMar>
-              <w:top w:w="80" w:type="dxa"/>
-              <w:start w:w="100" w:type="dxa"/>
-              <w:bottom w:w="80" w:type="dxa"/>
-              <w:end w:w="100" w:type="dxa"/>
-            </w:tcMar>
-            <w:vAlign w:val="center"/>
-          </w:tcPr>
-          <w:p>
-            <w:r>
-              <w:rPr>
-                <w:rFonts w:ascii="Arial" w:hAnsi="Arial" w:eastAsia="Arial"/>
-                <w:color w:val="000000"/>
-                <w:sz w:val="22"/>
-              </w:rPr>
-              <w:t>Juan Diego Romero Peralta</w:t>
-            </w:r>
-          </w:p>
-        </w:tc>
-        <w:tc>
-          <w:tcPr>
-            <w:tcW w:type="dxa" w:w="2160"/>
-            <w:shd w:fill="FFFFFF"/>
-            <w:tcBorders>
-              <w:top w:val="single" w:sz="4" w:space="0" w:color="000000"/>
-              <w:left w:val="single" w:sz="4" w:space="0" w:color="000000"/>
-              <w:bottom w:val="single" w:sz="4" w:space="0" w:color="000000"/>
-              <w:right w:val="single" w:sz="4" w:space="0" w:color="000000"/>
-              <w:insideH w:val="single" w:sz="4" w:space="0" w:color="000000"/>
-              <w:insideV w:val="single" w:sz="4" w:space="0" w:color="000000"/>
-            </w:tcBorders>
-            <w:tcMar>
-              <w:top w:w="80" w:type="dxa"/>
-              <w:start w:w="100" w:type="dxa"/>
-              <w:bottom w:w="80" w:type="dxa"/>
-              <w:end w:w="100" w:type="dxa"/>
-            </w:tcMar>
-            <w:vAlign w:val="center"/>
-          </w:tcPr>
-          <w:p>
-            <w:r>
-              <w:rPr>
-                <w:rFonts w:ascii="Arial" w:hAnsi="Arial" w:eastAsia="Arial"/>
-                <w:color w:val="000000"/>
-                <w:sz w:val="22"/>
-              </w:rPr>
-              <w:t>API, compilación, integración y límites del prototipo.</w:t>
-            </w:r>
-          </w:p>
-        </w:tc>
-      </w:tr>
-      <w:tr>
-        <w:trPr>
-          <w:cantSplit/>
-        </w:trPr>
-        <w:tc>
-          <w:tcPr>
-            <w:tcW w:type="dxa" w:w="2160"/>
-            <w:shd w:fill="FFFFFF"/>
-            <w:tcBorders>
-              <w:top w:val="single" w:sz="4" w:space="0" w:color="000000"/>
-              <w:left w:val="single" w:sz="4" w:space="0" w:color="000000"/>
-              <w:bottom w:val="single" w:sz="4" w:space="0" w:color="000000"/>
-              <w:right w:val="single" w:sz="4" w:space="0" w:color="000000"/>
-              <w:insideH w:val="single" w:sz="4" w:space="0" w:color="000000"/>
-              <w:insideV w:val="single" w:sz="4" w:space="0" w:color="000000"/>
-            </w:tcBorders>
-            <w:tcMar>
-              <w:top w:w="80" w:type="dxa"/>
-              <w:start w:w="100" w:type="dxa"/>
-              <w:bottom w:w="80" w:type="dxa"/>
-              <w:end w:w="100" w:type="dxa"/>
-            </w:tcMar>
-            <w:vAlign w:val="center"/>
-          </w:tcPr>
-          <w:p>
-            <w:r>
-              <w:rPr>
-                <w:rFonts w:ascii="Arial" w:hAnsi="Arial" w:eastAsia="Arial"/>
-                <w:color w:val="000000"/>
-                <w:sz w:val="22"/>
-              </w:rPr>
-              <w:t>Cierre y preguntas</w:t>
-            </w:r>
-          </w:p>
-        </w:tc>
-        <w:tc>
-          <w:tcPr>
-            <w:tcW w:type="dxa" w:w="2160"/>
-            <w:shd w:fill="FFFFFF"/>
-            <w:tcBorders>
-              <w:top w:val="single" w:sz="4" w:space="0" w:color="000000"/>
-              <w:left w:val="single" w:sz="4" w:space="0" w:color="000000"/>
-              <w:bottom w:val="single" w:sz="4" w:space="0" w:color="000000"/>
-              <w:right w:val="single" w:sz="4" w:space="0" w:color="000000"/>
-              <w:insideH w:val="single" w:sz="4" w:space="0" w:color="000000"/>
-              <w:insideV w:val="single" w:sz="4" w:space="0" w:color="000000"/>
-            </w:tcBorders>
-            <w:tcMar>
-              <w:top w:w="80" w:type="dxa"/>
-              <w:start w:w="100" w:type="dxa"/>
-              <w:bottom w:w="80" w:type="dxa"/>
-              <w:end w:w="100" w:type="dxa"/>
-            </w:tcMar>
-            <w:vAlign w:val="center"/>
-          </w:tcPr>
-          <w:p>
-            <w:r>
-              <w:rPr>
-                <w:rFonts w:ascii="Arial" w:hAnsi="Arial" w:eastAsia="Arial"/>
-                <w:color w:val="000000"/>
-                <w:sz w:val="22"/>
-              </w:rPr>
-              <w:t>2 min</w:t>
-            </w:r>
-          </w:p>
-        </w:tc>
-        <w:tc>
-          <w:tcPr>
-            <w:tcW w:type="dxa" w:w="2160"/>
-            <w:shd w:fill="FFFFFF"/>
-            <w:tcBorders>
-              <w:top w:val="single" w:sz="4" w:space="0" w:color="000000"/>
-              <w:left w:val="single" w:sz="4" w:space="0" w:color="000000"/>
-              <w:bottom w:val="single" w:sz="4" w:space="0" w:color="000000"/>
-              <w:right w:val="single" w:sz="4" w:space="0" w:color="000000"/>
-              <w:insideH w:val="single" w:sz="4" w:space="0" w:color="000000"/>
-              <w:insideV w:val="single" w:sz="4" w:space="0" w:color="000000"/>
-            </w:tcBorders>
-            <w:tcMar>
-              <w:top w:w="80" w:type="dxa"/>
-              <w:start w:w="100" w:type="dxa"/>
-              <w:bottom w:w="80" w:type="dxa"/>
-              <w:end w:w="100" w:type="dxa"/>
-            </w:tcMar>
-            <w:vAlign w:val="center"/>
-          </w:tcPr>
-          <w:p>
-            <w:r>
-              <w:rPr>
-                <w:rFonts w:ascii="Arial" w:hAnsi="Arial" w:eastAsia="Arial"/>
-                <w:color w:val="000000"/>
-                <w:sz w:val="22"/>
-              </w:rPr>
-              <w:t>Todo el equipo</w:t>
-            </w:r>
-          </w:p>
-        </w:tc>
-        <w:tc>
-          <w:tcPr>
-            <w:tcW w:type="dxa" w:w="2160"/>
-            <w:shd w:fill="FFFFFF"/>
-            <w:tcBorders>
-              <w:top w:val="single" w:sz="4" w:space="0" w:color="000000"/>
-              <w:left w:val="single" w:sz="4" w:space="0" w:color="000000"/>
-              <w:bottom w:val="single" w:sz="4" w:space="0" w:color="000000"/>
-              <w:right w:val="single" w:sz="4" w:space="0" w:color="000000"/>
-              <w:insideH w:val="single" w:sz="4" w:space="0" w:color="000000"/>
-              <w:insideV w:val="single" w:sz="4" w:space="0" w:color="000000"/>
-            </w:tcBorders>
-            <w:tcMar>
-              <w:top w:w="80" w:type="dxa"/>
-              <w:start w:w="100" w:type="dxa"/>
-              <w:bottom w:w="80" w:type="dxa"/>
-              <w:end w:w="100" w:type="dxa"/>
-            </w:tcMar>
-            <w:vAlign w:val="center"/>
-          </w:tcPr>
-          <w:p>
-            <w:r>
-              <w:rPr>
-                <w:rFonts w:ascii="Arial" w:hAnsi="Arial" w:eastAsia="Arial"/>
-                <w:color w:val="000000"/>
-                <w:sz w:val="22"/>
-              </w:rPr>
-              <w:t>Conclusiones, mejoras y preguntas.</w:t>
-            </w:r>
-          </w:p>
-        </w:tc>
-      </w:tr>
-    </w:tbl>
-    <w:p/>
-    <w:p>
-      <w:pPr>
-        <w:pStyle w:val="Heading1"/>
-        <w:keepNext/>
-        <w:keepLines/>
-      </w:pPr>
-      <w:r>
-        <w:rPr>
-          <w:rFonts w:ascii="Arial" w:hAnsi="Arial" w:eastAsia="Arial"/>
-          <w:color w:val="000000"/>
-          <w:sz w:val="22"/>
-        </w:rPr>
-        <w:t>3. Guion de demostración</w:t>
-      </w:r>
-    </w:p>
-    <w:p>
-      <w:pPr>
-        <w:ind w:left="369" w:hanging="369"/>
-      </w:pPr>
-      <w:r>
-        <w:rPr>
-          <w:rFonts w:ascii="Arial" w:hAnsi="Arial" w:eastAsia="Arial"/>
-          <w:color w:val="000000"/>
-          <w:sz w:val="22"/>
-        </w:rPr>
-        <w:t>1. Mostrar el Dashboard y explicar los cuatro indicadores principales.</w:t>
-      </w:r>
-    </w:p>
-    <w:p>
-      <w:pPr>
-        <w:ind w:left="369" w:hanging="369"/>
-      </w:pPr>
-      <w:r>
-        <w:rPr>
-          <w:rFonts w:ascii="Arial" w:hAnsi="Arial" w:eastAsia="Arial"/>
-          <w:color w:val="000000"/>
-          <w:sz w:val="22"/>
-        </w:rPr>
-        <w:t>2. Abrir Inventario y aplicar el filtro Bajo para mostrar las alertas.</w:t>
-      </w:r>
-    </w:p>
-    <w:p>
-      <w:pPr>
-        <w:ind w:left="369" w:hanging="369"/>
-      </w:pPr>
-      <w:r>
-        <w:rPr>
-          <w:rFonts w:ascii="Arial" w:hAnsi="Arial" w:eastAsia="Arial"/>
-          <w:color w:val="000000"/>
-          <w:sz w:val="22"/>
-        </w:rPr>
-        <w:t>3. Abrir Nueva venta, seleccionar Leche Gloria 1L y Gaseosa Inca Kola, elegir Yape y registrar la venta.</w:t>
-      </w:r>
-    </w:p>
-    <w:p>
-      <w:pPr>
-        <w:ind w:left="369" w:hanging="369"/>
-      </w:pPr>
-      <w:r>
-        <w:rPr>
-          <w:rFonts w:ascii="Arial" w:hAnsi="Arial" w:eastAsia="Arial"/>
-          <w:color w:val="000000"/>
-          <w:sz w:val="22"/>
-        </w:rPr>
-        <w:t>4. Volver al inventario para mostrar que el stock se actualizó.</w:t>
-      </w:r>
-    </w:p>
-    <w:p>
-      <w:pPr>
-        <w:ind w:left="369" w:hanging="369"/>
-      </w:pPr>
-      <w:r>
-        <w:rPr>
-          <w:rFonts w:ascii="Arial" w:hAnsi="Arial" w:eastAsia="Arial"/>
-          <w:color w:val="000000"/>
-          <w:sz w:val="22"/>
-        </w:rPr>
-        <w:t>5. Abrir Reportes y explicar el resumen y la exportación CSV.</w:t>
-      </w:r>
-    </w:p>
-    <w:p>
-      <w:pPr>
-        <w:ind w:left="369" w:hanging="369"/>
-      </w:pPr>
-      <w:r>
-        <w:rPr>
-          <w:rFonts w:ascii="Arial" w:hAnsi="Arial" w:eastAsia="Arial"/>
-          <w:color w:val="000000"/>
-          <w:sz w:val="22"/>
-        </w:rPr>
-        <w:t>6. Abrir Asistente de bodega y consultar Stock bajo; aclarar que la conexión Watson queda preparada para la siguiente fase.</w:t>
-      </w:r>
-    </w:p>
-    <w:p>
-      <w:pPr>
-        <w:pStyle w:val="Heading1"/>
-        <w:keepNext/>
-        <w:keepLines/>
-      </w:pPr>
-      <w:r>
-        <w:rPr>
-          <w:rFonts w:ascii="Arial" w:hAnsi="Arial" w:eastAsia="Arial"/>
-          <w:color w:val="000000"/>
-          <w:sz w:val="22"/>
-        </w:rPr>
-        <w:t>4. Mensajes clave</w:t>
-      </w:r>
-    </w:p>
-    <w:p>
-      <w:pPr>
-        <w:pStyle w:val="ListBullet"/>
-      </w:pPr>
-      <w:r>
-        <w:rPr>
-          <w:rFonts w:ascii="Arial" w:hAnsi="Arial" w:eastAsia="Arial"/>
-          <w:color w:val="000000"/>
-          <w:sz w:val="22"/>
-        </w:rPr>
-        <w:t>Bodega Norte es un caso de estudio ficticio y utiliza datos de demostración.</w:t>
-      </w:r>
-    </w:p>
-    <w:p>
-      <w:pPr>
-        <w:pStyle w:val="ListBullet"/>
-      </w:pPr>
-      <w:r>
-        <w:rPr>
-          <w:rFonts w:ascii="Arial" w:hAnsi="Arial" w:eastAsia="Arial"/>
-          <w:color w:val="000000"/>
-          <w:sz w:val="22"/>
-        </w:rPr>
-        <w:t>La versión SQL Server anterior comprobó el registro de una venta, el descuento de una unidad y el rechazo de una cantidad superior al stock; esta evidencia no valida la migración a PostgreSQL.</w:t>
-      </w:r>
-    </w:p>
-    <w:p>
-      <w:pPr>
-        <w:pStyle w:val="ListBullet"/>
-      </w:pPr>
-      <w:r>
-        <w:rPr>
-          <w:rFonts w:ascii="Arial" w:hAnsi="Arial" w:eastAsia="Arial"/>
-          <w:color w:val="000000"/>
-          <w:sz w:val="22"/>
-        </w:rPr>
-        <w:t>La conexión Supabase y disponibilidad del backend están verificadas; las operaciones API autenticadas, aceptación visual, validación con usuarios reales e impacto operativo todavía requieren evidencia.</w:t>
-      </w:r>
-    </w:p>
-    <w:p>
-      <w:pPr>
-        <w:pStyle w:val="ListBullet"/>
-      </w:pPr>
-      <w:r>
-        <w:rPr>
-          <w:rFonts w:ascii="Arial" w:hAnsi="Arial" w:eastAsia="Arial"/>
-          <w:color w:val="000000"/>
-          <w:sz w:val="22"/>
-        </w:rPr>
-        <w:t>El modo compartido implementa autenticación, roles, auditoría, respaldo JSON y despliegue TLS; falta validar acceso, operaciones autenticadas y recuperación. Watson Assistant está especificado, pero no conectado al prototipo.</w:t>
-      </w:r>
-    </w:p>
-    <w:p>
-      <w:pPr>
-        <w:pStyle w:val="Heading1"/>
-        <w:keepNext/>
-        <w:keepLines/>
-      </w:pPr>
-      <w:r>
-        <w:rPr>
-          <w:rFonts w:ascii="Arial" w:hAnsi="Arial" w:eastAsia="Arial"/>
-          <w:color w:val="000000"/>
-          <w:sz w:val="22"/>
-        </w:rPr>
-        <w:t>5. Preguntas previsibles</w:t>
+        <w:t>Distribución propuesta</w:t>
       </w:r>
     </w:p>
     <w:tbl>
@@ -1193,7 +191,7 @@
                 <w:color w:val="FFFFFF"/>
                 <w:sz w:val="22"/>
               </w:rPr>
-              <w:t>Pregunta</w:t>
+              <w:t>Integrante</w:t>
             </w:r>
           </w:p>
         </w:tc>
@@ -1227,7 +225,7 @@
                 <w:color w:val="FFFFFF"/>
                 <w:sz w:val="22"/>
               </w:rPr>
-              <w:t>Respuesta sugerida</w:t>
+              <w:t>Contenido para explicar</w:t>
             </w:r>
           </w:p>
         </w:tc>
@@ -1238,7 +236,7 @@
         </w:trPr>
         <w:tc>
           <w:tcPr>
-            <w:tcW w:type="dxa" w:w="4320"/>
+            <w:tcW w:type="dxa" w:w="4535"/>
             <w:shd w:fill="FFFFFF"/>
             <w:tcBorders>
               <w:top w:val="single" w:sz="4" w:space="0" w:color="000000"/>
@@ -1263,13 +261,13 @@
                 <w:color w:val="000000"/>
                 <w:sz w:val="22"/>
               </w:rPr>
-              <w:t>¿Por qué localStorage?</w:t>
+              <w:t>Gonsalo Yoel Choque Becerra</w:t>
             </w:r>
           </w:p>
         </w:tc>
         <w:tc>
           <w:tcPr>
-            <w:tcW w:type="dxa" w:w="4320"/>
+            <w:tcW w:type="dxa" w:w="4535"/>
             <w:shd w:fill="FFFFFF"/>
             <w:tcBorders>
               <w:top w:val="single" w:sz="4" w:space="0" w:color="000000"/>
@@ -1294,7 +292,7 @@
                 <w:color w:val="000000"/>
                 <w:sz w:val="22"/>
               </w:rPr>
-              <w:t>Es una alternativa demo sin servidor; la ejecución en Visual Studio usa MVC y Supabase PostgreSQL.</w:t>
+              <w:t>Problema ficticio, objetivos, Canvas y plan.</w:t>
             </w:r>
           </w:p>
         </w:tc>
@@ -1305,7 +303,7 @@
         </w:trPr>
         <w:tc>
           <w:tcPr>
-            <w:tcW w:type="dxa" w:w="4320"/>
+            <w:tcW w:type="dxa" w:w="4535"/>
             <w:shd w:fill="FFFFFF"/>
             <w:tcBorders>
               <w:top w:val="single" w:sz="4" w:space="0" w:color="000000"/>
@@ -1330,13 +328,13 @@
                 <w:color w:val="000000"/>
                 <w:sz w:val="22"/>
               </w:rPr>
-              <w:t>¿Cómo se evita vender sin stock?</w:t>
+              <w:t>Adrian Alexander Berrocal Villanueva</w:t>
             </w:r>
           </w:p>
         </w:tc>
         <w:tc>
           <w:tcPr>
-            <w:tcW w:type="dxa" w:w="4320"/>
+            <w:tcW w:type="dxa" w:w="4535"/>
             <w:shd w:fill="FFFFFF"/>
             <w:tcBorders>
               <w:top w:val="single" w:sz="4" w:space="0" w:color="000000"/>
@@ -1361,7 +359,7 @@
                 <w:color w:val="000000"/>
                 <w:sz w:val="22"/>
               </w:rPr>
-              <w:t>La cantidad se valida contra el stock disponible antes de confirmar.</w:t>
+              <w:t>Interfaz, venta, inventario, reportes y móvil.</w:t>
             </w:r>
           </w:p>
         </w:tc>
@@ -1372,7 +370,7 @@
         </w:trPr>
         <w:tc>
           <w:tcPr>
-            <w:tcW w:type="dxa" w:w="4320"/>
+            <w:tcW w:type="dxa" w:w="4535"/>
             <w:shd w:fill="FFFFFF"/>
             <w:tcBorders>
               <w:top w:val="single" w:sz="4" w:space="0" w:color="000000"/>
@@ -1397,13 +395,13 @@
                 <w:color w:val="000000"/>
                 <w:sz w:val="22"/>
               </w:rPr>
-              <w:t>¿Qué hace el asistente?</w:t>
+              <w:t>Lalo Alessandro Eugenio Montalvo</w:t>
             </w:r>
           </w:p>
         </w:tc>
         <w:tc>
           <w:tcPr>
-            <w:tcW w:type="dxa" w:w="4320"/>
+            <w:tcW w:type="dxa" w:w="4535"/>
             <w:shd w:fill="FFFFFF"/>
             <w:tcBorders>
               <w:top w:val="single" w:sz="4" w:space="0" w:color="000000"/>
@@ -1428,7 +426,7 @@
                 <w:color w:val="000000"/>
                 <w:sz w:val="22"/>
               </w:rPr>
-              <w:t>La demo responde consultas de stock; el contrato Watson define la integración segura futura.</w:t>
+              <w:t>Modelo PostgreSQL, permisos de esquema y recuperación.</w:t>
             </w:r>
           </w:p>
         </w:tc>
@@ -1439,7 +437,7 @@
         </w:trPr>
         <w:tc>
           <w:tcPr>
-            <w:tcW w:type="dxa" w:w="4320"/>
+            <w:tcW w:type="dxa" w:w="4535"/>
             <w:shd w:fill="FFFFFF"/>
             <w:tcBorders>
               <w:top w:val="single" w:sz="4" w:space="0" w:color="000000"/>
@@ -1464,13 +462,13 @@
                 <w:color w:val="000000"/>
                 <w:sz w:val="22"/>
               </w:rPr>
-              <w:t>¿Cómo se respalda la información?</w:t>
+              <w:t>Juan Diego Romero Peralta</w:t>
             </w:r>
           </w:p>
         </w:tc>
         <w:tc>
           <w:tcPr>
-            <w:tcW w:type="dxa" w:w="4320"/>
+            <w:tcW w:type="dxa" w:w="4535"/>
             <w:shd w:fill="FFFFFF"/>
             <w:tcBorders>
               <w:top w:val="single" w:sz="4" w:space="0" w:color="000000"/>
@@ -1495,74 +493,7 @@
                 <w:color w:val="000000"/>
                 <w:sz w:val="22"/>
               </w:rPr>
-              <w:t>La demo permite exportar CSV; la base Supabase requiere definir y comprobar una política de copias antes de producción.</w:t>
-            </w:r>
-          </w:p>
-        </w:tc>
-      </w:tr>
-      <w:tr>
-        <w:trPr>
-          <w:cantSplit/>
-        </w:trPr>
-        <w:tc>
-          <w:tcPr>
-            <w:tcW w:type="dxa" w:w="4320"/>
-            <w:shd w:fill="FFFFFF"/>
-            <w:tcBorders>
-              <w:top w:val="single" w:sz="4" w:space="0" w:color="000000"/>
-              <w:left w:val="single" w:sz="4" w:space="0" w:color="000000"/>
-              <w:bottom w:val="single" w:sz="4" w:space="0" w:color="000000"/>
-              <w:right w:val="single" w:sz="4" w:space="0" w:color="000000"/>
-              <w:insideH w:val="single" w:sz="4" w:space="0" w:color="000000"/>
-              <w:insideV w:val="single" w:sz="4" w:space="0" w:color="000000"/>
-            </w:tcBorders>
-            <w:tcMar>
-              <w:top w:w="80" w:type="dxa"/>
-              <w:start w:w="100" w:type="dxa"/>
-              <w:bottom w:w="80" w:type="dxa"/>
-              <w:end w:w="100" w:type="dxa"/>
-            </w:tcMar>
-            <w:vAlign w:val="center"/>
-          </w:tcPr>
-          <w:p>
-            <w:r>
-              <w:rPr>
-                <w:rFonts w:ascii="Arial" w:hAnsi="Arial" w:eastAsia="Arial"/>
-                <w:color w:val="000000"/>
-                <w:sz w:val="22"/>
-              </w:rPr>
-              <w:t>¿Cómo se probó?</w:t>
-            </w:r>
-          </w:p>
-        </w:tc>
-        <w:tc>
-          <w:tcPr>
-            <w:tcW w:type="dxa" w:w="4320"/>
-            <w:shd w:fill="FFFFFF"/>
-            <w:tcBorders>
-              <w:top w:val="single" w:sz="4" w:space="0" w:color="000000"/>
-              <w:left w:val="single" w:sz="4" w:space="0" w:color="000000"/>
-              <w:bottom w:val="single" w:sz="4" w:space="0" w:color="000000"/>
-              <w:right w:val="single" w:sz="4" w:space="0" w:color="000000"/>
-              <w:insideH w:val="single" w:sz="4" w:space="0" w:color="000000"/>
-              <w:insideV w:val="single" w:sz="4" w:space="0" w:color="000000"/>
-            </w:tcBorders>
-            <w:tcMar>
-              <w:top w:w="80" w:type="dxa"/>
-              <w:start w:w="100" w:type="dxa"/>
-              <w:bottom w:w="80" w:type="dxa"/>
-              <w:end w:w="100" w:type="dxa"/>
-            </w:tcMar>
-            <w:vAlign w:val="center"/>
-          </w:tcPr>
-          <w:p>
-            <w:r>
-              <w:rPr>
-                <w:rFonts w:ascii="Arial" w:hAnsi="Arial" w:eastAsia="Arial"/>
-                <w:color w:val="000000"/>
-                <w:sz w:val="22"/>
-              </w:rPr>
-              <w:t>Se compilaron frontend y backend MVC con Npgsql. La integración Java validó una versión anterior con SQL Server; la prueba HTTP equivalente en Supabase permanece pendiente. Las 18 pruebas locales y los flujos de navegador de demostración se verificaron el 04-10-2026.</w:t>
+              <w:t>Backend MVC, Auth, transacciones, pruebas e integración IBM.</w:t>
             </w:r>
           </w:p>
         </w:tc>
@@ -1581,17 +512,111 @@
           <w:color w:val="000000"/>
           <w:sz w:val="22"/>
         </w:rPr>
-        <w:t>6. Cierre sugerido</w:t>
+        <w:t>Demostración</w:t>
       </w:r>
     </w:p>
     <w:p>
+      <w:pPr>
+        <w:ind w:left="369" w:hanging="369"/>
+      </w:pPr>
       <w:r>
         <w:rPr>
           <w:rFonts w:ascii="Arial" w:hAnsi="Arial" w:eastAsia="Arial"/>
           <w:color w:val="000000"/>
           <w:sz w:val="22"/>
         </w:rPr>
-        <w:t>La demostración presenta el alcance técnico del prototipo y diferencia las funciones implementadas de las validaciones pendientes. El despliegue académico está publicado; se deben confirmar la fecha del curso, la aceptación del equipo y los requisitos de un usuario real antes de afirmar uso operativo.</w:t>
+        <w:t>1. Explique que el caso usa datos académicos y que el cronograma y horas se ratifican con la docente.</w:t>
+      </w:r>
+    </w:p>
+    <w:p>
+      <w:pPr>
+        <w:ind w:left="369" w:hanging="369"/>
+      </w:pPr>
+      <w:r>
+        <w:rPr>
+          <w:rFonts w:ascii="Arial" w:hAnsi="Arial" w:eastAsia="Arial"/>
+          <w:color w:val="000000"/>
+          <w:sz w:val="22"/>
+        </w:rPr>
+        <w:t>2. Muestre una venta y el descuento de stock en un entorno de demostración.</w:t>
+      </w:r>
+    </w:p>
+    <w:p>
+      <w:pPr>
+        <w:ind w:left="369" w:hanging="369"/>
+      </w:pPr>
+      <w:r>
+        <w:rPr>
+          <w:rFonts w:ascii="Arial" w:hAnsi="Arial" w:eastAsia="Arial"/>
+          <w:color w:val="000000"/>
+          <w:sz w:val="22"/>
+        </w:rPr>
+        <w:t>3. Muestre rechazo por stock insuficiente, anulación y movimientos.</w:t>
+      </w:r>
+    </w:p>
+    <w:p>
+      <w:pPr>
+        <w:ind w:left="369" w:hanging="369"/>
+      </w:pPr>
+      <w:r>
+        <w:rPr>
+          <w:rFonts w:ascii="Arial" w:hAnsi="Arial" w:eastAsia="Arial"/>
+          <w:color w:val="000000"/>
+          <w:sz w:val="22"/>
+        </w:rPr>
+        <w:t>4. Abra reportes y exporte CSV; explique fecha de Lima y ventas anuladas.</w:t>
+      </w:r>
+    </w:p>
+    <w:p>
+      <w:pPr>
+        <w:ind w:left="369" w:hanging="369"/>
+      </w:pPr>
+      <w:r>
+        <w:rPr>
+          <w:rFonts w:ascii="Arial" w:hAnsi="Arial" w:eastAsia="Arial"/>
+          <w:color w:val="000000"/>
+          <w:sz w:val="22"/>
+        </w:rPr>
+        <w:t>5. Compare los permisos simulados de administrador y cajero; explique el control real del servidor.</w:t>
+      </w:r>
+    </w:p>
+    <w:p>
+      <w:pPr>
+        <w:ind w:left="369" w:hanging="369"/>
+      </w:pPr>
+      <w:r>
+        <w:rPr>
+          <w:rFonts w:ascii="Arial" w:hAnsi="Arial" w:eastAsia="Arial"/>
+          <w:color w:val="000000"/>
+          <w:sz w:val="22"/>
+        </w:rPr>
+        <w:t>6. Muestre recuperación demo y explique que PostgreSQL se restaura en un esquema nuevo.</w:t>
+      </w:r>
+    </w:p>
+    <w:p>
+      <w:pPr>
+        <w:ind w:left="369" w:hanging="369"/>
+      </w:pPr>
+      <w:r>
+        <w:rPr>
+          <w:rFonts w:ascii="Arial" w:hAnsi="Arial" w:eastAsia="Arial"/>
+          <w:color w:val="000000"/>
+          <w:sz w:val="22"/>
+        </w:rPr>
+        <w:t>7. Abra Watson y pregunte Cómo registro una venta; identifique el proveedor y la vigencia del Trial.</w:t>
+      </w:r>
+    </w:p>
+    <w:p>
+      <w:pPr>
+        <w:ind w:left="369" w:hanging="369"/>
+      </w:pPr>
+      <w:r>
+        <w:rPr>
+          <w:rFonts w:ascii="Arial" w:hAnsi="Arial" w:eastAsia="Arial"/>
+          <w:color w:val="000000"/>
+          <w:sz w:val="22"/>
+        </w:rPr>
+        <w:t>8. Presente la matriz y el anexo. Distinga las pruebas aisladas de la conexión real IBM y de la aceptación humana.</w:t>
       </w:r>
     </w:p>
     <w:p>
@@ -1606,377 +631,7 @@
           <w:color w:val="000000"/>
           <w:sz w:val="22"/>
         </w:rPr>
-        <w:t>7. Datos para completar</w:t>
-      </w:r>
-    </w:p>
-    <w:tbl>
-      <w:tblPr>
-        <w:tblStyle w:val="TableGrid"/>
-        <w:tblW w:type="auto" w:w="0"/>
-        <w:jc w:val="center"/>
-        <w:tblLook w:firstColumn="1" w:firstRow="1" w:lastColumn="0" w:lastRow="0" w:noHBand="0" w:noVBand="1" w:val="04A0"/>
-      </w:tblPr>
-      <w:tblGrid>
-        <w:gridCol w:w="4320"/>
-        <w:gridCol w:w="4320"/>
-      </w:tblGrid>
-      <w:tr>
-        <w:trPr>
-          <w:cantSplit/>
-          <w:tblHeader w:val="true"/>
-        </w:trPr>
-        <w:tc>
-          <w:tcPr>
-            <w:tcW w:type="dxa" w:w="4320"/>
-            <w:shd w:fill="000000"/>
-            <w:tcBorders>
-              <w:top w:val="single" w:sz="4" w:space="0" w:color="000000"/>
-              <w:left w:val="single" w:sz="4" w:space="0" w:color="000000"/>
-              <w:bottom w:val="single" w:sz="4" w:space="0" w:color="000000"/>
-              <w:right w:val="single" w:sz="4" w:space="0" w:color="000000"/>
-              <w:insideH w:val="single" w:sz="4" w:space="0" w:color="000000"/>
-              <w:insideV w:val="single" w:sz="4" w:space="0" w:color="000000"/>
-            </w:tcBorders>
-            <w:tcMar>
-              <w:top w:w="80" w:type="dxa"/>
-              <w:start w:w="100" w:type="dxa"/>
-              <w:bottom w:w="80" w:type="dxa"/>
-              <w:end w:w="100" w:type="dxa"/>
-            </w:tcMar>
-          </w:tcPr>
-          <w:p>
-            <w:pPr>
-              <w:keepNext/>
-            </w:pPr>
-            <w:r>
-              <w:rPr>
-                <w:rFonts w:ascii="Arial" w:hAnsi="Arial" w:eastAsia="Arial"/>
-                <w:b/>
-                <w:color w:val="FFFFFF"/>
-                <w:sz w:val="22"/>
-              </w:rPr>
-              <w:t>Dato</w:t>
-            </w:r>
-          </w:p>
-        </w:tc>
-        <w:tc>
-          <w:tcPr>
-            <w:tcW w:type="dxa" w:w="4320"/>
-            <w:shd w:fill="000000"/>
-            <w:tcBorders>
-              <w:top w:val="single" w:sz="4" w:space="0" w:color="000000"/>
-              <w:left w:val="single" w:sz="4" w:space="0" w:color="000000"/>
-              <w:bottom w:val="single" w:sz="4" w:space="0" w:color="000000"/>
-              <w:right w:val="single" w:sz="4" w:space="0" w:color="000000"/>
-              <w:insideH w:val="single" w:sz="4" w:space="0" w:color="000000"/>
-              <w:insideV w:val="single" w:sz="4" w:space="0" w:color="000000"/>
-            </w:tcBorders>
-            <w:tcMar>
-              <w:top w:w="80" w:type="dxa"/>
-              <w:start w:w="100" w:type="dxa"/>
-              <w:bottom w:w="80" w:type="dxa"/>
-              <w:end w:w="100" w:type="dxa"/>
-            </w:tcMar>
-          </w:tcPr>
-          <w:p>
-            <w:pPr>
-              <w:keepNext/>
-            </w:pPr>
-            <w:r>
-              <w:rPr>
-                <w:rFonts w:ascii="Arial" w:hAnsi="Arial" w:eastAsia="Arial"/>
-                <w:b/>
-                <w:color w:val="FFFFFF"/>
-                <w:sz w:val="22"/>
-              </w:rPr>
-              <w:t>Referencia</w:t>
-            </w:r>
-          </w:p>
-        </w:tc>
-      </w:tr>
-      <w:tr>
-        <w:trPr>
-          <w:cantSplit/>
-        </w:trPr>
-        <w:tc>
-          <w:tcPr>
-            <w:tcW w:type="dxa" w:w="4320"/>
-            <w:shd w:fill="FFFFFF"/>
-            <w:tcBorders>
-              <w:top w:val="single" w:sz="4" w:space="0" w:color="000000"/>
-              <w:left w:val="single" w:sz="4" w:space="0" w:color="000000"/>
-              <w:bottom w:val="single" w:sz="4" w:space="0" w:color="000000"/>
-              <w:right w:val="single" w:sz="4" w:space="0" w:color="000000"/>
-              <w:insideH w:val="single" w:sz="4" w:space="0" w:color="000000"/>
-              <w:insideV w:val="single" w:sz="4" w:space="0" w:color="000000"/>
-            </w:tcBorders>
-            <w:tcMar>
-              <w:top w:w="80" w:type="dxa"/>
-              <w:start w:w="100" w:type="dxa"/>
-              <w:bottom w:w="80" w:type="dxa"/>
-              <w:end w:w="100" w:type="dxa"/>
-            </w:tcMar>
-            <w:vAlign w:val="center"/>
-          </w:tcPr>
-          <w:p>
-            <w:r>
-              <w:rPr>
-                <w:rFonts w:ascii="Arial" w:hAnsi="Arial" w:eastAsia="Arial"/>
-                <w:color w:val="000000"/>
-                <w:sz w:val="22"/>
-              </w:rPr>
-              <w:t>Integrantes</w:t>
-            </w:r>
-          </w:p>
-        </w:tc>
-        <w:tc>
-          <w:tcPr>
-            <w:tcW w:type="dxa" w:w="4320"/>
-            <w:shd w:fill="FFFFFF"/>
-            <w:tcBorders>
-              <w:top w:val="single" w:sz="4" w:space="0" w:color="000000"/>
-              <w:left w:val="single" w:sz="4" w:space="0" w:color="000000"/>
-              <w:bottom w:val="single" w:sz="4" w:space="0" w:color="000000"/>
-              <w:right w:val="single" w:sz="4" w:space="0" w:color="000000"/>
-              <w:insideH w:val="single" w:sz="4" w:space="0" w:color="000000"/>
-              <w:insideV w:val="single" w:sz="4" w:space="0" w:color="000000"/>
-            </w:tcBorders>
-            <w:tcMar>
-              <w:top w:w="80" w:type="dxa"/>
-              <w:start w:w="100" w:type="dxa"/>
-              <w:bottom w:w="80" w:type="dxa"/>
-              <w:end w:w="100" w:type="dxa"/>
-            </w:tcMar>
-            <w:vAlign w:val="center"/>
-          </w:tcPr>
-          <w:p>
-            <w:r>
-              <w:rPr>
-                <w:rFonts w:ascii="Arial" w:hAnsi="Arial" w:eastAsia="Arial"/>
-                <w:color w:val="000000"/>
-                <w:sz w:val="22"/>
-              </w:rPr>
-              <w:t>Grupo 10; relación en la portada.</w:t>
-            </w:r>
-          </w:p>
-        </w:tc>
-      </w:tr>
-      <w:tr>
-        <w:trPr>
-          <w:cantSplit/>
-        </w:trPr>
-        <w:tc>
-          <w:tcPr>
-            <w:tcW w:type="dxa" w:w="4320"/>
-            <w:shd w:fill="FFFFFF"/>
-            <w:tcBorders>
-              <w:top w:val="single" w:sz="4" w:space="0" w:color="000000"/>
-              <w:left w:val="single" w:sz="4" w:space="0" w:color="000000"/>
-              <w:bottom w:val="single" w:sz="4" w:space="0" w:color="000000"/>
-              <w:right w:val="single" w:sz="4" w:space="0" w:color="000000"/>
-              <w:insideH w:val="single" w:sz="4" w:space="0" w:color="000000"/>
-              <w:insideV w:val="single" w:sz="4" w:space="0" w:color="000000"/>
-            </w:tcBorders>
-            <w:tcMar>
-              <w:top w:w="80" w:type="dxa"/>
-              <w:start w:w="100" w:type="dxa"/>
-              <w:bottom w:w="80" w:type="dxa"/>
-              <w:end w:w="100" w:type="dxa"/>
-            </w:tcMar>
-            <w:vAlign w:val="center"/>
-          </w:tcPr>
-          <w:p>
-            <w:r>
-              <w:rPr>
-                <w:rFonts w:ascii="Arial" w:hAnsi="Arial" w:eastAsia="Arial"/>
-                <w:color w:val="000000"/>
-                <w:sz w:val="22"/>
-              </w:rPr>
-              <w:t>Orden de exposición</w:t>
-            </w:r>
-          </w:p>
-        </w:tc>
-        <w:tc>
-          <w:tcPr>
-            <w:tcW w:type="dxa" w:w="4320"/>
-            <w:shd w:fill="FFFFFF"/>
-            <w:tcBorders>
-              <w:top w:val="single" w:sz="4" w:space="0" w:color="000000"/>
-              <w:left w:val="single" w:sz="4" w:space="0" w:color="000000"/>
-              <w:bottom w:val="single" w:sz="4" w:space="0" w:color="000000"/>
-              <w:right w:val="single" w:sz="4" w:space="0" w:color="000000"/>
-              <w:insideH w:val="single" w:sz="4" w:space="0" w:color="000000"/>
-              <w:insideV w:val="single" w:sz="4" w:space="0" w:color="000000"/>
-            </w:tcBorders>
-            <w:tcMar>
-              <w:top w:w="80" w:type="dxa"/>
-              <w:start w:w="100" w:type="dxa"/>
-              <w:bottom w:w="80" w:type="dxa"/>
-              <w:end w:w="100" w:type="dxa"/>
-            </w:tcMar>
-            <w:vAlign w:val="center"/>
-          </w:tcPr>
-          <w:p>
-            <w:r>
-              <w:rPr>
-                <w:rFonts w:ascii="Arial" w:hAnsi="Arial" w:eastAsia="Arial"/>
-                <w:color w:val="000000"/>
-                <w:sz w:val="22"/>
-              </w:rPr>
-              <w:t>Propuesta en la sección 2; el equipo puede ajustarla.</w:t>
-            </w:r>
-          </w:p>
-        </w:tc>
-      </w:tr>
-      <w:tr>
-        <w:trPr>
-          <w:cantSplit/>
-        </w:trPr>
-        <w:tc>
-          <w:tcPr>
-            <w:tcW w:type="dxa" w:w="4320"/>
-            <w:shd w:fill="FFFFFF"/>
-            <w:tcBorders>
-              <w:top w:val="single" w:sz="4" w:space="0" w:color="000000"/>
-              <w:left w:val="single" w:sz="4" w:space="0" w:color="000000"/>
-              <w:bottom w:val="single" w:sz="4" w:space="0" w:color="000000"/>
-              <w:right w:val="single" w:sz="4" w:space="0" w:color="000000"/>
-              <w:insideH w:val="single" w:sz="4" w:space="0" w:color="000000"/>
-              <w:insideV w:val="single" w:sz="4" w:space="0" w:color="000000"/>
-            </w:tcBorders>
-            <w:tcMar>
-              <w:top w:w="80" w:type="dxa"/>
-              <w:start w:w="100" w:type="dxa"/>
-              <w:bottom w:w="80" w:type="dxa"/>
-              <w:end w:w="100" w:type="dxa"/>
-            </w:tcMar>
-            <w:vAlign w:val="center"/>
-          </w:tcPr>
-          <w:p>
-            <w:r>
-              <w:rPr>
-                <w:rFonts w:ascii="Arial" w:hAnsi="Arial" w:eastAsia="Arial"/>
-                <w:color w:val="000000"/>
-                <w:sz w:val="22"/>
-              </w:rPr>
-              <w:t>Duración</w:t>
-            </w:r>
-          </w:p>
-        </w:tc>
-        <w:tc>
-          <w:tcPr>
-            <w:tcW w:type="dxa" w:w="4320"/>
-            <w:shd w:fill="FFFFFF"/>
-            <w:tcBorders>
-              <w:top w:val="single" w:sz="4" w:space="0" w:color="000000"/>
-              <w:left w:val="single" w:sz="4" w:space="0" w:color="000000"/>
-              <w:bottom w:val="single" w:sz="4" w:space="0" w:color="000000"/>
-              <w:right w:val="single" w:sz="4" w:space="0" w:color="000000"/>
-              <w:insideH w:val="single" w:sz="4" w:space="0" w:color="000000"/>
-              <w:insideV w:val="single" w:sz="4" w:space="0" w:color="000000"/>
-            </w:tcBorders>
-            <w:tcMar>
-              <w:top w:w="80" w:type="dxa"/>
-              <w:start w:w="100" w:type="dxa"/>
-              <w:bottom w:w="80" w:type="dxa"/>
-              <w:end w:w="100" w:type="dxa"/>
-            </w:tcMar>
-            <w:vAlign w:val="center"/>
-          </w:tcPr>
-          <w:p>
-            <w:r>
-              <w:rPr>
-                <w:rFonts w:ascii="Arial" w:hAnsi="Arial" w:eastAsia="Arial"/>
-                <w:color w:val="000000"/>
-                <w:sz w:val="22"/>
-              </w:rPr>
-              <w:t>17 minutos sugeridos, sujeto a indicación de la docente.</w:t>
-            </w:r>
-          </w:p>
-        </w:tc>
-      </w:tr>
-      <w:tr>
-        <w:trPr>
-          <w:cantSplit/>
-        </w:trPr>
-        <w:tc>
-          <w:tcPr>
-            <w:tcW w:type="dxa" w:w="4320"/>
-            <w:shd w:fill="FFFFFF"/>
-            <w:tcBorders>
-              <w:top w:val="single" w:sz="4" w:space="0" w:color="000000"/>
-              <w:left w:val="single" w:sz="4" w:space="0" w:color="000000"/>
-              <w:bottom w:val="single" w:sz="4" w:space="0" w:color="000000"/>
-              <w:right w:val="single" w:sz="4" w:space="0" w:color="000000"/>
-              <w:insideH w:val="single" w:sz="4" w:space="0" w:color="000000"/>
-              <w:insideV w:val="single" w:sz="4" w:space="0" w:color="000000"/>
-            </w:tcBorders>
-            <w:tcMar>
-              <w:top w:w="80" w:type="dxa"/>
-              <w:start w:w="100" w:type="dxa"/>
-              <w:bottom w:w="80" w:type="dxa"/>
-              <w:end w:w="100" w:type="dxa"/>
-            </w:tcMar>
-            <w:vAlign w:val="center"/>
-          </w:tcPr>
-          <w:p>
-            <w:r>
-              <w:rPr>
-                <w:rFonts w:ascii="Arial" w:hAnsi="Arial" w:eastAsia="Arial"/>
-                <w:color w:val="000000"/>
-                <w:sz w:val="22"/>
-              </w:rPr>
-              <w:t>Fecha y aula</w:t>
-            </w:r>
-          </w:p>
-        </w:tc>
-        <w:tc>
-          <w:tcPr>
-            <w:tcW w:type="dxa" w:w="4320"/>
-            <w:shd w:fill="FFFFFF"/>
-            <w:tcBorders>
-              <w:top w:val="single" w:sz="4" w:space="0" w:color="000000"/>
-              <w:left w:val="single" w:sz="4" w:space="0" w:color="000000"/>
-              <w:bottom w:val="single" w:sz="4" w:space="0" w:color="000000"/>
-              <w:right w:val="single" w:sz="4" w:space="0" w:color="000000"/>
-              <w:insideH w:val="single" w:sz="4" w:space="0" w:color="000000"/>
-              <w:insideV w:val="single" w:sz="4" w:space="0" w:color="000000"/>
-            </w:tcBorders>
-            <w:tcMar>
-              <w:top w:w="80" w:type="dxa"/>
-              <w:start w:w="100" w:type="dxa"/>
-              <w:bottom w:w="80" w:type="dxa"/>
-              <w:end w:w="100" w:type="dxa"/>
-            </w:tcMar>
-            <w:vAlign w:val="center"/>
-          </w:tcPr>
-          <w:p>
-            <w:r>
-              <w:rPr>
-                <w:rFonts w:ascii="Arial" w:hAnsi="Arial" w:eastAsia="Arial"/>
-                <w:color w:val="000000"/>
-                <w:sz w:val="22"/>
-              </w:rPr>
-              <w:t>Según anuncio vigente en el aula virtual.</w:t>
-            </w:r>
-          </w:p>
-        </w:tc>
-      </w:tr>
-    </w:tbl>
-    <w:p/>
-    <w:p>
-      <w:pPr>
-        <w:pStyle w:val="Heading1"/>
-        <w:keepNext/>
-        <w:keepLines/>
-      </w:pPr>
-      <w:r>
-        <w:rPr>
-          <w:rFonts w:ascii="Arial" w:hAnsi="Arial" w:eastAsia="Arial"/>
-          <w:color w:val="000000"/>
-          <w:sz w:val="22"/>
-        </w:rPr>
-        <w:t>Actualización operativa al 04-10-2026</w:t>
+        <w:t>Cierre</w:t>
       </w:r>
     </w:p>
     <w:p>
@@ -1986,17 +641,7 @@
           <w:color w:val="000000"/>
           <w:sz w:val="22"/>
         </w:rPr>
-        <w:t>Se implementaron Supabase Auth y permisos administrador/cajero, ajustes con motivo y control de versión, venta con identificador de reintento, anulaciones con devolución única de stock, historial y constancia interna, proveedores y configuración persistentes, auditoría y respaldo JSON. Los reportes usan fecha de Lima y detalles de venta; no se inventan costos históricos.</w:t>
-      </w:r>
-    </w:p>
-    <w:p>
-      <w:r>
-        <w:rPr>
-          <w:rFonts w:ascii="Arial" w:hAnsi="Arial" w:eastAsia="Arial"/>
-          <w:color w:val="000000"/>
-          <w:sz w:val="22"/>
-        </w:rPr>
-        <w:t>Validación técnica: 18 pruebas locales aprobadas y compilaciones correctas. Render está publicado y conectado a Supabase con TLS y certificado validado; /api/health/ready responde HTTP 200 y las rutas privadas rechazan acceso anónimo. GitHub Pages usa la API remota. Falta confirmar la cuenta inicial, probar operaciones autenticadas y registrar aceptación del Grupo 10. Evidencia: docs/evidencias/validacion_tecnica_2026-10-04.md.</w:t>
+        <w:t>El producto implementa el alcance académico y está publicado con sus manuales. El siguiente paso para uso comercial es validar el flujo con usuarios reales, gestionar datos personales y acordar mantenimiento y continuidad de servicios.</w:t>
       </w:r>
     </w:p>
     <w:sectPr>
